--- a/outputs/access/MCA_todo.docx
+++ b/outputs/access/MCA_todo.docx
@@ -13,7 +13,7 @@
           <w:sz w:val="40"/>
           <w:szCs w:val="40"/>
         </w:rPr>
-        <w:t xml:space="preserve">To do - Managalas track recording</w:t>
+        <w:t xml:space="preserve">To do - Managalas tracks and facility points</w:t>
       </w:r>
     </w:p>
     <w:p>
@@ -26,7 +26,45 @@
           <w:sz w:val="20"/>
           <w:szCs w:val="20"/>
         </w:rPr>
-        <w:t xml:space="preserve">Managalas Conservation Area · job list for the field team · generated 15 October 2026</w:t>
+        <w:t xml:space="preserve">Managalas Conservation Area · tracks to walk and points to collect · generated 16 October 2026</w:t>
+      </w:r>
+    </w:p>
+    <w:p>
+      <w:pPr>
+        <w:spacing w:after="100" w:before="0"/>
+      </w:pPr>
+      <w:r>
+        <w:rPr>
+          <w:b/>
+          <w:bCs/>
+          <w:sz w:val="24"/>
+          <w:szCs w:val="24"/>
+        </w:rPr>
+        <w:t xml:space="preserve">Contents</w:t>
+      </w:r>
+    </w:p>
+    <w:sdt>
+      <w:sdtPr>
+        <w:alias w:val="Contents"/>
+      </w:sdtPr>
+      <w:sdtContent>
+        <w:p>
+          <w:r>
+            <w:fldChar w:fldCharType="begin" w:dirty="true"/>
+            <w:instrText xml:space="preserve">TOC \h \o "1-3"</w:instrText>
+            <w:fldChar w:fldCharType="separate"/>
+          </w:r>
+        </w:p>
+        <w:p>
+          <w:r>
+            <w:fldChar w:fldCharType="end"/>
+          </w:r>
+        </w:p>
+      </w:sdtContent>
+    </w:sdt>
+    <w:p>
+      <w:r>
+        <w:br w:type="page"/>
       </w:r>
     </w:p>
     <w:p>
@@ -56,6 +94,17 @@
         <w:t xml:space="preserve">outputs/access/track_checklist.csv</w:t>
       </w:r>
       <w:r>
+        <w:t xml:space="preserve"> and </w:t>
+      </w:r>
+      <w:r>
+        <w:rPr>
+          <w:rFonts w:ascii="Consolas" w:cs="Consolas" w:eastAsia="Consolas" w:hAnsi="Consolas"/>
+          <w:sz w:val="19"/>
+          <w:szCs w:val="19"/>
+        </w:rPr>
+        <w:t xml:space="preserve">data/reference/facilities.csv</w:t>
+      </w:r>
+      <w:r>
         <w:t xml:space="preserve">. </w:t>
       </w:r>
       <w:r>
@@ -67,7 +116,7 @@
         <w:t xml:space="preserve">TRACK_CHECKLIST.md</w:t>
       </w:r>
       <w:r>
-        <w:t xml:space="preserve"> lists the same work route by route; this lists it job by job, because one missing coordinate blocks a whole route and one short link closes several.</w:t>
+        <w:t xml:space="preserve"> lists the walking route by route; this lists everything job by job, because one missing coordinate blocks a whole route and one short link closes several.</w:t>
       </w:r>
     </w:p>
     <w:p>
@@ -75,7 +124,14 @@
         <w:spacing w:after="140" w:before="0"/>
       </w:pPr>
       <w:r>
-        <w:t xml:space="preserve">Of 110 legs on the team's list: </w:t>
+        <w:rPr>
+          <w:b/>
+          <w:bCs/>
+        </w:rPr>
+        <w:t xml:space="preserve">Two things outstanding.</w:t>
+      </w:r>
+      <w:r>
+        <w:t xml:space="preserve"> The walking: of 110 legs on the team's list, </w:t>
       </w:r>
       <w:r>
         <w:rPr>
@@ -115,7 +171,17 @@
         <w:t xml:space="preserve">8 cannot be checked</w:t>
       </w:r>
       <w:r>
-        <w:t xml:space="preserve"> until a place is located.</w:t>
+        <w:t xml:space="preserve"> until a place is located. The points: </w:t>
+      </w:r>
+      <w:r>
+        <w:rPr>
+          <w:b/>
+          <w:bCs/>
+        </w:rPr>
+        <w:t xml:space="preserve">63 facility positions</w:t>
+      </w:r>
+      <w:r>
+        <w:t xml:space="preserve"> still to collect, none of which has a coordinate yet.</w:t>
       </w:r>
     </w:p>
     <w:p>
@@ -124,7 +190,7 @@
         <w:spacing w:after="120" w:before="260"/>
       </w:pPr>
       <w:r>
-        <w:t xml:space="preserve">1. Places that need a coordinate</w:t>
+        <w:t xml:space="preserve">1. Places on the track list that need a coordinate</w:t>
       </w:r>
     </w:p>
     <w:p>
@@ -435,7 +501,7 @@
         <w:spacing w:after="120" w:before="260"/>
       </w:pPr>
       <w:r>
-        <w:t xml:space="preserve">2. Short links worth walking first</w:t>
+        <w:t xml:space="preserve">2. Facility points to collect</w:t>
       </w:r>
     </w:p>
     <w:p>
@@ -447,10 +513,43 @@
           <w:b/>
           <w:bCs/>
         </w:rPr>
-        <w:t xml:space="preserve">6 legs under 3 km.</w:t>
-      </w:r>
-      <w:r>
-        <w:t xml:space="preserve"> Both ends are already recorded, but no recording follows the direct track between them, so the map has to send people the long way round. Short walks, each of which closes a hole in the network.</w:t>
+        <w:t xml:space="preserve">63 points</w:t>
+      </w:r>
+      <w:r>
+        <w:t xml:space="preserve"> across 36 villages - the second list, the schools, aid posts, health centres, airstrips and offices.</w:t>
+      </w:r>
+    </w:p>
+    <w:p>
+      <w:pPr>
+        <w:spacing w:after="140" w:before="0"/>
+      </w:pPr>
+      <w:r>
+        <w:t xml:space="preserve">Each facility is its own point. A school, an aid post and an airstrip in one village are three positions, not one, so a village coordinate does not cover them. Grouped by village so a single visit collects everything there.</w:t>
+      </w:r>
+    </w:p>
+    <w:p>
+      <w:pPr>
+        <w:spacing w:after="140" w:before="0"/>
+      </w:pPr>
+      <w:r>
+        <w:t xml:space="preserve">Record the status as found as well as the position - several of these were last reported closed decades ago, and the table below is what was said, not what is there now.</w:t>
+      </w:r>
+    </w:p>
+    <w:p>
+      <w:pPr>
+        <w:pStyle w:val="Heading3"/>
+        <w:spacing w:after="120" w:before="260"/>
+      </w:pPr>
+      <w:r>
+        <w:t xml:space="preserve">First: 11 villages we cannot send anyone to (21 points)</w:t>
+      </w:r>
+    </w:p>
+    <w:p>
+      <w:pPr>
+        <w:spacing w:after="140" w:before="0"/>
+      </w:pPr>
+      <w:r>
+        <w:t xml:space="preserve">Either the ward table does not name the village, or the name is one we have no position for. Settle these and the points below become collectable on the same trip as everything else in the ward.</w:t>
       </w:r>
     </w:p>
     <w:p>
@@ -473,18 +572,133 @@
           <w:b/>
           <w:bCs/>
         </w:rPr>
-        <w:t xml:space="preserve">Highway → Kawowoki</w:t>
-      </w:r>
-      <w:r>
-        <w:t xml:space="preserve"> — 0.5 km direct, against 24.2 km the long way round  </w:t>
-      </w:r>
-      <w:r>
-        <w:rPr>
-          <w:rFonts w:ascii="Consolas" w:cs="Consolas" w:eastAsia="Consolas" w:hAnsi="Consolas"/>
-          <w:sz w:val="19"/>
-          <w:szCs w:val="19"/>
-        </w:rPr>
-        <w:t xml:space="preserve">R12</w:t>
+        <w:t xml:space="preserve">Afore Govt Station</w:t>
+      </w:r>
+      <w:r>
+        <w:t xml:space="preserve"> (ward 02 Niniuri) — 5 points</w:t>
+      </w:r>
+    </w:p>
+    <w:p>
+      <w:pPr>
+        <w:pStyle w:val="ListParagraph"/>
+        <w:numPr>
+          <w:ilvl w:val="1"/>
+          <w:numId w:val="2"/>
+        </w:numPr>
+        <w:spacing w:after="40" w:before="20"/>
+      </w:pPr>
+      <w:r>
+        <w:t xml:space="preserve">is this at </w:t>
+      </w:r>
+      <w:r>
+        <w:rPr>
+          <w:b/>
+          <w:bCs/>
+        </w:rPr>
+        <w:t xml:space="preserve">Afore</w:t>
+      </w:r>
+      <w:r>
+        <w:t xml:space="preserve">? we hold a position for it (gazetteer), and the first part of the name matches — please confirm rather than let us assume</w:t>
+      </w:r>
+    </w:p>
+    <w:p>
+      <w:pPr>
+        <w:pStyle w:val="ListParagraph"/>
+        <w:numPr>
+          <w:ilvl w:val="1"/>
+          <w:numId w:val="2"/>
+        </w:numPr>
+        <w:spacing w:after="40" w:before="20"/>
+      </w:pPr>
+      <w:r>
+        <w:t xml:space="preserve">Afore Health Centre, clinic + 3 CHW houses — </w:t>
+      </w:r>
+      <w:r>
+        <w:rPr>
+          <w:i/>
+          <w:iCs/>
+        </w:rPr>
+        <w:t xml:space="preserve">Functioning</w:t>
+      </w:r>
+    </w:p>
+    <w:p>
+      <w:pPr>
+        <w:pStyle w:val="ListParagraph"/>
+        <w:numPr>
+          <w:ilvl w:val="1"/>
+          <w:numId w:val="2"/>
+        </w:numPr>
+        <w:spacing w:after="40" w:before="20"/>
+      </w:pPr>
+      <w:r>
+        <w:t xml:space="preserve">Afore Elementary School, 2-in-1 classroom — </w:t>
+      </w:r>
+      <w:r>
+        <w:rPr>
+          <w:i/>
+          <w:iCs/>
+        </w:rPr>
+        <w:t xml:space="preserve">Functioning</w:t>
+      </w:r>
+    </w:p>
+    <w:p>
+      <w:pPr>
+        <w:pStyle w:val="ListParagraph"/>
+        <w:numPr>
+          <w:ilvl w:val="1"/>
+          <w:numId w:val="2"/>
+        </w:numPr>
+        <w:spacing w:after="40" w:before="20"/>
+      </w:pPr>
+      <w:r>
+        <w:t xml:space="preserve">Afore Primary School, 2 × 2-in-1 + 6 staff houses — </w:t>
+      </w:r>
+      <w:r>
+        <w:rPr>
+          <w:i/>
+          <w:iCs/>
+        </w:rPr>
+        <w:t xml:space="preserve">Functioning, needs upgrading</w:t>
+      </w:r>
+    </w:p>
+    <w:p>
+      <w:pPr>
+        <w:pStyle w:val="ListParagraph"/>
+        <w:numPr>
+          <w:ilvl w:val="1"/>
+          <w:numId w:val="2"/>
+        </w:numPr>
+        <w:spacing w:after="40" w:before="20"/>
+      </w:pPr>
+      <w:r>
+        <w:t xml:space="preserve">DDA Sub-District Office — </w:t>
+      </w:r>
+      <w:r>
+        <w:rPr>
+          <w:i/>
+          <w:iCs/>
+        </w:rPr>
+        <w:t xml:space="preserve">Not functioning, yet to open</w:t>
+      </w:r>
+    </w:p>
+    <w:p>
+      <w:pPr>
+        <w:pStyle w:val="ListParagraph"/>
+        <w:numPr>
+          <w:ilvl w:val="1"/>
+          <w:numId w:val="2"/>
+        </w:numPr>
+        <w:spacing w:after="40" w:before="20"/>
+      </w:pPr>
+      <w:r>
+        <w:t xml:space="preserve">Afore Airstrip — </w:t>
+      </w:r>
+      <w:r>
+        <w:rPr>
+          <w:i/>
+          <w:iCs/>
+        </w:rPr>
+        <w:t xml:space="preserve">Closed</w:t>
       </w:r>
     </w:p>
     <w:p>
@@ -503,22 +717,37 @@
         <w:t xml:space="preserve">[ ]  </w:t>
       </w:r>
       <w:r>
-        <w:rPr>
-          <w:b/>
-          <w:bCs/>
-        </w:rPr>
-        <w:t xml:space="preserve">Afore → Korokoro</w:t>
-      </w:r>
-      <w:r>
-        <w:t xml:space="preserve"> — 0.5 km direct, against 2.2 km the long way round  </w:t>
-      </w:r>
-      <w:r>
-        <w:rPr>
-          <w:rFonts w:ascii="Consolas" w:cs="Consolas" w:eastAsia="Consolas" w:hAnsi="Consolas"/>
-          <w:sz w:val="19"/>
-          <w:szCs w:val="19"/>
-        </w:rPr>
-        <w:t xml:space="preserve">R14</w:t>
+        <w:t xml:space="preserve">ward </w:t>
+      </w:r>
+      <w:r>
+        <w:rPr>
+          <w:b/>
+          <w:bCs/>
+        </w:rPr>
+        <w:t xml:space="preserve">05 Siurani</w:t>
+      </w:r>
+      <w:r>
+        <w:t xml:space="preserve"> - village not named in the table — 1 point</w:t>
+      </w:r>
+    </w:p>
+    <w:p>
+      <w:pPr>
+        <w:pStyle w:val="ListParagraph"/>
+        <w:numPr>
+          <w:ilvl w:val="1"/>
+          <w:numId w:val="2"/>
+        </w:numPr>
+        <w:spacing w:after="40" w:before="20"/>
+      </w:pPr>
+      <w:r>
+        <w:t xml:space="preserve">Elementary School, 2-in-1 — </w:t>
+      </w:r>
+      <w:r>
+        <w:rPr>
+          <w:i/>
+          <w:iCs/>
+        </w:rPr>
+        <w:t xml:space="preserve">Not functioning, closed</w:t>
       </w:r>
     </w:p>
     <w:p>
@@ -537,22 +766,60 @@
         <w:t xml:space="preserve">[ ]  </w:t>
       </w:r>
       <w:r>
-        <w:rPr>
-          <w:b/>
-          <w:bCs/>
-        </w:rPr>
-        <w:t xml:space="preserve">Highway → Bioi</w:t>
-      </w:r>
-      <w:r>
-        <w:t xml:space="preserve"> — 1.5 km direct, against 11.4 km the long way round  </w:t>
-      </w:r>
-      <w:r>
-        <w:rPr>
-          <w:rFonts w:ascii="Consolas" w:cs="Consolas" w:eastAsia="Consolas" w:hAnsi="Consolas"/>
-          <w:sz w:val="19"/>
-          <w:szCs w:val="19"/>
-        </w:rPr>
-        <w:t xml:space="preserve">F53</w:t>
+        <w:t xml:space="preserve">ward </w:t>
+      </w:r>
+      <w:r>
+        <w:rPr>
+          <w:b/>
+          <w:bCs/>
+        </w:rPr>
+        <w:t xml:space="preserve">07 Dea</w:t>
+      </w:r>
+      <w:r>
+        <w:t xml:space="preserve"> - village not named in the table — 1 point</w:t>
+      </w:r>
+    </w:p>
+    <w:p>
+      <w:pPr>
+        <w:pStyle w:val="ListParagraph"/>
+        <w:numPr>
+          <w:ilvl w:val="1"/>
+          <w:numId w:val="2"/>
+        </w:numPr>
+        <w:spacing w:after="40" w:before="20"/>
+      </w:pPr>
+      <w:r>
+        <w:t xml:space="preserve">is this at </w:t>
+      </w:r>
+      <w:r>
+        <w:rPr>
+          <w:b/>
+          <w:bCs/>
+        </w:rPr>
+        <w:t xml:space="preserve">Dea</w:t>
+      </w:r>
+      <w:r>
+        <w:t xml:space="preserve">? we hold a position for it (gazetteer), and the ward is named after it — please confirm rather than let us assume</w:t>
+      </w:r>
+    </w:p>
+    <w:p>
+      <w:pPr>
+        <w:pStyle w:val="ListParagraph"/>
+        <w:numPr>
+          <w:ilvl w:val="1"/>
+          <w:numId w:val="2"/>
+        </w:numPr>
+        <w:spacing w:after="40" w:before="20"/>
+      </w:pPr>
+      <w:r>
+        <w:t xml:space="preserve">Airstrip — </w:t>
+      </w:r>
+      <w:r>
+        <w:rPr>
+          <w:i/>
+          <w:iCs/>
+        </w:rPr>
+        <w:t xml:space="preserve">Closed 1988</w:t>
       </w:r>
     </w:p>
     <w:p>
@@ -571,22 +838,120 @@
         <w:t xml:space="preserve">[ ]  </w:t>
       </w:r>
       <w:r>
-        <w:rPr>
-          <w:b/>
-          <w:bCs/>
-        </w:rPr>
-        <w:t xml:space="preserve">Bioi → Dareki</w:t>
-      </w:r>
-      <w:r>
-        <w:t xml:space="preserve"> — 1.5 km direct, against 7.6 km the long way round  </w:t>
-      </w:r>
-      <w:r>
-        <w:rPr>
-          <w:rFonts w:ascii="Consolas" w:cs="Consolas" w:eastAsia="Consolas" w:hAnsi="Consolas"/>
-          <w:sz w:val="19"/>
-          <w:szCs w:val="19"/>
-        </w:rPr>
-        <w:t xml:space="preserve">F05</w:t>
+        <w:t xml:space="preserve">ward </w:t>
+      </w:r>
+      <w:r>
+        <w:rPr>
+          <w:b/>
+          <w:bCs/>
+        </w:rPr>
+        <w:t xml:space="preserve">10 Gora</w:t>
+      </w:r>
+      <w:r>
+        <w:t xml:space="preserve"> - village not named in the table — 4 points</w:t>
+      </w:r>
+    </w:p>
+    <w:p>
+      <w:pPr>
+        <w:pStyle w:val="ListParagraph"/>
+        <w:numPr>
+          <w:ilvl w:val="1"/>
+          <w:numId w:val="2"/>
+        </w:numPr>
+        <w:spacing w:after="40" w:before="20"/>
+      </w:pPr>
+      <w:r>
+        <w:t xml:space="preserve">is this at </w:t>
+      </w:r>
+      <w:r>
+        <w:rPr>
+          <w:b/>
+          <w:bCs/>
+        </w:rPr>
+        <w:t xml:space="preserve">Gora</w:t>
+      </w:r>
+      <w:r>
+        <w:t xml:space="preserve">? we hold a position for it (GPS-inferred), and the ward is named after it — please confirm rather than let us assume</w:t>
+      </w:r>
+    </w:p>
+    <w:p>
+      <w:pPr>
+        <w:pStyle w:val="ListParagraph"/>
+        <w:numPr>
+          <w:ilvl w:val="1"/>
+          <w:numId w:val="2"/>
+        </w:numPr>
+        <w:spacing w:after="40" w:before="20"/>
+      </w:pPr>
+      <w:r>
+        <w:t xml:space="preserve">Elementary School, 4-in-1 + 2 single classrooms, 4 teacher houses — </w:t>
+      </w:r>
+      <w:r>
+        <w:rPr>
+          <w:i/>
+          <w:iCs/>
+        </w:rPr>
+        <w:t xml:space="preserve">In use</w:t>
+      </w:r>
+    </w:p>
+    <w:p>
+      <w:pPr>
+        <w:pStyle w:val="ListParagraph"/>
+        <w:numPr>
+          <w:ilvl w:val="1"/>
+          <w:numId w:val="2"/>
+        </w:numPr>
+        <w:spacing w:after="40" w:before="20"/>
+      </w:pPr>
+      <w:r>
+        <w:t xml:space="preserve">Primary School — </w:t>
+      </w:r>
+      <w:r>
+        <w:rPr>
+          <w:i/>
+          <w:iCs/>
+        </w:rPr>
+        <w:t xml:space="preserve">In use</w:t>
+      </w:r>
+    </w:p>
+    <w:p>
+      <w:pPr>
+        <w:pStyle w:val="ListParagraph"/>
+        <w:numPr>
+          <w:ilvl w:val="1"/>
+          <w:numId w:val="2"/>
+        </w:numPr>
+        <w:spacing w:after="40" w:before="20"/>
+      </w:pPr>
+      <w:r>
+        <w:t xml:space="preserve">Aid Post + CHW house — </w:t>
+      </w:r>
+      <w:r>
+        <w:rPr>
+          <w:i/>
+          <w:iCs/>
+        </w:rPr>
+        <w:t xml:space="preserve">CHW house 2024</w:t>
+      </w:r>
+    </w:p>
+    <w:p>
+      <w:pPr>
+        <w:pStyle w:val="ListParagraph"/>
+        <w:numPr>
+          <w:ilvl w:val="1"/>
+          <w:numId w:val="2"/>
+        </w:numPr>
+        <w:spacing w:after="40" w:before="20"/>
+      </w:pPr>
+      <w:r>
+        <w:t xml:space="preserve">Airstrip — </w:t>
+      </w:r>
+      <w:r>
+        <w:rPr>
+          <w:i/>
+          <w:iCs/>
+        </w:rPr>
+        <w:t xml:space="preserve">Closed 1988, to re-open</w:t>
       </w:r>
     </w:p>
     <w:p>
@@ -609,18 +974,53 @@
           <w:b/>
           <w:bCs/>
         </w:rPr>
-        <w:t xml:space="preserve">Kaura → Avaru</w:t>
-      </w:r>
-      <w:r>
-        <w:t xml:space="preserve"> — 2.2 km direct, against 6.0 km the long way round  </w:t>
-      </w:r>
-      <w:r>
-        <w:rPr>
-          <w:rFonts w:ascii="Consolas" w:cs="Consolas" w:eastAsia="Consolas" w:hAnsi="Consolas"/>
-          <w:sz w:val="19"/>
-          <w:szCs w:val="19"/>
-        </w:rPr>
-        <w:t xml:space="preserve">R06</w:t>
+        <w:t xml:space="preserve">Anatua 2</w:t>
+      </w:r>
+      <w:r>
+        <w:t xml:space="preserve"> (ward 12 Umbuwara) — 1 point</w:t>
+      </w:r>
+    </w:p>
+    <w:p>
+      <w:pPr>
+        <w:pStyle w:val="ListParagraph"/>
+        <w:numPr>
+          <w:ilvl w:val="1"/>
+          <w:numId w:val="2"/>
+        </w:numPr>
+        <w:spacing w:after="40" w:before="20"/>
+      </w:pPr>
+      <w:r>
+        <w:t xml:space="preserve">is this at </w:t>
+      </w:r>
+      <w:r>
+        <w:rPr>
+          <w:b/>
+          <w:bCs/>
+        </w:rPr>
+        <w:t xml:space="preserve">Anatua</w:t>
+      </w:r>
+      <w:r>
+        <w:t xml:space="preserve">? we hold a position for it (GPS-inferred), and the first part of the name matches — please confirm rather than let us assume</w:t>
+      </w:r>
+    </w:p>
+    <w:p>
+      <w:pPr>
+        <w:pStyle w:val="ListParagraph"/>
+        <w:numPr>
+          <w:ilvl w:val="1"/>
+          <w:numId w:val="2"/>
+        </w:numPr>
+        <w:spacing w:after="40" w:before="20"/>
+      </w:pPr>
+      <w:r>
+        <w:t xml:space="preserve">Anatua Elementary School — </w:t>
+      </w:r>
+      <w:r>
+        <w:rPr>
+          <w:i/>
+          <w:iCs/>
+        </w:rPr>
+        <w:t xml:space="preserve">In use</w:t>
       </w:r>
     </w:p>
     <w:p>
@@ -643,18 +1043,441 @@
           <w:b/>
           <w:bCs/>
         </w:rPr>
-        <w:t xml:space="preserve">Dea → Siribu</w:t>
-      </w:r>
-      <w:r>
-        <w:t xml:space="preserve"> — 2.8 km direct, against 11.3 km the long way round  </w:t>
-      </w:r>
-      <w:r>
-        <w:rPr>
-          <w:rFonts w:ascii="Consolas" w:cs="Consolas" w:eastAsia="Consolas" w:hAnsi="Consolas"/>
-          <w:sz w:val="19"/>
-          <w:szCs w:val="19"/>
-        </w:rPr>
-        <w:t xml:space="preserve">F22</w:t>
+        <w:t xml:space="preserve">Boidomo</w:t>
+      </w:r>
+      <w:r>
+        <w:t xml:space="preserve"> (ward 12 Umbuwara) — 1 point</w:t>
+      </w:r>
+    </w:p>
+    <w:p>
+      <w:pPr>
+        <w:pStyle w:val="ListParagraph"/>
+        <w:numPr>
+          <w:ilvl w:val="1"/>
+          <w:numId w:val="2"/>
+        </w:numPr>
+        <w:spacing w:after="40" w:before="20"/>
+      </w:pPr>
+      <w:r>
+        <w:t xml:space="preserve">is this at </w:t>
+      </w:r>
+      <w:r>
+        <w:rPr>
+          <w:b/>
+          <w:bCs/>
+        </w:rPr>
+        <w:t xml:space="preserve">Bodoimo</w:t>
+      </w:r>
+      <w:r>
+        <w:t xml:space="preserve">? we hold a position for it (placed by the team), and it is a near-spelling of a name we hold — please confirm rather than let us assume</w:t>
+      </w:r>
+    </w:p>
+    <w:p>
+      <w:pPr>
+        <w:pStyle w:val="ListParagraph"/>
+        <w:numPr>
+          <w:ilvl w:val="1"/>
+          <w:numId w:val="2"/>
+        </w:numPr>
+        <w:spacing w:after="40" w:before="20"/>
+      </w:pPr>
+      <w:r>
+        <w:t xml:space="preserve">Boidomo Elementary School — </w:t>
+      </w:r>
+      <w:r>
+        <w:rPr>
+          <w:i/>
+          <w:iCs/>
+        </w:rPr>
+        <w:t xml:space="preserve">In use</w:t>
+      </w:r>
+    </w:p>
+    <w:p>
+      <w:pPr>
+        <w:spacing w:after="40" w:before="20"/>
+        <w:ind w:left="360" w:hanging="360"/>
+      </w:pPr>
+      <w:r>
+        <w:rPr>
+          <w:rFonts w:ascii="Consolas" w:cs="Consolas" w:eastAsia="Consolas" w:hAnsi="Consolas"/>
+          <w:b/>
+          <w:bCs/>
+          <w:sz w:val="19"/>
+          <w:szCs w:val="19"/>
+        </w:rPr>
+        <w:t xml:space="preserve">[ ]  </w:t>
+      </w:r>
+      <w:r>
+        <w:rPr>
+          <w:b/>
+          <w:bCs/>
+        </w:rPr>
+        <w:t xml:space="preserve">Umbuwara</w:t>
+      </w:r>
+      <w:r>
+        <w:t xml:space="preserve"> (ward 12 Umbuwara) — 2 points</w:t>
+      </w:r>
+    </w:p>
+    <w:p>
+      <w:pPr>
+        <w:pStyle w:val="ListParagraph"/>
+        <w:numPr>
+          <w:ilvl w:val="1"/>
+          <w:numId w:val="2"/>
+        </w:numPr>
+        <w:spacing w:after="40" w:before="20"/>
+      </w:pPr>
+      <w:r>
+        <w:t xml:space="preserve">is this at </w:t>
+      </w:r>
+      <w:r>
+        <w:rPr>
+          <w:b/>
+          <w:bCs/>
+        </w:rPr>
+        <w:t xml:space="preserve">Umbuara</w:t>
+      </w:r>
+      <w:r>
+        <w:t xml:space="preserve">? we hold a position for it (gazetteer), and it is a near-spelling of a name we hold — please confirm rather than let us assume</w:t>
+      </w:r>
+    </w:p>
+    <w:p>
+      <w:pPr>
+        <w:pStyle w:val="ListParagraph"/>
+        <w:numPr>
+          <w:ilvl w:val="1"/>
+          <w:numId w:val="2"/>
+        </w:numPr>
+        <w:spacing w:after="40" w:before="20"/>
+      </w:pPr>
+      <w:r>
+        <w:t xml:space="preserve">Umbuwara Elementary School — </w:t>
+      </w:r>
+      <w:r>
+        <w:rPr>
+          <w:i/>
+          <w:iCs/>
+        </w:rPr>
+        <w:t xml:space="preserve">In use</w:t>
+      </w:r>
+    </w:p>
+    <w:p>
+      <w:pPr>
+        <w:pStyle w:val="ListParagraph"/>
+        <w:numPr>
+          <w:ilvl w:val="1"/>
+          <w:numId w:val="2"/>
+        </w:numPr>
+        <w:spacing w:after="40" w:before="20"/>
+      </w:pPr>
+      <w:r>
+        <w:t xml:space="preserve">Umbuwara Primary School — </w:t>
+      </w:r>
+      <w:r>
+        <w:rPr>
+          <w:i/>
+          <w:iCs/>
+        </w:rPr>
+        <w:t xml:space="preserve">Detail not recorded</w:t>
+      </w:r>
+    </w:p>
+    <w:p>
+      <w:pPr>
+        <w:spacing w:after="40" w:before="20"/>
+        <w:ind w:left="360" w:hanging="360"/>
+      </w:pPr>
+      <w:r>
+        <w:rPr>
+          <w:rFonts w:ascii="Consolas" w:cs="Consolas" w:eastAsia="Consolas" w:hAnsi="Consolas"/>
+          <w:b/>
+          <w:bCs/>
+          <w:sz w:val="19"/>
+          <w:szCs w:val="19"/>
+        </w:rPr>
+        <w:t xml:space="preserve">[ ]  </w:t>
+      </w:r>
+      <w:r>
+        <w:t xml:space="preserve">ward </w:t>
+      </w:r>
+      <w:r>
+        <w:rPr>
+          <w:b/>
+          <w:bCs/>
+        </w:rPr>
+        <w:t xml:space="preserve">12 Umbuwara</w:t>
+      </w:r>
+      <w:r>
+        <w:t xml:space="preserve"> - village not named in the table — 1 point</w:t>
+      </w:r>
+    </w:p>
+    <w:p>
+      <w:pPr>
+        <w:pStyle w:val="ListParagraph"/>
+        <w:numPr>
+          <w:ilvl w:val="1"/>
+          <w:numId w:val="2"/>
+        </w:numPr>
+        <w:spacing w:after="40" w:before="20"/>
+      </w:pPr>
+      <w:r>
+        <w:t xml:space="preserve">Aid Post building — </w:t>
+      </w:r>
+      <w:r>
+        <w:rPr>
+          <w:i/>
+          <w:iCs/>
+        </w:rPr>
+        <w:t xml:space="preserve">Incomplete since 2012</w:t>
+      </w:r>
+    </w:p>
+    <w:p>
+      <w:pPr>
+        <w:spacing w:after="40" w:before="20"/>
+        <w:ind w:left="360" w:hanging="360"/>
+      </w:pPr>
+      <w:r>
+        <w:rPr>
+          <w:rFonts w:ascii="Consolas" w:cs="Consolas" w:eastAsia="Consolas" w:hAnsi="Consolas"/>
+          <w:b/>
+          <w:bCs/>
+          <w:sz w:val="19"/>
+          <w:szCs w:val="19"/>
+        </w:rPr>
+        <w:t xml:space="preserve">[ ]  </w:t>
+      </w:r>
+      <w:r>
+        <w:rPr>
+          <w:b/>
+          <w:bCs/>
+        </w:rPr>
+        <w:t xml:space="preserve">Naukanane</w:t>
+      </w:r>
+      <w:r>
+        <w:t xml:space="preserve"> (ward 14 Ufia) — 1 point</w:t>
+      </w:r>
+    </w:p>
+    <w:p>
+      <w:pPr>
+        <w:pStyle w:val="ListParagraph"/>
+        <w:numPr>
+          <w:ilvl w:val="1"/>
+          <w:numId w:val="2"/>
+        </w:numPr>
+        <w:spacing w:after="40" w:before="20"/>
+      </w:pPr>
+      <w:r>
+        <w:t xml:space="preserve">is this at </w:t>
+      </w:r>
+      <w:r>
+        <w:rPr>
+          <w:b/>
+          <w:bCs/>
+        </w:rPr>
+        <w:t xml:space="preserve">Naokanane</w:t>
+      </w:r>
+      <w:r>
+        <w:t xml:space="preserve">? we hold a position for it (gazetteer), and it is a near-spelling of a name we hold — please confirm rather than let us assume</w:t>
+      </w:r>
+    </w:p>
+    <w:p>
+      <w:pPr>
+        <w:pStyle w:val="ListParagraph"/>
+        <w:numPr>
+          <w:ilvl w:val="1"/>
+          <w:numId w:val="2"/>
+        </w:numPr>
+        <w:spacing w:after="40" w:before="20"/>
+      </w:pPr>
+      <w:r>
+        <w:t xml:space="preserve">Naukanane Elementary School — </w:t>
+      </w:r>
+      <w:r>
+        <w:rPr>
+          <w:i/>
+          <w:iCs/>
+        </w:rPr>
+        <w:t xml:space="preserve">Functioning</w:t>
+      </w:r>
+    </w:p>
+    <w:p>
+      <w:pPr>
+        <w:spacing w:after="40" w:before="20"/>
+        <w:ind w:left="360" w:hanging="360"/>
+      </w:pPr>
+      <w:r>
+        <w:rPr>
+          <w:rFonts w:ascii="Consolas" w:cs="Consolas" w:eastAsia="Consolas" w:hAnsi="Consolas"/>
+          <w:b/>
+          <w:bCs/>
+          <w:sz w:val="19"/>
+          <w:szCs w:val="19"/>
+        </w:rPr>
+        <w:t xml:space="preserve">[ ]  </w:t>
+      </w:r>
+      <w:r>
+        <w:rPr>
+          <w:b/>
+          <w:bCs/>
+        </w:rPr>
+        <w:t xml:space="preserve">Yaure</w:t>
+      </w:r>
+      <w:r>
+        <w:t xml:space="preserve"> (ward 17 Jaure) — 2 points</w:t>
+      </w:r>
+    </w:p>
+    <w:p>
+      <w:pPr>
+        <w:pStyle w:val="ListParagraph"/>
+        <w:numPr>
+          <w:ilvl w:val="1"/>
+          <w:numId w:val="2"/>
+        </w:numPr>
+        <w:spacing w:after="40" w:before="20"/>
+      </w:pPr>
+      <w:r>
+        <w:t xml:space="preserve">is this at </w:t>
+      </w:r>
+      <w:r>
+        <w:rPr>
+          <w:b/>
+          <w:bCs/>
+        </w:rPr>
+        <w:t xml:space="preserve">Jaure</w:t>
+      </w:r>
+      <w:r>
+        <w:t xml:space="preserve">? we hold a position for it (gazetteer), and the ward is named after it — please confirm rather than let us assume</w:t>
+      </w:r>
+    </w:p>
+    <w:p>
+      <w:pPr>
+        <w:pStyle w:val="ListParagraph"/>
+        <w:numPr>
+          <w:ilvl w:val="1"/>
+          <w:numId w:val="2"/>
+        </w:numPr>
+        <w:spacing w:after="40" w:before="20"/>
+      </w:pPr>
+      <w:r>
+        <w:t xml:space="preserve">Yaure Aid Post — </w:t>
+      </w:r>
+      <w:r>
+        <w:rPr>
+          <w:i/>
+          <w:iCs/>
+        </w:rPr>
+        <w:t xml:space="preserve">Incomplete since 1984, no structure</w:t>
+      </w:r>
+    </w:p>
+    <w:p>
+      <w:pPr>
+        <w:pStyle w:val="ListParagraph"/>
+        <w:numPr>
+          <w:ilvl w:val="1"/>
+          <w:numId w:val="2"/>
+        </w:numPr>
+        <w:spacing w:after="40" w:before="20"/>
+      </w:pPr>
+      <w:r>
+        <w:t xml:space="preserve">Yaure Airstrip — </w:t>
+      </w:r>
+      <w:r>
+        <w:rPr>
+          <w:i/>
+          <w:iCs/>
+        </w:rPr>
+        <w:t xml:space="preserve">Closed 2002</w:t>
+      </w:r>
+    </w:p>
+    <w:p>
+      <w:pPr>
+        <w:spacing w:after="40" w:before="20"/>
+        <w:ind w:left="360" w:hanging="360"/>
+      </w:pPr>
+      <w:r>
+        <w:rPr>
+          <w:rFonts w:ascii="Consolas" w:cs="Consolas" w:eastAsia="Consolas" w:hAnsi="Consolas"/>
+          <w:b/>
+          <w:bCs/>
+          <w:sz w:val="19"/>
+          <w:szCs w:val="19"/>
+        </w:rPr>
+        <w:t xml:space="preserve">[ ]  </w:t>
+      </w:r>
+      <w:r>
+        <w:t xml:space="preserve">ward </w:t>
+      </w:r>
+      <w:r>
+        <w:rPr>
+          <w:b/>
+          <w:bCs/>
+        </w:rPr>
+        <w:t xml:space="preserve">18 Gorobuna</w:t>
+      </w:r>
+      <w:r>
+        <w:t xml:space="preserve"> - village not named in the table — 2 points</w:t>
+      </w:r>
+    </w:p>
+    <w:p>
+      <w:pPr>
+        <w:pStyle w:val="ListParagraph"/>
+        <w:numPr>
+          <w:ilvl w:val="1"/>
+          <w:numId w:val="2"/>
+        </w:numPr>
+        <w:spacing w:after="40" w:before="20"/>
+      </w:pPr>
+      <w:r>
+        <w:t xml:space="preserve">is this at </w:t>
+      </w:r>
+      <w:r>
+        <w:rPr>
+          <w:b/>
+          <w:bCs/>
+        </w:rPr>
+        <w:t xml:space="preserve">Gorobuna</w:t>
+      </w:r>
+      <w:r>
+        <w:t xml:space="preserve">? we hold a position for it (placed by the team), and the ward is named after it — please confirm rather than let us assume</w:t>
+      </w:r>
+    </w:p>
+    <w:p>
+      <w:pPr>
+        <w:pStyle w:val="ListParagraph"/>
+        <w:numPr>
+          <w:ilvl w:val="1"/>
+          <w:numId w:val="2"/>
+        </w:numPr>
+        <w:spacing w:after="40" w:before="20"/>
+      </w:pPr>
+      <w:r>
+        <w:t xml:space="preserve">Elementary School — </w:t>
+      </w:r>
+      <w:r>
+        <w:rPr>
+          <w:i/>
+          <w:iCs/>
+        </w:rPr>
+        <w:t xml:space="preserve">Rundown and closed, no teacher, closed 2025, bush material</w:t>
+      </w:r>
+    </w:p>
+    <w:p>
+      <w:pPr>
+        <w:pStyle w:val="ListParagraph"/>
+        <w:numPr>
+          <w:ilvl w:val="1"/>
+          <w:numId w:val="2"/>
+        </w:numPr>
+        <w:spacing w:after="40" w:before="20"/>
+      </w:pPr>
+      <w:r>
+        <w:t xml:space="preserve">Airstrip — </w:t>
+      </w:r>
+      <w:r>
+        <w:rPr>
+          <w:i/>
+          <w:iCs/>
+        </w:rPr>
+        <w:t xml:space="preserve">Unused since built, 2021</w:t>
       </w:r>
     </w:p>
     <w:p>
@@ -664,565 +1487,11 @@
     </w:p>
     <w:p>
       <w:pPr>
-        <w:pStyle w:val="Heading2"/>
+        <w:pStyle w:val="Heading3"/>
         <w:spacing w:after="120" w:before="260"/>
       </w:pPr>
       <w:r>
-        <w:t xml:space="preserve">3. Longer links, same problem</w:t>
-      </w:r>
-    </w:p>
-    <w:p>
-      <w:pPr>
-        <w:spacing w:after="140" w:before="0"/>
-      </w:pPr>
-      <w:r>
-        <w:rPr>
-          <w:b/>
-          <w:bCs/>
-        </w:rPr>
-        <w:t xml:space="preserve">15 legs.</w:t>
-      </w:r>
-      <w:r>
-        <w:t xml:space="preserve"> Both ends recorded, the direct track not.</w:t>
-      </w:r>
-    </w:p>
-    <w:p>
-      <w:pPr>
-        <w:spacing w:after="40" w:before="20"/>
-        <w:ind w:left="360" w:hanging="360"/>
-      </w:pPr>
-      <w:r>
-        <w:rPr>
-          <w:rFonts w:ascii="Consolas" w:cs="Consolas" w:eastAsia="Consolas" w:hAnsi="Consolas"/>
-          <w:b/>
-          <w:bCs/>
-          <w:sz w:val="19"/>
-          <w:szCs w:val="19"/>
-        </w:rPr>
-        <w:t xml:space="preserve">[ ]  </w:t>
-      </w:r>
-      <w:r>
-        <w:rPr>
-          <w:b/>
-          <w:bCs/>
-        </w:rPr>
-        <w:t xml:space="preserve">Kiara → Koruwo</w:t>
-      </w:r>
-      <w:r>
-        <w:t xml:space="preserve"> — 3.0 km direct, against 9.7 km the long way round  </w:t>
-      </w:r>
-      <w:r>
-        <w:rPr>
-          <w:rFonts w:ascii="Consolas" w:cs="Consolas" w:eastAsia="Consolas" w:hAnsi="Consolas"/>
-          <w:sz w:val="19"/>
-          <w:szCs w:val="19"/>
-        </w:rPr>
-        <w:t xml:space="preserve">F23</w:t>
-      </w:r>
-    </w:p>
-    <w:p>
-      <w:pPr>
-        <w:spacing w:after="40" w:before="20"/>
-        <w:ind w:left="360" w:hanging="360"/>
-      </w:pPr>
-      <w:r>
-        <w:rPr>
-          <w:rFonts w:ascii="Consolas" w:cs="Consolas" w:eastAsia="Consolas" w:hAnsi="Consolas"/>
-          <w:b/>
-          <w:bCs/>
-          <w:sz w:val="19"/>
-          <w:szCs w:val="19"/>
-        </w:rPr>
-        <w:t xml:space="preserve">[ ]  </w:t>
-      </w:r>
-      <w:r>
-        <w:rPr>
-          <w:b/>
-          <w:bCs/>
-        </w:rPr>
-        <w:t xml:space="preserve">Kawowoki → Avaru</w:t>
-      </w:r>
-      <w:r>
-        <w:t xml:space="preserve"> — 3.1 km direct, against 32.9 km the long way round  </w:t>
-      </w:r>
-      <w:r>
-        <w:rPr>
-          <w:rFonts w:ascii="Consolas" w:cs="Consolas" w:eastAsia="Consolas" w:hAnsi="Consolas"/>
-          <w:sz w:val="19"/>
-          <w:szCs w:val="19"/>
-        </w:rPr>
-        <w:t xml:space="preserve">F41</w:t>
-      </w:r>
-    </w:p>
-    <w:p>
-      <w:pPr>
-        <w:spacing w:after="40" w:before="20"/>
-        <w:ind w:left="360" w:hanging="360"/>
-      </w:pPr>
-      <w:r>
-        <w:rPr>
-          <w:rFonts w:ascii="Consolas" w:cs="Consolas" w:eastAsia="Consolas" w:hAnsi="Consolas"/>
-          <w:b/>
-          <w:bCs/>
-          <w:sz w:val="19"/>
-          <w:szCs w:val="19"/>
-        </w:rPr>
-        <w:t xml:space="preserve">[ ]  </w:t>
-      </w:r>
-      <w:r>
-        <w:rPr>
-          <w:b/>
-          <w:bCs/>
-        </w:rPr>
-        <w:t xml:space="preserve">Ugunomo → Siribu</w:t>
-      </w:r>
-      <w:r>
-        <w:t xml:space="preserve"> — 3.1 km direct, against 9.0 km the long way round  </w:t>
-      </w:r>
-      <w:r>
-        <w:rPr>
-          <w:rFonts w:ascii="Consolas" w:cs="Consolas" w:eastAsia="Consolas" w:hAnsi="Consolas"/>
-          <w:sz w:val="19"/>
-          <w:szCs w:val="19"/>
-        </w:rPr>
-        <w:t xml:space="preserve">R07</w:t>
-      </w:r>
-    </w:p>
-    <w:p>
-      <w:pPr>
-        <w:spacing w:after="40" w:before="20"/>
-        <w:ind w:left="360" w:hanging="360"/>
-      </w:pPr>
-      <w:r>
-        <w:rPr>
-          <w:rFonts w:ascii="Consolas" w:cs="Consolas" w:eastAsia="Consolas" w:hAnsi="Consolas"/>
-          <w:b/>
-          <w:bCs/>
-          <w:sz w:val="19"/>
-          <w:szCs w:val="19"/>
-        </w:rPr>
-        <w:t xml:space="preserve">[ ]  </w:t>
-      </w:r>
-      <w:r>
-        <w:rPr>
-          <w:b/>
-          <w:bCs/>
-        </w:rPr>
-        <w:t xml:space="preserve">Umbuara → Kiara</w:t>
-      </w:r>
-      <w:r>
-        <w:t xml:space="preserve"> — 3.3 km direct, against 16.2 km the long way round  </w:t>
-      </w:r>
-      <w:r>
-        <w:rPr>
-          <w:rFonts w:ascii="Consolas" w:cs="Consolas" w:eastAsia="Consolas" w:hAnsi="Consolas"/>
-          <w:sz w:val="19"/>
-          <w:szCs w:val="19"/>
-        </w:rPr>
-        <w:t xml:space="preserve">F34</w:t>
-      </w:r>
-    </w:p>
-    <w:p>
-      <w:pPr>
-        <w:spacing w:after="40" w:before="20"/>
-        <w:ind w:left="360" w:hanging="360"/>
-      </w:pPr>
-      <w:r>
-        <w:rPr>
-          <w:rFonts w:ascii="Consolas" w:cs="Consolas" w:eastAsia="Consolas" w:hAnsi="Consolas"/>
-          <w:b/>
-          <w:bCs/>
-          <w:sz w:val="19"/>
-          <w:szCs w:val="19"/>
-        </w:rPr>
-        <w:t xml:space="preserve">[ ]  </w:t>
-      </w:r>
-      <w:r>
-        <w:rPr>
-          <w:b/>
-          <w:bCs/>
-        </w:rPr>
-        <w:t xml:space="preserve">Niniri → Kawowoki</w:t>
-      </w:r>
-      <w:r>
-        <w:t xml:space="preserve"> — 3.9 km direct, against 15.3 km the long way round  </w:t>
-      </w:r>
-      <w:r>
-        <w:rPr>
-          <w:rFonts w:ascii="Consolas" w:cs="Consolas" w:eastAsia="Consolas" w:hAnsi="Consolas"/>
-          <w:sz w:val="19"/>
-          <w:szCs w:val="19"/>
-        </w:rPr>
-        <w:t xml:space="preserve">F32</w:t>
-      </w:r>
-    </w:p>
-    <w:p>
-      <w:pPr>
-        <w:spacing w:after="40" w:before="20"/>
-        <w:ind w:left="360" w:hanging="360"/>
-      </w:pPr>
-      <w:r>
-        <w:rPr>
-          <w:rFonts w:ascii="Consolas" w:cs="Consolas" w:eastAsia="Consolas" w:hAnsi="Consolas"/>
-          <w:b/>
-          <w:bCs/>
-          <w:sz w:val="19"/>
-          <w:szCs w:val="19"/>
-        </w:rPr>
-        <w:t xml:space="preserve">[ ]  </w:t>
-      </w:r>
-      <w:r>
-        <w:rPr>
-          <w:b/>
-          <w:bCs/>
-        </w:rPr>
-        <w:t xml:space="preserve">Toma → Biriri</w:t>
-      </w:r>
-      <w:r>
-        <w:t xml:space="preserve"> — 4.3 km direct, against 31.5 km the long way round  </w:t>
-      </w:r>
-      <w:r>
-        <w:rPr>
-          <w:rFonts w:ascii="Consolas" w:cs="Consolas" w:eastAsia="Consolas" w:hAnsi="Consolas"/>
-          <w:sz w:val="19"/>
-          <w:szCs w:val="19"/>
-        </w:rPr>
-        <w:t xml:space="preserve">F25</w:t>
-      </w:r>
-    </w:p>
-    <w:p>
-      <w:pPr>
-        <w:spacing w:after="40" w:before="20"/>
-        <w:ind w:left="360" w:hanging="360"/>
-      </w:pPr>
-      <w:r>
-        <w:rPr>
-          <w:rFonts w:ascii="Consolas" w:cs="Consolas" w:eastAsia="Consolas" w:hAnsi="Consolas"/>
-          <w:b/>
-          <w:bCs/>
-          <w:sz w:val="19"/>
-          <w:szCs w:val="19"/>
-        </w:rPr>
-        <w:t xml:space="preserve">[ ]  </w:t>
-      </w:r>
-      <w:r>
-        <w:rPr>
-          <w:b/>
-          <w:bCs/>
-        </w:rPr>
-        <w:t xml:space="preserve">Avaru → Dareki</w:t>
-      </w:r>
-      <w:r>
-        <w:t xml:space="preserve"> — 5.1 km direct, against 27.1 km the long way round  </w:t>
-      </w:r>
-      <w:r>
-        <w:rPr>
-          <w:rFonts w:ascii="Consolas" w:cs="Consolas" w:eastAsia="Consolas" w:hAnsi="Consolas"/>
-          <w:sz w:val="19"/>
-          <w:szCs w:val="19"/>
-        </w:rPr>
-        <w:t xml:space="preserve">F07</w:t>
-      </w:r>
-    </w:p>
-    <w:p>
-      <w:pPr>
-        <w:spacing w:after="40" w:before="20"/>
-        <w:ind w:left="360" w:hanging="360"/>
-      </w:pPr>
-      <w:r>
-        <w:rPr>
-          <w:rFonts w:ascii="Consolas" w:cs="Consolas" w:eastAsia="Consolas" w:hAnsi="Consolas"/>
-          <w:b/>
-          <w:bCs/>
-          <w:sz w:val="19"/>
-          <w:szCs w:val="19"/>
-        </w:rPr>
-        <w:t xml:space="preserve">[ ]  </w:t>
-      </w:r>
-      <w:r>
-        <w:rPr>
-          <w:b/>
-          <w:bCs/>
-        </w:rPr>
-        <w:t xml:space="preserve">Avaru → Sigara</w:t>
-      </w:r>
-      <w:r>
-        <w:t xml:space="preserve"> — 5.8 km direct, against 14.8 km the long way round  </w:t>
-      </w:r>
-      <w:r>
-        <w:rPr>
-          <w:rFonts w:ascii="Consolas" w:cs="Consolas" w:eastAsia="Consolas" w:hAnsi="Consolas"/>
-          <w:sz w:val="19"/>
-          <w:szCs w:val="19"/>
-        </w:rPr>
-        <w:t xml:space="preserve">F03</w:t>
-      </w:r>
-    </w:p>
-    <w:p>
-      <w:pPr>
-        <w:spacing w:after="40" w:before="20"/>
-        <w:ind w:left="360" w:hanging="360"/>
-      </w:pPr>
-      <w:r>
-        <w:rPr>
-          <w:rFonts w:ascii="Consolas" w:cs="Consolas" w:eastAsia="Consolas" w:hAnsi="Consolas"/>
-          <w:b/>
-          <w:bCs/>
-          <w:sz w:val="19"/>
-          <w:szCs w:val="19"/>
-        </w:rPr>
-        <w:t xml:space="preserve">[ ]  </w:t>
-      </w:r>
-      <w:r>
-        <w:rPr>
-          <w:b/>
-          <w:bCs/>
-        </w:rPr>
-        <w:t xml:space="preserve">Dareki → Sigara</w:t>
-      </w:r>
-      <w:r>
-        <w:t xml:space="preserve"> — 6.6 km direct, against 33.6 km the long way round  </w:t>
-      </w:r>
-      <w:r>
-        <w:rPr>
-          <w:rFonts w:ascii="Consolas" w:cs="Consolas" w:eastAsia="Consolas" w:hAnsi="Consolas"/>
-          <w:sz w:val="19"/>
-          <w:szCs w:val="19"/>
-        </w:rPr>
-        <w:t xml:space="preserve">F05</w:t>
-      </w:r>
-    </w:p>
-    <w:p>
-      <w:pPr>
-        <w:spacing w:after="40" w:before="20"/>
-        <w:ind w:left="360" w:hanging="360"/>
-      </w:pPr>
-      <w:r>
-        <w:rPr>
-          <w:rFonts w:ascii="Consolas" w:cs="Consolas" w:eastAsia="Consolas" w:hAnsi="Consolas"/>
-          <w:b/>
-          <w:bCs/>
-          <w:sz w:val="19"/>
-          <w:szCs w:val="19"/>
-        </w:rPr>
-        <w:t xml:space="preserve">[ ]  </w:t>
-      </w:r>
-      <w:r>
-        <w:rPr>
-          <w:b/>
-          <w:bCs/>
-        </w:rPr>
-        <w:t xml:space="preserve">Tahama → Toma</w:t>
-      </w:r>
-      <w:r>
-        <w:t xml:space="preserve"> — 7.1 km direct, against 14.8 km the long way round  </w:t>
-      </w:r>
-      <w:r>
-        <w:rPr>
-          <w:rFonts w:ascii="Consolas" w:cs="Consolas" w:eastAsia="Consolas" w:hAnsi="Consolas"/>
-          <w:sz w:val="19"/>
-          <w:szCs w:val="19"/>
-        </w:rPr>
-        <w:t xml:space="preserve">F02</w:t>
-      </w:r>
-    </w:p>
-    <w:p>
-      <w:pPr>
-        <w:spacing w:after="40" w:before="20"/>
-        <w:ind w:left="360" w:hanging="360"/>
-      </w:pPr>
-      <w:r>
-        <w:rPr>
-          <w:rFonts w:ascii="Consolas" w:cs="Consolas" w:eastAsia="Consolas" w:hAnsi="Consolas"/>
-          <w:b/>
-          <w:bCs/>
-          <w:sz w:val="19"/>
-          <w:szCs w:val="19"/>
-        </w:rPr>
-        <w:t xml:space="preserve">[ ]  </w:t>
-      </w:r>
-      <w:r>
-        <w:rPr>
-          <w:b/>
-          <w:bCs/>
-        </w:rPr>
-        <w:t xml:space="preserve">Sigara → Banderi</w:t>
-      </w:r>
-      <w:r>
-        <w:t xml:space="preserve"> — 8.8 km direct, against 63.0 km the long way round  </w:t>
-      </w:r>
-      <w:r>
-        <w:rPr>
-          <w:rFonts w:ascii="Consolas" w:cs="Consolas" w:eastAsia="Consolas" w:hAnsi="Consolas"/>
-          <w:sz w:val="19"/>
-          <w:szCs w:val="19"/>
-        </w:rPr>
-        <w:t xml:space="preserve">F36</w:t>
-      </w:r>
-    </w:p>
-    <w:p>
-      <w:pPr>
-        <w:spacing w:after="40" w:before="20"/>
-        <w:ind w:left="360" w:hanging="360"/>
-      </w:pPr>
-      <w:r>
-        <w:rPr>
-          <w:rFonts w:ascii="Consolas" w:cs="Consolas" w:eastAsia="Consolas" w:hAnsi="Consolas"/>
-          <w:b/>
-          <w:bCs/>
-          <w:sz w:val="19"/>
-          <w:szCs w:val="19"/>
-        </w:rPr>
-        <w:t xml:space="preserve">[ ]  </w:t>
-      </w:r>
-      <w:r>
-        <w:rPr>
-          <w:b/>
-          <w:bCs/>
-        </w:rPr>
-        <w:t xml:space="preserve">Wayei → Umbara</w:t>
-      </w:r>
-      <w:r>
-        <w:t xml:space="preserve"> — 10.2 km direct, against 22.3 km the long way round  </w:t>
-      </w:r>
-      <w:r>
-        <w:rPr>
-          <w:rFonts w:ascii="Consolas" w:cs="Consolas" w:eastAsia="Consolas" w:hAnsi="Consolas"/>
-          <w:sz w:val="19"/>
-          <w:szCs w:val="19"/>
-        </w:rPr>
-        <w:t xml:space="preserve">F31</w:t>
-      </w:r>
-    </w:p>
-    <w:p>
-      <w:pPr>
-        <w:spacing w:after="40" w:before="20"/>
-        <w:ind w:left="360" w:hanging="360"/>
-      </w:pPr>
-      <w:r>
-        <w:rPr>
-          <w:rFonts w:ascii="Consolas" w:cs="Consolas" w:eastAsia="Consolas" w:hAnsi="Consolas"/>
-          <w:b/>
-          <w:bCs/>
-          <w:sz w:val="19"/>
-          <w:szCs w:val="19"/>
-        </w:rPr>
-        <w:t xml:space="preserve">[ ]  </w:t>
-      </w:r>
-      <w:r>
-        <w:rPr>
-          <w:b/>
-          <w:bCs/>
-        </w:rPr>
-        <w:t xml:space="preserve">Tahama → Serepuna</w:t>
-      </w:r>
-      <w:r>
-        <w:t xml:space="preserve"> — 11.0 km direct, against 23.6 km the long way round  </w:t>
-      </w:r>
-      <w:r>
-        <w:rPr>
-          <w:rFonts w:ascii="Consolas" w:cs="Consolas" w:eastAsia="Consolas" w:hAnsi="Consolas"/>
-          <w:sz w:val="19"/>
-          <w:szCs w:val="19"/>
-        </w:rPr>
-        <w:t xml:space="preserve">F24</w:t>
-      </w:r>
-    </w:p>
-    <w:p>
-      <w:pPr>
-        <w:spacing w:after="40" w:before="20"/>
-        <w:ind w:left="360" w:hanging="360"/>
-      </w:pPr>
-      <w:r>
-        <w:rPr>
-          <w:rFonts w:ascii="Consolas" w:cs="Consolas" w:eastAsia="Consolas" w:hAnsi="Consolas"/>
-          <w:b/>
-          <w:bCs/>
-          <w:sz w:val="19"/>
-          <w:szCs w:val="19"/>
-        </w:rPr>
-        <w:t xml:space="preserve">[ ]  </w:t>
-      </w:r>
-      <w:r>
-        <w:rPr>
-          <w:b/>
-          <w:bCs/>
-        </w:rPr>
-        <w:t xml:space="preserve">Toma → Itokama</w:t>
-      </w:r>
-      <w:r>
-        <w:t xml:space="preserve"> — 14.8 km direct, against 38.0 km the long way round  </w:t>
-      </w:r>
-      <w:r>
-        <w:rPr>
-          <w:rFonts w:ascii="Consolas" w:cs="Consolas" w:eastAsia="Consolas" w:hAnsi="Consolas"/>
-          <w:sz w:val="19"/>
-          <w:szCs w:val="19"/>
-        </w:rPr>
-        <w:t xml:space="preserve">F13</w:t>
-      </w:r>
-    </w:p>
-    <w:p>
-      <w:pPr>
-        <w:spacing w:after="40" w:before="20"/>
-        <w:ind w:left="360" w:hanging="360"/>
-      </w:pPr>
-      <w:r>
-        <w:rPr>
-          <w:rFonts w:ascii="Consolas" w:cs="Consolas" w:eastAsia="Consolas" w:hAnsi="Consolas"/>
-          <w:b/>
-          <w:bCs/>
-          <w:sz w:val="19"/>
-          <w:szCs w:val="19"/>
-        </w:rPr>
-        <w:t xml:space="preserve">[ ]  </w:t>
-      </w:r>
-      <w:r>
-        <w:rPr>
-          <w:b/>
-          <w:bCs/>
-        </w:rPr>
-        <w:t xml:space="preserve">Gora → Popondetta</w:t>
-      </w:r>
-      <w:r>
-        <w:t xml:space="preserve"> — 25.9 km direct, against 128.5 km the long way round  </w:t>
-      </w:r>
-      <w:r>
-        <w:rPr>
-          <w:rFonts w:ascii="Consolas" w:cs="Consolas" w:eastAsia="Consolas" w:hAnsi="Consolas"/>
-          <w:sz w:val="19"/>
-          <w:szCs w:val="19"/>
-        </w:rPr>
-        <w:t xml:space="preserve">F09</w:t>
-      </w:r>
-    </w:p>
-    <w:p>
-      <w:pPr>
-        <w:spacing w:after="100" w:before="0"/>
-      </w:pPr>
-    </w:p>
-    <w:p>
-      <w:pPr>
-        <w:pStyle w:val="Heading2"/>
-        <w:spacing w:after="120" w:before="260"/>
-      </w:pPr>
-      <w:r>
-        <w:t xml:space="preserve">4. Places no recording has ever reached</w:t>
-      </w:r>
-    </w:p>
-    <w:p>
-      <w:pPr>
-        <w:spacing w:after="140" w:before="0"/>
-      </w:pPr>
-      <w:r>
-        <w:rPr>
-          <w:b/>
-          <w:bCs/>
-        </w:rPr>
-        <w:t xml:space="preserve">15 places</w:t>
-      </w:r>
-      <w:r>
-        <w:t xml:space="preserve">, furthest first. The number is how far the place sits from the nearest recorded line - that is the walk needed to tie it in, not the length of any particular track.</w:t>
+        <w:t xml:space="preserve">Then: 42 points at 25 villages we can find</w:t>
       </w:r>
     </w:p>
     <w:tbl>
@@ -1267,6 +1536,3372 @@
                 <w:b/>
                 <w:bCs/>
               </w:rPr>
+              <w:t xml:space="preserve">village</w:t>
+            </w:r>
+          </w:p>
+        </w:tc>
+        <w:tc>
+          <w:tcPr>
+            <w:tcW w:type="dxa" w:w="2256"/>
+            <w:shd w:fill="EDF1F6" w:color="auto" w:val="clear"/>
+            <w:tcMar>
+              <w:top w:type="dxa" w:w="60"/>
+              <w:left w:type="dxa" w:w="110"/>
+              <w:bottom w:type="dxa" w:w="60"/>
+              <w:right w:type="dxa" w:w="110"/>
+            </w:tcMar>
+          </w:tcPr>
+          <w:p>
+            <w:pPr>
+              <w:spacing w:after="0" w:before="0"/>
+            </w:pPr>
+            <w:r>
+              <w:rPr>
+                <w:b/>
+                <w:bCs/>
+              </w:rPr>
+              <w:t xml:space="preserve">ward</w:t>
+            </w:r>
+          </w:p>
+        </w:tc>
+        <w:tc>
+          <w:tcPr>
+            <w:tcW w:type="dxa" w:w="2256"/>
+            <w:shd w:fill="EDF1F6" w:color="auto" w:val="clear"/>
+            <w:tcMar>
+              <w:top w:type="dxa" w:w="60"/>
+              <w:left w:type="dxa" w:w="110"/>
+              <w:bottom w:type="dxa" w:w="60"/>
+              <w:right w:type="dxa" w:w="110"/>
+            </w:tcMar>
+          </w:tcPr>
+          <w:p>
+            <w:pPr>
+              <w:spacing w:after="0" w:before="0"/>
+            </w:pPr>
+            <w:r>
+              <w:rPr>
+                <w:b/>
+                <w:bCs/>
+              </w:rPr>
+              <w:t xml:space="preserve">points</w:t>
+            </w:r>
+          </w:p>
+        </w:tc>
+        <w:tc>
+          <w:tcPr>
+            <w:tcW w:type="dxa" w:w="2258"/>
+            <w:shd w:fill="EDF1F6" w:color="auto" w:val="clear"/>
+            <w:tcMar>
+              <w:top w:type="dxa" w:w="60"/>
+              <w:left w:type="dxa" w:w="110"/>
+              <w:bottom w:type="dxa" w:w="60"/>
+              <w:right w:type="dxa" w:w="110"/>
+            </w:tcMar>
+          </w:tcPr>
+          <w:p>
+            <w:pPr>
+              <w:spacing w:after="0" w:before="0"/>
+            </w:pPr>
+            <w:r>
+              <w:rPr>
+                <w:b/>
+                <w:bCs/>
+              </w:rPr>
+              <w:t xml:space="preserve">facilities</w:t>
+            </w:r>
+          </w:p>
+        </w:tc>
+      </w:tr>
+      <w:tr>
+        <w:trPr>
+          <w:tblHeader w:val="false"/>
+        </w:trPr>
+        <w:tc>
+          <w:tcPr>
+            <w:tcW w:type="dxa" w:w="2256"/>
+            <w:tcMar>
+              <w:top w:type="dxa" w:w="60"/>
+              <w:left w:type="dxa" w:w="110"/>
+              <w:bottom w:type="dxa" w:w="60"/>
+              <w:right w:type="dxa" w:w="110"/>
+            </w:tcMar>
+          </w:tcPr>
+          <w:p>
+            <w:pPr>
+              <w:spacing w:after="0" w:before="0"/>
+            </w:pPr>
+            <w:r>
+              <w:t xml:space="preserve">Marasi</w:t>
+            </w:r>
+          </w:p>
+        </w:tc>
+        <w:tc>
+          <w:tcPr>
+            <w:tcW w:type="dxa" w:w="2256"/>
+            <w:tcMar>
+              <w:top w:type="dxa" w:w="60"/>
+              <w:left w:type="dxa" w:w="110"/>
+              <w:bottom w:type="dxa" w:w="60"/>
+              <w:right w:type="dxa" w:w="110"/>
+            </w:tcMar>
+          </w:tcPr>
+          <w:p>
+            <w:pPr>
+              <w:spacing w:after="0" w:before="0"/>
+            </w:pPr>
+            <w:r>
+              <w:t xml:space="preserve">01 Yoivi</w:t>
+            </w:r>
+          </w:p>
+        </w:tc>
+        <w:tc>
+          <w:tcPr>
+            <w:tcW w:type="dxa" w:w="2256"/>
+            <w:tcMar>
+              <w:top w:type="dxa" w:w="60"/>
+              <w:left w:type="dxa" w:w="110"/>
+              <w:bottom w:type="dxa" w:w="60"/>
+              <w:right w:type="dxa" w:w="110"/>
+            </w:tcMar>
+          </w:tcPr>
+          <w:p>
+            <w:pPr>
+              <w:spacing w:after="0" w:before="0"/>
+            </w:pPr>
+            <w:r>
+              <w:t xml:space="preserve">1</w:t>
+            </w:r>
+          </w:p>
+        </w:tc>
+        <w:tc>
+          <w:tcPr>
+            <w:tcW w:type="dxa" w:w="2258"/>
+            <w:tcMar>
+              <w:top w:type="dxa" w:w="60"/>
+              <w:left w:type="dxa" w:w="110"/>
+              <w:bottom w:type="dxa" w:w="60"/>
+              <w:right w:type="dxa" w:w="110"/>
+            </w:tcMar>
+          </w:tcPr>
+          <w:p>
+            <w:pPr>
+              <w:spacing w:after="0" w:before="0"/>
+            </w:pPr>
+            <w:r>
+              <w:t xml:space="preserve">Marasi Elementary School, 2 × 2-in-1 (</w:t>
+            </w:r>
+            <w:r>
+              <w:rPr>
+                <w:i/>
+                <w:iCs/>
+              </w:rPr>
+              <w:t xml:space="preserve">In use</w:t>
+            </w:r>
+            <w:r>
+              <w:t xml:space="preserve">)</w:t>
+            </w:r>
+          </w:p>
+        </w:tc>
+      </w:tr>
+      <w:tr>
+        <w:trPr>
+          <w:tblHeader w:val="false"/>
+        </w:trPr>
+        <w:tc>
+          <w:tcPr>
+            <w:tcW w:type="dxa" w:w="2256"/>
+            <w:tcMar>
+              <w:top w:type="dxa" w:w="60"/>
+              <w:left w:type="dxa" w:w="110"/>
+              <w:bottom w:type="dxa" w:w="60"/>
+              <w:right w:type="dxa" w:w="110"/>
+            </w:tcMar>
+          </w:tcPr>
+          <w:p>
+            <w:pPr>
+              <w:spacing w:after="0" w:before="0"/>
+            </w:pPr>
+            <w:r>
+              <w:t xml:space="preserve">Manusi</w:t>
+            </w:r>
+          </w:p>
+        </w:tc>
+        <w:tc>
+          <w:tcPr>
+            <w:tcW w:type="dxa" w:w="2256"/>
+            <w:tcMar>
+              <w:top w:type="dxa" w:w="60"/>
+              <w:left w:type="dxa" w:w="110"/>
+              <w:bottom w:type="dxa" w:w="60"/>
+              <w:right w:type="dxa" w:w="110"/>
+            </w:tcMar>
+          </w:tcPr>
+          <w:p>
+            <w:pPr>
+              <w:spacing w:after="0" w:before="0"/>
+            </w:pPr>
+            <w:r>
+              <w:t xml:space="preserve">01 Yoivi</w:t>
+            </w:r>
+          </w:p>
+        </w:tc>
+        <w:tc>
+          <w:tcPr>
+            <w:tcW w:type="dxa" w:w="2256"/>
+            <w:tcMar>
+              <w:top w:type="dxa" w:w="60"/>
+              <w:left w:type="dxa" w:w="110"/>
+              <w:bottom w:type="dxa" w:w="60"/>
+              <w:right w:type="dxa" w:w="110"/>
+            </w:tcMar>
+          </w:tcPr>
+          <w:p>
+            <w:pPr>
+              <w:spacing w:after="0" w:before="0"/>
+            </w:pPr>
+            <w:r>
+              <w:t xml:space="preserve">1</w:t>
+            </w:r>
+          </w:p>
+        </w:tc>
+        <w:tc>
+          <w:tcPr>
+            <w:tcW w:type="dxa" w:w="2258"/>
+            <w:tcMar>
+              <w:top w:type="dxa" w:w="60"/>
+              <w:left w:type="dxa" w:w="110"/>
+              <w:bottom w:type="dxa" w:w="60"/>
+              <w:right w:type="dxa" w:w="110"/>
+            </w:tcMar>
+          </w:tcPr>
+          <w:p>
+            <w:pPr>
+              <w:spacing w:after="0" w:before="0"/>
+            </w:pPr>
+            <w:r>
+              <w:t xml:space="preserve">Manusi Elementary School, 1 × 2-in-1 (</w:t>
+            </w:r>
+            <w:r>
+              <w:rPr>
+                <w:i/>
+                <w:iCs/>
+              </w:rPr>
+              <w:t xml:space="preserve">In use, bush material</w:t>
+            </w:r>
+            <w:r>
+              <w:t xml:space="preserve">)</w:t>
+            </w:r>
+          </w:p>
+        </w:tc>
+      </w:tr>
+      <w:tr>
+        <w:trPr>
+          <w:tblHeader w:val="false"/>
+        </w:trPr>
+        <w:tc>
+          <w:tcPr>
+            <w:tcW w:type="dxa" w:w="2256"/>
+            <w:tcMar>
+              <w:top w:type="dxa" w:w="60"/>
+              <w:left w:type="dxa" w:w="110"/>
+              <w:bottom w:type="dxa" w:w="60"/>
+              <w:right w:type="dxa" w:w="110"/>
+            </w:tcMar>
+          </w:tcPr>
+          <w:p>
+            <w:pPr>
+              <w:spacing w:after="0" w:before="0"/>
+            </w:pPr>
+            <w:r>
+              <w:t xml:space="preserve">Yoivi</w:t>
+            </w:r>
+          </w:p>
+        </w:tc>
+        <w:tc>
+          <w:tcPr>
+            <w:tcW w:type="dxa" w:w="2256"/>
+            <w:tcMar>
+              <w:top w:type="dxa" w:w="60"/>
+              <w:left w:type="dxa" w:w="110"/>
+              <w:bottom w:type="dxa" w:w="60"/>
+              <w:right w:type="dxa" w:w="110"/>
+            </w:tcMar>
+          </w:tcPr>
+          <w:p>
+            <w:pPr>
+              <w:spacing w:after="0" w:before="0"/>
+            </w:pPr>
+            <w:r>
+              <w:t xml:space="preserve">01 Yoivi</w:t>
+            </w:r>
+          </w:p>
+        </w:tc>
+        <w:tc>
+          <w:tcPr>
+            <w:tcW w:type="dxa" w:w="2256"/>
+            <w:tcMar>
+              <w:top w:type="dxa" w:w="60"/>
+              <w:left w:type="dxa" w:w="110"/>
+              <w:bottom w:type="dxa" w:w="60"/>
+              <w:right w:type="dxa" w:w="110"/>
+            </w:tcMar>
+          </w:tcPr>
+          <w:p>
+            <w:pPr>
+              <w:spacing w:after="0" w:before="0"/>
+            </w:pPr>
+            <w:r>
+              <w:t xml:space="preserve">3</w:t>
+            </w:r>
+          </w:p>
+        </w:tc>
+        <w:tc>
+          <w:tcPr>
+            <w:tcW w:type="dxa" w:w="2258"/>
+            <w:tcMar>
+              <w:top w:type="dxa" w:w="60"/>
+              <w:left w:type="dxa" w:w="110"/>
+              <w:bottom w:type="dxa" w:w="60"/>
+              <w:right w:type="dxa" w:w="110"/>
+            </w:tcMar>
+          </w:tcPr>
+          <w:p>
+            <w:pPr>
+              <w:spacing w:after="0" w:before="0"/>
+            </w:pPr>
+            <w:r>
+              <w:t xml:space="preserve">Yoivi Community Aid Post (</w:t>
+            </w:r>
+            <w:r>
+              <w:rPr>
+                <w:i/>
+                <w:iCs/>
+              </w:rPr>
+              <w:t xml:space="preserve">Newly built, no proper facilities, no regular drug supply, 2 volunteer CHWs, not registered</w:t>
+            </w:r>
+            <w:r>
+              <w:t xml:space="preserve">); Aguido Elementary School (</w:t>
+            </w:r>
+            <w:r>
+              <w:rPr>
+                <w:i/>
+                <w:iCs/>
+              </w:rPr>
+              <w:t xml:space="preserve">In use</w:t>
+            </w:r>
+            <w:r>
+              <w:t xml:space="preserve">); Aguido Primary School, 1 × 4-in-1 classroom, 4 teacher houses (</w:t>
+            </w:r>
+            <w:r>
+              <w:rPr>
+                <w:i/>
+                <w:iCs/>
+              </w:rPr>
+              <w:t xml:space="preserve">In use, bush material</w:t>
+            </w:r>
+            <w:r>
+              <w:t xml:space="preserve">)</w:t>
+            </w:r>
+          </w:p>
+        </w:tc>
+      </w:tr>
+      <w:tr>
+        <w:trPr>
+          <w:tblHeader w:val="false"/>
+        </w:trPr>
+        <w:tc>
+          <w:tcPr>
+            <w:tcW w:type="dxa" w:w="2256"/>
+            <w:tcMar>
+              <w:top w:type="dxa" w:w="60"/>
+              <w:left w:type="dxa" w:w="110"/>
+              <w:bottom w:type="dxa" w:w="60"/>
+              <w:right w:type="dxa" w:w="110"/>
+            </w:tcMar>
+          </w:tcPr>
+          <w:p>
+            <w:pPr>
+              <w:spacing w:after="0" w:before="0"/>
+            </w:pPr>
+            <w:r>
+              <w:t xml:space="preserve">Dareki</w:t>
+            </w:r>
+          </w:p>
+        </w:tc>
+        <w:tc>
+          <w:tcPr>
+            <w:tcW w:type="dxa" w:w="2256"/>
+            <w:tcMar>
+              <w:top w:type="dxa" w:w="60"/>
+              <w:left w:type="dxa" w:w="110"/>
+              <w:bottom w:type="dxa" w:w="60"/>
+              <w:right w:type="dxa" w:w="110"/>
+            </w:tcMar>
+          </w:tcPr>
+          <w:p>
+            <w:pPr>
+              <w:spacing w:after="0" w:before="0"/>
+            </w:pPr>
+            <w:r>
+              <w:t xml:space="preserve">03 Kawowoki</w:t>
+            </w:r>
+          </w:p>
+        </w:tc>
+        <w:tc>
+          <w:tcPr>
+            <w:tcW w:type="dxa" w:w="2256"/>
+            <w:tcMar>
+              <w:top w:type="dxa" w:w="60"/>
+              <w:left w:type="dxa" w:w="110"/>
+              <w:bottom w:type="dxa" w:w="60"/>
+              <w:right w:type="dxa" w:w="110"/>
+            </w:tcMar>
+          </w:tcPr>
+          <w:p>
+            <w:pPr>
+              <w:spacing w:after="0" w:before="0"/>
+            </w:pPr>
+            <w:r>
+              <w:t xml:space="preserve">2</w:t>
+            </w:r>
+          </w:p>
+        </w:tc>
+        <w:tc>
+          <w:tcPr>
+            <w:tcW w:type="dxa" w:w="2258"/>
+            <w:tcMar>
+              <w:top w:type="dxa" w:w="60"/>
+              <w:left w:type="dxa" w:w="110"/>
+              <w:bottom w:type="dxa" w:w="60"/>
+              <w:right w:type="dxa" w:w="110"/>
+            </w:tcMar>
+          </w:tcPr>
+          <w:p>
+            <w:pPr>
+              <w:spacing w:after="0" w:before="0"/>
+            </w:pPr>
+            <w:r>
+              <w:t xml:space="preserve">Dareki Elementary School, 2-in-1 (</w:t>
+            </w:r>
+            <w:r>
+              <w:rPr>
+                <w:i/>
+                <w:iCs/>
+              </w:rPr>
+              <w:t xml:space="preserve">Functioning</w:t>
+            </w:r>
+            <w:r>
+              <w:t xml:space="preserve">); Dareki Aid Post (</w:t>
+            </w:r>
+            <w:r>
+              <w:rPr>
+                <w:i/>
+                <w:iCs/>
+              </w:rPr>
+              <w:t xml:space="preserve">Closed 2010</w:t>
+            </w:r>
+            <w:r>
+              <w:t xml:space="preserve">)</w:t>
+            </w:r>
+          </w:p>
+        </w:tc>
+      </w:tr>
+      <w:tr>
+        <w:trPr>
+          <w:tblHeader w:val="false"/>
+        </w:trPr>
+        <w:tc>
+          <w:tcPr>
+            <w:tcW w:type="dxa" w:w="2256"/>
+            <w:tcMar>
+              <w:top w:type="dxa" w:w="60"/>
+              <w:left w:type="dxa" w:w="110"/>
+              <w:bottom w:type="dxa" w:w="60"/>
+              <w:right w:type="dxa" w:w="110"/>
+            </w:tcMar>
+          </w:tcPr>
+          <w:p>
+            <w:pPr>
+              <w:spacing w:after="0" w:before="0"/>
+            </w:pPr>
+            <w:r>
+              <w:t xml:space="preserve">Kawowoki</w:t>
+            </w:r>
+          </w:p>
+        </w:tc>
+        <w:tc>
+          <w:tcPr>
+            <w:tcW w:type="dxa" w:w="2256"/>
+            <w:tcMar>
+              <w:top w:type="dxa" w:w="60"/>
+              <w:left w:type="dxa" w:w="110"/>
+              <w:bottom w:type="dxa" w:w="60"/>
+              <w:right w:type="dxa" w:w="110"/>
+            </w:tcMar>
+          </w:tcPr>
+          <w:p>
+            <w:pPr>
+              <w:spacing w:after="0" w:before="0"/>
+            </w:pPr>
+            <w:r>
+              <w:t xml:space="preserve">03 Kawowoki</w:t>
+            </w:r>
+          </w:p>
+        </w:tc>
+        <w:tc>
+          <w:tcPr>
+            <w:tcW w:type="dxa" w:w="2256"/>
+            <w:tcMar>
+              <w:top w:type="dxa" w:w="60"/>
+              <w:left w:type="dxa" w:w="110"/>
+              <w:bottom w:type="dxa" w:w="60"/>
+              <w:right w:type="dxa" w:w="110"/>
+            </w:tcMar>
+          </w:tcPr>
+          <w:p>
+            <w:pPr>
+              <w:spacing w:after="0" w:before="0"/>
+            </w:pPr>
+            <w:r>
+              <w:t xml:space="preserve">2</w:t>
+            </w:r>
+          </w:p>
+        </w:tc>
+        <w:tc>
+          <w:tcPr>
+            <w:tcW w:type="dxa" w:w="2258"/>
+            <w:tcMar>
+              <w:top w:type="dxa" w:w="60"/>
+              <w:left w:type="dxa" w:w="110"/>
+              <w:bottom w:type="dxa" w:w="60"/>
+              <w:right w:type="dxa" w:w="110"/>
+            </w:tcMar>
+          </w:tcPr>
+          <w:p>
+            <w:pPr>
+              <w:spacing w:after="0" w:before="0"/>
+            </w:pPr>
+            <w:r>
+              <w:t xml:space="preserve">Kawowoki Elementary School, 2-in-1 (</w:t>
+            </w:r>
+            <w:r>
+              <w:rPr>
+                <w:i/>
+                <w:iCs/>
+              </w:rPr>
+              <w:t xml:space="preserve">Functioning</w:t>
+            </w:r>
+            <w:r>
+              <w:t xml:space="preserve">); Kawowoki Aid Post (</w:t>
+            </w:r>
+            <w:r>
+              <w:rPr>
+                <w:i/>
+                <w:iCs/>
+              </w:rPr>
+              <w:t xml:space="preserve">Closed</w:t>
+            </w:r>
+            <w:r>
+              <w:t xml:space="preserve">)</w:t>
+            </w:r>
+          </w:p>
+        </w:tc>
+      </w:tr>
+      <w:tr>
+        <w:trPr>
+          <w:tblHeader w:val="false"/>
+        </w:trPr>
+        <w:tc>
+          <w:tcPr>
+            <w:tcW w:type="dxa" w:w="2256"/>
+            <w:tcMar>
+              <w:top w:type="dxa" w:w="60"/>
+              <w:left w:type="dxa" w:w="110"/>
+              <w:bottom w:type="dxa" w:w="60"/>
+              <w:right w:type="dxa" w:w="110"/>
+            </w:tcMar>
+          </w:tcPr>
+          <w:p>
+            <w:pPr>
+              <w:spacing w:after="0" w:before="0"/>
+            </w:pPr>
+            <w:r>
+              <w:t xml:space="preserve">Kaura</w:t>
+            </w:r>
+          </w:p>
+        </w:tc>
+        <w:tc>
+          <w:tcPr>
+            <w:tcW w:type="dxa" w:w="2256"/>
+            <w:tcMar>
+              <w:top w:type="dxa" w:w="60"/>
+              <w:left w:type="dxa" w:w="110"/>
+              <w:bottom w:type="dxa" w:w="60"/>
+              <w:right w:type="dxa" w:w="110"/>
+            </w:tcMar>
+          </w:tcPr>
+          <w:p>
+            <w:pPr>
+              <w:spacing w:after="0" w:before="0"/>
+            </w:pPr>
+            <w:r>
+              <w:t xml:space="preserve">04 Kaura</w:t>
+            </w:r>
+          </w:p>
+        </w:tc>
+        <w:tc>
+          <w:tcPr>
+            <w:tcW w:type="dxa" w:w="2256"/>
+            <w:tcMar>
+              <w:top w:type="dxa" w:w="60"/>
+              <w:left w:type="dxa" w:w="110"/>
+              <w:bottom w:type="dxa" w:w="60"/>
+              <w:right w:type="dxa" w:w="110"/>
+            </w:tcMar>
+          </w:tcPr>
+          <w:p>
+            <w:pPr>
+              <w:spacing w:after="0" w:before="0"/>
+            </w:pPr>
+            <w:r>
+              <w:t xml:space="preserve">1</w:t>
+            </w:r>
+          </w:p>
+        </w:tc>
+        <w:tc>
+          <w:tcPr>
+            <w:tcW w:type="dxa" w:w="2258"/>
+            <w:tcMar>
+              <w:top w:type="dxa" w:w="60"/>
+              <w:left w:type="dxa" w:w="110"/>
+              <w:bottom w:type="dxa" w:w="60"/>
+              <w:right w:type="dxa" w:w="110"/>
+            </w:tcMar>
+          </w:tcPr>
+          <w:p>
+            <w:pPr>
+              <w:spacing w:after="0" w:before="0"/>
+            </w:pPr>
+            <w:r>
+              <w:t xml:space="preserve">Kaura Elementary School, 1 × 2-in-1 (</w:t>
+            </w:r>
+            <w:r>
+              <w:rPr>
+                <w:i/>
+                <w:iCs/>
+              </w:rPr>
+              <w:t xml:space="preserve">Running</w:t>
+            </w:r>
+            <w:r>
+              <w:t xml:space="preserve">)</w:t>
+            </w:r>
+          </w:p>
+        </w:tc>
+      </w:tr>
+      <w:tr>
+        <w:trPr>
+          <w:tblHeader w:val="false"/>
+        </w:trPr>
+        <w:tc>
+          <w:tcPr>
+            <w:tcW w:type="dxa" w:w="2256"/>
+            <w:tcMar>
+              <w:top w:type="dxa" w:w="60"/>
+              <w:left w:type="dxa" w:w="110"/>
+              <w:bottom w:type="dxa" w:w="60"/>
+              <w:right w:type="dxa" w:w="110"/>
+            </w:tcMar>
+          </w:tcPr>
+          <w:p>
+            <w:pPr>
+              <w:spacing w:after="0" w:before="0"/>
+            </w:pPr>
+            <w:r>
+              <w:t xml:space="preserve">Koeno</w:t>
+            </w:r>
+          </w:p>
+        </w:tc>
+        <w:tc>
+          <w:tcPr>
+            <w:tcW w:type="dxa" w:w="2256"/>
+            <w:tcMar>
+              <w:top w:type="dxa" w:w="60"/>
+              <w:left w:type="dxa" w:w="110"/>
+              <w:bottom w:type="dxa" w:w="60"/>
+              <w:right w:type="dxa" w:w="110"/>
+            </w:tcMar>
+          </w:tcPr>
+          <w:p>
+            <w:pPr>
+              <w:spacing w:after="0" w:before="0"/>
+            </w:pPr>
+            <w:r>
+              <w:t xml:space="preserve">06 Koeno</w:t>
+            </w:r>
+          </w:p>
+        </w:tc>
+        <w:tc>
+          <w:tcPr>
+            <w:tcW w:type="dxa" w:w="2256"/>
+            <w:tcMar>
+              <w:top w:type="dxa" w:w="60"/>
+              <w:left w:type="dxa" w:w="110"/>
+              <w:bottom w:type="dxa" w:w="60"/>
+              <w:right w:type="dxa" w:w="110"/>
+            </w:tcMar>
+          </w:tcPr>
+          <w:p>
+            <w:pPr>
+              <w:spacing w:after="0" w:before="0"/>
+            </w:pPr>
+            <w:r>
+              <w:t xml:space="preserve">1</w:t>
+            </w:r>
+          </w:p>
+        </w:tc>
+        <w:tc>
+          <w:tcPr>
+            <w:tcW w:type="dxa" w:w="2258"/>
+            <w:tcMar>
+              <w:top w:type="dxa" w:w="60"/>
+              <w:left w:type="dxa" w:w="110"/>
+              <w:bottom w:type="dxa" w:w="60"/>
+              <w:right w:type="dxa" w:w="110"/>
+            </w:tcMar>
+          </w:tcPr>
+          <w:p>
+            <w:pPr>
+              <w:spacing w:after="0" w:before="0"/>
+            </w:pPr>
+            <w:r>
+              <w:t xml:space="preserve">Koeno Elementary School + teacher houses (</w:t>
+            </w:r>
+            <w:r>
+              <w:rPr>
+                <w:i/>
+                <w:iCs/>
+              </w:rPr>
+              <w:t xml:space="preserve">In use</w:t>
+            </w:r>
+            <w:r>
+              <w:t xml:space="preserve">)</w:t>
+            </w:r>
+          </w:p>
+        </w:tc>
+      </w:tr>
+      <w:tr>
+        <w:trPr>
+          <w:tblHeader w:val="false"/>
+        </w:trPr>
+        <w:tc>
+          <w:tcPr>
+            <w:tcW w:type="dxa" w:w="2256"/>
+            <w:tcMar>
+              <w:top w:type="dxa" w:w="60"/>
+              <w:left w:type="dxa" w:w="110"/>
+              <w:bottom w:type="dxa" w:w="60"/>
+              <w:right w:type="dxa" w:w="110"/>
+            </w:tcMar>
+          </w:tcPr>
+          <w:p>
+            <w:pPr>
+              <w:spacing w:after="0" w:before="0"/>
+            </w:pPr>
+            <w:r>
+              <w:t xml:space="preserve">Sakarina</w:t>
+            </w:r>
+          </w:p>
+        </w:tc>
+        <w:tc>
+          <w:tcPr>
+            <w:tcW w:type="dxa" w:w="2256"/>
+            <w:tcMar>
+              <w:top w:type="dxa" w:w="60"/>
+              <w:left w:type="dxa" w:w="110"/>
+              <w:bottom w:type="dxa" w:w="60"/>
+              <w:right w:type="dxa" w:w="110"/>
+            </w:tcMar>
+          </w:tcPr>
+          <w:p>
+            <w:pPr>
+              <w:spacing w:after="0" w:before="0"/>
+            </w:pPr>
+            <w:r>
+              <w:t xml:space="preserve">06 Koeno</w:t>
+            </w:r>
+          </w:p>
+        </w:tc>
+        <w:tc>
+          <w:tcPr>
+            <w:tcW w:type="dxa" w:w="2256"/>
+            <w:tcMar>
+              <w:top w:type="dxa" w:w="60"/>
+              <w:left w:type="dxa" w:w="110"/>
+              <w:bottom w:type="dxa" w:w="60"/>
+              <w:right w:type="dxa" w:w="110"/>
+            </w:tcMar>
+          </w:tcPr>
+          <w:p>
+            <w:pPr>
+              <w:spacing w:after="0" w:before="0"/>
+            </w:pPr>
+            <w:r>
+              <w:t xml:space="preserve">1</w:t>
+            </w:r>
+          </w:p>
+        </w:tc>
+        <w:tc>
+          <w:tcPr>
+            <w:tcW w:type="dxa" w:w="2258"/>
+            <w:tcMar>
+              <w:top w:type="dxa" w:w="60"/>
+              <w:left w:type="dxa" w:w="110"/>
+              <w:bottom w:type="dxa" w:w="60"/>
+              <w:right w:type="dxa" w:w="110"/>
+            </w:tcMar>
+          </w:tcPr>
+          <w:p>
+            <w:pPr>
+              <w:spacing w:after="0" w:before="0"/>
+            </w:pPr>
+            <w:r>
+              <w:t xml:space="preserve">Airstrip (</w:t>
+            </w:r>
+            <w:r>
+              <w:rPr>
+                <w:i/>
+                <w:iCs/>
+              </w:rPr>
+              <w:t xml:space="preserve">Closed 2019, lack of maintenance</w:t>
+            </w:r>
+            <w:r>
+              <w:t xml:space="preserve">)</w:t>
+            </w:r>
+          </w:p>
+        </w:tc>
+      </w:tr>
+      <w:tr>
+        <w:trPr>
+          <w:tblHeader w:val="false"/>
+        </w:trPr>
+        <w:tc>
+          <w:tcPr>
+            <w:tcW w:type="dxa" w:w="2256"/>
+            <w:tcMar>
+              <w:top w:type="dxa" w:w="60"/>
+              <w:left w:type="dxa" w:w="110"/>
+              <w:bottom w:type="dxa" w:w="60"/>
+              <w:right w:type="dxa" w:w="110"/>
+            </w:tcMar>
+          </w:tcPr>
+          <w:p>
+            <w:pPr>
+              <w:spacing w:after="0" w:before="0"/>
+            </w:pPr>
+            <w:r>
+              <w:t xml:space="preserve">Dea</w:t>
+            </w:r>
+          </w:p>
+        </w:tc>
+        <w:tc>
+          <w:tcPr>
+            <w:tcW w:type="dxa" w:w="2256"/>
+            <w:tcMar>
+              <w:top w:type="dxa" w:w="60"/>
+              <w:left w:type="dxa" w:w="110"/>
+              <w:bottom w:type="dxa" w:w="60"/>
+              <w:right w:type="dxa" w:w="110"/>
+            </w:tcMar>
+          </w:tcPr>
+          <w:p>
+            <w:pPr>
+              <w:spacing w:after="0" w:before="0"/>
+            </w:pPr>
+            <w:r>
+              <w:t xml:space="preserve">07 Dea</w:t>
+            </w:r>
+          </w:p>
+        </w:tc>
+        <w:tc>
+          <w:tcPr>
+            <w:tcW w:type="dxa" w:w="2256"/>
+            <w:tcMar>
+              <w:top w:type="dxa" w:w="60"/>
+              <w:left w:type="dxa" w:w="110"/>
+              <w:bottom w:type="dxa" w:w="60"/>
+              <w:right w:type="dxa" w:w="110"/>
+            </w:tcMar>
+          </w:tcPr>
+          <w:p>
+            <w:pPr>
+              <w:spacing w:after="0" w:before="0"/>
+            </w:pPr>
+            <w:r>
+              <w:t xml:space="preserve">2</w:t>
+            </w:r>
+          </w:p>
+        </w:tc>
+        <w:tc>
+          <w:tcPr>
+            <w:tcW w:type="dxa" w:w="2258"/>
+            <w:tcMar>
+              <w:top w:type="dxa" w:w="60"/>
+              <w:left w:type="dxa" w:w="110"/>
+              <w:bottom w:type="dxa" w:w="60"/>
+              <w:right w:type="dxa" w:w="110"/>
+            </w:tcMar>
+          </w:tcPr>
+          <w:p>
+            <w:pPr>
+              <w:spacing w:after="0" w:before="0"/>
+            </w:pPr>
+            <w:r>
+              <w:t xml:space="preserve">Dea Elementary School, 4 classrooms, 1 teacher house (</w:t>
+            </w:r>
+            <w:r>
+              <w:rPr>
+                <w:i/>
+                <w:iCs/>
+              </w:rPr>
+              <w:t xml:space="preserve">In use</w:t>
+            </w:r>
+            <w:r>
+              <w:t xml:space="preserve">); Dea Primary School, 8 classrooms, 6 teacher houses (</w:t>
+            </w:r>
+            <w:r>
+              <w:rPr>
+                <w:i/>
+                <w:iCs/>
+              </w:rPr>
+              <w:t xml:space="preserve">In use</w:t>
+            </w:r>
+            <w:r>
+              <w:t xml:space="preserve">)</w:t>
+            </w:r>
+          </w:p>
+        </w:tc>
+      </w:tr>
+      <w:tr>
+        <w:trPr>
+          <w:tblHeader w:val="false"/>
+        </w:trPr>
+        <w:tc>
+          <w:tcPr>
+            <w:tcW w:type="dxa" w:w="2256"/>
+            <w:tcMar>
+              <w:top w:type="dxa" w:w="60"/>
+              <w:left w:type="dxa" w:w="110"/>
+              <w:bottom w:type="dxa" w:w="60"/>
+              <w:right w:type="dxa" w:w="110"/>
+            </w:tcMar>
+          </w:tcPr>
+          <w:p>
+            <w:pPr>
+              <w:spacing w:after="0" w:before="0"/>
+            </w:pPr>
+            <w:r>
+              <w:t xml:space="preserve">Tabuane</w:t>
+            </w:r>
+          </w:p>
+        </w:tc>
+        <w:tc>
+          <w:tcPr>
+            <w:tcW w:type="dxa" w:w="2256"/>
+            <w:tcMar>
+              <w:top w:type="dxa" w:w="60"/>
+              <w:left w:type="dxa" w:w="110"/>
+              <w:bottom w:type="dxa" w:w="60"/>
+              <w:right w:type="dxa" w:w="110"/>
+            </w:tcMar>
+          </w:tcPr>
+          <w:p>
+            <w:pPr>
+              <w:spacing w:after="0" w:before="0"/>
+            </w:pPr>
+            <w:r>
+              <w:t xml:space="preserve">07 Dea</w:t>
+            </w:r>
+          </w:p>
+        </w:tc>
+        <w:tc>
+          <w:tcPr>
+            <w:tcW w:type="dxa" w:w="2256"/>
+            <w:tcMar>
+              <w:top w:type="dxa" w:w="60"/>
+              <w:left w:type="dxa" w:w="110"/>
+              <w:bottom w:type="dxa" w:w="60"/>
+              <w:right w:type="dxa" w:w="110"/>
+            </w:tcMar>
+          </w:tcPr>
+          <w:p>
+            <w:pPr>
+              <w:spacing w:after="0" w:before="0"/>
+            </w:pPr>
+            <w:r>
+              <w:t xml:space="preserve">1</w:t>
+            </w:r>
+          </w:p>
+        </w:tc>
+        <w:tc>
+          <w:tcPr>
+            <w:tcW w:type="dxa" w:w="2258"/>
+            <w:tcMar>
+              <w:top w:type="dxa" w:w="60"/>
+              <w:left w:type="dxa" w:w="110"/>
+              <w:bottom w:type="dxa" w:w="60"/>
+              <w:right w:type="dxa" w:w="110"/>
+            </w:tcMar>
+          </w:tcPr>
+          <w:p>
+            <w:pPr>
+              <w:spacing w:after="0" w:before="0"/>
+            </w:pPr>
+            <w:r>
+              <w:t xml:space="preserve">Tabuane Elementary School (</w:t>
+            </w:r>
+            <w:r>
+              <w:rPr>
+                <w:i/>
+                <w:iCs/>
+              </w:rPr>
+              <w:t xml:space="preserve">In use, no data collected</w:t>
+            </w:r>
+            <w:r>
+              <w:t xml:space="preserve">)</w:t>
+            </w:r>
+          </w:p>
+        </w:tc>
+      </w:tr>
+      <w:tr>
+        <w:trPr>
+          <w:tblHeader w:val="false"/>
+        </w:trPr>
+        <w:tc>
+          <w:tcPr>
+            <w:tcW w:type="dxa" w:w="2256"/>
+            <w:tcMar>
+              <w:top w:type="dxa" w:w="60"/>
+              <w:left w:type="dxa" w:w="110"/>
+              <w:bottom w:type="dxa" w:w="60"/>
+              <w:right w:type="dxa" w:w="110"/>
+            </w:tcMar>
+          </w:tcPr>
+          <w:p>
+            <w:pPr>
+              <w:spacing w:after="0" w:before="0"/>
+            </w:pPr>
+            <w:r>
+              <w:t xml:space="preserve">Ugunomo → Ugunomu</w:t>
+            </w:r>
+          </w:p>
+        </w:tc>
+        <w:tc>
+          <w:tcPr>
+            <w:tcW w:type="dxa" w:w="2256"/>
+            <w:tcMar>
+              <w:top w:type="dxa" w:w="60"/>
+              <w:left w:type="dxa" w:w="110"/>
+              <w:bottom w:type="dxa" w:w="60"/>
+              <w:right w:type="dxa" w:w="110"/>
+            </w:tcMar>
+          </w:tcPr>
+          <w:p>
+            <w:pPr>
+              <w:spacing w:after="0" w:before="0"/>
+            </w:pPr>
+            <w:r>
+              <w:t xml:space="preserve">07 Dea</w:t>
+            </w:r>
+          </w:p>
+        </w:tc>
+        <w:tc>
+          <w:tcPr>
+            <w:tcW w:type="dxa" w:w="2256"/>
+            <w:tcMar>
+              <w:top w:type="dxa" w:w="60"/>
+              <w:left w:type="dxa" w:w="110"/>
+              <w:bottom w:type="dxa" w:w="60"/>
+              <w:right w:type="dxa" w:w="110"/>
+            </w:tcMar>
+          </w:tcPr>
+          <w:p>
+            <w:pPr>
+              <w:spacing w:after="0" w:before="0"/>
+            </w:pPr>
+            <w:r>
+              <w:t xml:space="preserve">1</w:t>
+            </w:r>
+          </w:p>
+        </w:tc>
+        <w:tc>
+          <w:tcPr>
+            <w:tcW w:type="dxa" w:w="2258"/>
+            <w:tcMar>
+              <w:top w:type="dxa" w:w="60"/>
+              <w:left w:type="dxa" w:w="110"/>
+              <w:bottom w:type="dxa" w:w="60"/>
+              <w:right w:type="dxa" w:w="110"/>
+            </w:tcMar>
+          </w:tcPr>
+          <w:p>
+            <w:pPr>
+              <w:spacing w:after="0" w:before="0"/>
+            </w:pPr>
+            <w:r>
+              <w:t xml:space="preserve">Ugunomo Elementary School (</w:t>
+            </w:r>
+            <w:r>
+              <w:rPr>
+                <w:i/>
+                <w:iCs/>
+              </w:rPr>
+              <w:t xml:space="preserve">In use</w:t>
+            </w:r>
+            <w:r>
+              <w:t xml:space="preserve">)</w:t>
+            </w:r>
+          </w:p>
+        </w:tc>
+      </w:tr>
+      <w:tr>
+        <w:trPr>
+          <w:tblHeader w:val="false"/>
+        </w:trPr>
+        <w:tc>
+          <w:tcPr>
+            <w:tcW w:type="dxa" w:w="2256"/>
+            <w:tcMar>
+              <w:top w:type="dxa" w:w="60"/>
+              <w:left w:type="dxa" w:w="110"/>
+              <w:bottom w:type="dxa" w:w="60"/>
+              <w:right w:type="dxa" w:w="110"/>
+            </w:tcMar>
+          </w:tcPr>
+          <w:p>
+            <w:pPr>
+              <w:spacing w:after="0" w:before="0"/>
+            </w:pPr>
+            <w:r>
+              <w:t xml:space="preserve">Siribu</w:t>
+            </w:r>
+          </w:p>
+        </w:tc>
+        <w:tc>
+          <w:tcPr>
+            <w:tcW w:type="dxa" w:w="2256"/>
+            <w:tcMar>
+              <w:top w:type="dxa" w:w="60"/>
+              <w:left w:type="dxa" w:w="110"/>
+              <w:bottom w:type="dxa" w:w="60"/>
+              <w:right w:type="dxa" w:w="110"/>
+            </w:tcMar>
+          </w:tcPr>
+          <w:p>
+            <w:pPr>
+              <w:spacing w:after="0" w:before="0"/>
+            </w:pPr>
+            <w:r>
+              <w:t xml:space="preserve">08 Siribu</w:t>
+            </w:r>
+          </w:p>
+        </w:tc>
+        <w:tc>
+          <w:tcPr>
+            <w:tcW w:type="dxa" w:w="2256"/>
+            <w:tcMar>
+              <w:top w:type="dxa" w:w="60"/>
+              <w:left w:type="dxa" w:w="110"/>
+              <w:bottom w:type="dxa" w:w="60"/>
+              <w:right w:type="dxa" w:w="110"/>
+            </w:tcMar>
+          </w:tcPr>
+          <w:p>
+            <w:pPr>
+              <w:spacing w:after="0" w:before="0"/>
+            </w:pPr>
+            <w:r>
+              <w:t xml:space="preserve">1</w:t>
+            </w:r>
+          </w:p>
+        </w:tc>
+        <w:tc>
+          <w:tcPr>
+            <w:tcW w:type="dxa" w:w="2258"/>
+            <w:tcMar>
+              <w:top w:type="dxa" w:w="60"/>
+              <w:left w:type="dxa" w:w="110"/>
+              <w:bottom w:type="dxa" w:w="60"/>
+              <w:right w:type="dxa" w:w="110"/>
+            </w:tcMar>
+          </w:tcPr>
+          <w:p>
+            <w:pPr>
+              <w:spacing w:after="0" w:before="0"/>
+            </w:pPr>
+            <w:r>
+              <w:t xml:space="preserve">Siribu Elementary School, 2 × 2-in-1 (</w:t>
+            </w:r>
+            <w:r>
+              <w:rPr>
+                <w:i/>
+                <w:iCs/>
+              </w:rPr>
+              <w:t xml:space="preserve">In use</w:t>
+            </w:r>
+            <w:r>
+              <w:t xml:space="preserve">)</w:t>
+            </w:r>
+          </w:p>
+        </w:tc>
+      </w:tr>
+      <w:tr>
+        <w:trPr>
+          <w:tblHeader w:val="false"/>
+        </w:trPr>
+        <w:tc>
+          <w:tcPr>
+            <w:tcW w:type="dxa" w:w="2256"/>
+            <w:tcMar>
+              <w:top w:type="dxa" w:w="60"/>
+              <w:left w:type="dxa" w:w="110"/>
+              <w:bottom w:type="dxa" w:w="60"/>
+              <w:right w:type="dxa" w:w="110"/>
+            </w:tcMar>
+          </w:tcPr>
+          <w:p>
+            <w:pPr>
+              <w:spacing w:after="0" w:before="0"/>
+            </w:pPr>
+            <w:r>
+              <w:t xml:space="preserve">Jorura → Jorua</w:t>
+            </w:r>
+          </w:p>
+        </w:tc>
+        <w:tc>
+          <w:tcPr>
+            <w:tcW w:type="dxa" w:w="2256"/>
+            <w:tcMar>
+              <w:top w:type="dxa" w:w="60"/>
+              <w:left w:type="dxa" w:w="110"/>
+              <w:bottom w:type="dxa" w:w="60"/>
+              <w:right w:type="dxa" w:w="110"/>
+            </w:tcMar>
+          </w:tcPr>
+          <w:p>
+            <w:pPr>
+              <w:spacing w:after="0" w:before="0"/>
+            </w:pPr>
+            <w:r>
+              <w:t xml:space="preserve">09 Natanga</w:t>
+            </w:r>
+          </w:p>
+        </w:tc>
+        <w:tc>
+          <w:tcPr>
+            <w:tcW w:type="dxa" w:w="2256"/>
+            <w:tcMar>
+              <w:top w:type="dxa" w:w="60"/>
+              <w:left w:type="dxa" w:w="110"/>
+              <w:bottom w:type="dxa" w:w="60"/>
+              <w:right w:type="dxa" w:w="110"/>
+            </w:tcMar>
+          </w:tcPr>
+          <w:p>
+            <w:pPr>
+              <w:spacing w:after="0" w:before="0"/>
+            </w:pPr>
+            <w:r>
+              <w:t xml:space="preserve">1</w:t>
+            </w:r>
+          </w:p>
+        </w:tc>
+        <w:tc>
+          <w:tcPr>
+            <w:tcW w:type="dxa" w:w="2258"/>
+            <w:tcMar>
+              <w:top w:type="dxa" w:w="60"/>
+              <w:left w:type="dxa" w:w="110"/>
+              <w:bottom w:type="dxa" w:w="60"/>
+              <w:right w:type="dxa" w:w="110"/>
+            </w:tcMar>
+          </w:tcPr>
+          <w:p>
+            <w:pPr>
+              <w:spacing w:after="0" w:before="0"/>
+            </w:pPr>
+            <w:r>
+              <w:t xml:space="preserve">Jorura Elementary School (</w:t>
+            </w:r>
+            <w:r>
+              <w:rPr>
+                <w:i/>
+                <w:iCs/>
+              </w:rPr>
+              <w:t xml:space="preserve">Semi-permanent</w:t>
+            </w:r>
+            <w:r>
+              <w:t xml:space="preserve">)</w:t>
+            </w:r>
+          </w:p>
+        </w:tc>
+      </w:tr>
+      <w:tr>
+        <w:trPr>
+          <w:tblHeader w:val="false"/>
+        </w:trPr>
+        <w:tc>
+          <w:tcPr>
+            <w:tcW w:type="dxa" w:w="2256"/>
+            <w:tcMar>
+              <w:top w:type="dxa" w:w="60"/>
+              <w:left w:type="dxa" w:w="110"/>
+              <w:bottom w:type="dxa" w:w="60"/>
+              <w:right w:type="dxa" w:w="110"/>
+            </w:tcMar>
+          </w:tcPr>
+          <w:p>
+            <w:pPr>
+              <w:spacing w:after="0" w:before="0"/>
+            </w:pPr>
+            <w:r>
+              <w:t xml:space="preserve">Kiara → Kiera</w:t>
+            </w:r>
+          </w:p>
+        </w:tc>
+        <w:tc>
+          <w:tcPr>
+            <w:tcW w:type="dxa" w:w="2256"/>
+            <w:tcMar>
+              <w:top w:type="dxa" w:w="60"/>
+              <w:left w:type="dxa" w:w="110"/>
+              <w:bottom w:type="dxa" w:w="60"/>
+              <w:right w:type="dxa" w:w="110"/>
+            </w:tcMar>
+          </w:tcPr>
+          <w:p>
+            <w:pPr>
+              <w:spacing w:after="0" w:before="0"/>
+            </w:pPr>
+            <w:r>
+              <w:t xml:space="preserve">09 Natanga</w:t>
+            </w:r>
+          </w:p>
+        </w:tc>
+        <w:tc>
+          <w:tcPr>
+            <w:tcW w:type="dxa" w:w="2256"/>
+            <w:tcMar>
+              <w:top w:type="dxa" w:w="60"/>
+              <w:left w:type="dxa" w:w="110"/>
+              <w:bottom w:type="dxa" w:w="60"/>
+              <w:right w:type="dxa" w:w="110"/>
+            </w:tcMar>
+          </w:tcPr>
+          <w:p>
+            <w:pPr>
+              <w:spacing w:after="0" w:before="0"/>
+            </w:pPr>
+            <w:r>
+              <w:t xml:space="preserve">1</w:t>
+            </w:r>
+          </w:p>
+        </w:tc>
+        <w:tc>
+          <w:tcPr>
+            <w:tcW w:type="dxa" w:w="2258"/>
+            <w:tcMar>
+              <w:top w:type="dxa" w:w="60"/>
+              <w:left w:type="dxa" w:w="110"/>
+              <w:bottom w:type="dxa" w:w="60"/>
+              <w:right w:type="dxa" w:w="110"/>
+            </w:tcMar>
+          </w:tcPr>
+          <w:p>
+            <w:pPr>
+              <w:spacing w:after="0" w:before="0"/>
+            </w:pPr>
+            <w:r>
+              <w:t xml:space="preserve">Kiara Elementary School (</w:t>
+            </w:r>
+            <w:r>
+              <w:rPr>
+                <w:i/>
+                <w:iCs/>
+              </w:rPr>
+              <w:t xml:space="preserve">Semi-permanent</w:t>
+            </w:r>
+            <w:r>
+              <w:t xml:space="preserve">)</w:t>
+            </w:r>
+          </w:p>
+        </w:tc>
+      </w:tr>
+      <w:tr>
+        <w:trPr>
+          <w:tblHeader w:val="false"/>
+        </w:trPr>
+        <w:tc>
+          <w:tcPr>
+            <w:tcW w:type="dxa" w:w="2256"/>
+            <w:tcMar>
+              <w:top w:type="dxa" w:w="60"/>
+              <w:left w:type="dxa" w:w="110"/>
+              <w:bottom w:type="dxa" w:w="60"/>
+              <w:right w:type="dxa" w:w="110"/>
+            </w:tcMar>
+          </w:tcPr>
+          <w:p>
+            <w:pPr>
+              <w:spacing w:after="0" w:before="0"/>
+            </w:pPr>
+            <w:r>
+              <w:t xml:space="preserve">Natanga</w:t>
+            </w:r>
+          </w:p>
+        </w:tc>
+        <w:tc>
+          <w:tcPr>
+            <w:tcW w:type="dxa" w:w="2256"/>
+            <w:tcMar>
+              <w:top w:type="dxa" w:w="60"/>
+              <w:left w:type="dxa" w:w="110"/>
+              <w:bottom w:type="dxa" w:w="60"/>
+              <w:right w:type="dxa" w:w="110"/>
+            </w:tcMar>
+          </w:tcPr>
+          <w:p>
+            <w:pPr>
+              <w:spacing w:after="0" w:before="0"/>
+            </w:pPr>
+            <w:r>
+              <w:t xml:space="preserve">09 Natanga</w:t>
+            </w:r>
+          </w:p>
+        </w:tc>
+        <w:tc>
+          <w:tcPr>
+            <w:tcW w:type="dxa" w:w="2256"/>
+            <w:tcMar>
+              <w:top w:type="dxa" w:w="60"/>
+              <w:left w:type="dxa" w:w="110"/>
+              <w:bottom w:type="dxa" w:w="60"/>
+              <w:right w:type="dxa" w:w="110"/>
+            </w:tcMar>
+          </w:tcPr>
+          <w:p>
+            <w:pPr>
+              <w:spacing w:after="0" w:before="0"/>
+            </w:pPr>
+            <w:r>
+              <w:t xml:space="preserve">2</w:t>
+            </w:r>
+          </w:p>
+        </w:tc>
+        <w:tc>
+          <w:tcPr>
+            <w:tcW w:type="dxa" w:w="2258"/>
+            <w:tcMar>
+              <w:top w:type="dxa" w:w="60"/>
+              <w:left w:type="dxa" w:w="110"/>
+              <w:bottom w:type="dxa" w:w="60"/>
+              <w:right w:type="dxa" w:w="110"/>
+            </w:tcMar>
+          </w:tcPr>
+          <w:p>
+            <w:pPr>
+              <w:spacing w:after="0" w:before="0"/>
+            </w:pPr>
+            <w:r>
+              <w:t xml:space="preserve">Natanga Elementary School (</w:t>
+            </w:r>
+            <w:r>
+              <w:rPr>
+                <w:i/>
+                <w:iCs/>
+              </w:rPr>
+              <w:t xml:space="preserve">Semi-permanent</w:t>
+            </w:r>
+            <w:r>
+              <w:t xml:space="preserve">); Natanga Aid Post (</w:t>
+            </w:r>
+            <w:r>
+              <w:rPr>
+                <w:i/>
+                <w:iCs/>
+              </w:rPr>
+              <w:t xml:space="preserve">Non-operational, no CHW</w:t>
+            </w:r>
+            <w:r>
+              <w:t xml:space="preserve">)</w:t>
+            </w:r>
+          </w:p>
+        </w:tc>
+      </w:tr>
+      <w:tr>
+        <w:trPr>
+          <w:tblHeader w:val="false"/>
+        </w:trPr>
+        <w:tc>
+          <w:tcPr>
+            <w:tcW w:type="dxa" w:w="2256"/>
+            <w:tcMar>
+              <w:top w:type="dxa" w:w="60"/>
+              <w:left w:type="dxa" w:w="110"/>
+              <w:bottom w:type="dxa" w:w="60"/>
+              <w:right w:type="dxa" w:w="110"/>
+            </w:tcMar>
+          </w:tcPr>
+          <w:p>
+            <w:pPr>
+              <w:spacing w:after="0" w:before="0"/>
+            </w:pPr>
+            <w:r>
+              <w:t xml:space="preserve">Tahama → Semahara Tahama</w:t>
+            </w:r>
+          </w:p>
+        </w:tc>
+        <w:tc>
+          <w:tcPr>
+            <w:tcW w:type="dxa" w:w="2256"/>
+            <w:tcMar>
+              <w:top w:type="dxa" w:w="60"/>
+              <w:left w:type="dxa" w:w="110"/>
+              <w:bottom w:type="dxa" w:w="60"/>
+              <w:right w:type="dxa" w:w="110"/>
+            </w:tcMar>
+          </w:tcPr>
+          <w:p>
+            <w:pPr>
+              <w:spacing w:after="0" w:before="0"/>
+            </w:pPr>
+            <w:r>
+              <w:t xml:space="preserve">11 Tahama</w:t>
+            </w:r>
+          </w:p>
+        </w:tc>
+        <w:tc>
+          <w:tcPr>
+            <w:tcW w:type="dxa" w:w="2256"/>
+            <w:tcMar>
+              <w:top w:type="dxa" w:w="60"/>
+              <w:left w:type="dxa" w:w="110"/>
+              <w:bottom w:type="dxa" w:w="60"/>
+              <w:right w:type="dxa" w:w="110"/>
+            </w:tcMar>
+          </w:tcPr>
+          <w:p>
+            <w:pPr>
+              <w:spacing w:after="0" w:before="0"/>
+            </w:pPr>
+            <w:r>
+              <w:t xml:space="preserve">1</w:t>
+            </w:r>
+          </w:p>
+        </w:tc>
+        <w:tc>
+          <w:tcPr>
+            <w:tcW w:type="dxa" w:w="2258"/>
+            <w:tcMar>
+              <w:top w:type="dxa" w:w="60"/>
+              <w:left w:type="dxa" w:w="110"/>
+              <w:bottom w:type="dxa" w:w="60"/>
+              <w:right w:type="dxa" w:w="110"/>
+            </w:tcMar>
+          </w:tcPr>
+          <w:p>
+            <w:pPr>
+              <w:spacing w:after="0" w:before="0"/>
+            </w:pPr>
+            <w:r>
+              <w:t xml:space="preserve">Tahama Elementary School, 2 single classrooms, 2 teacher houses (</w:t>
+            </w:r>
+            <w:r>
+              <w:rPr>
+                <w:i/>
+                <w:iCs/>
+              </w:rPr>
+              <w:t xml:space="preserve">In use, bush material</w:t>
+            </w:r>
+            <w:r>
+              <w:t xml:space="preserve">)</w:t>
+            </w:r>
+          </w:p>
+        </w:tc>
+      </w:tr>
+      <w:tr>
+        <w:trPr>
+          <w:tblHeader w:val="false"/>
+        </w:trPr>
+        <w:tc>
+          <w:tcPr>
+            <w:tcW w:type="dxa" w:w="2256"/>
+            <w:tcMar>
+              <w:top w:type="dxa" w:w="60"/>
+              <w:left w:type="dxa" w:w="110"/>
+              <w:bottom w:type="dxa" w:w="60"/>
+              <w:right w:type="dxa" w:w="110"/>
+            </w:tcMar>
+          </w:tcPr>
+          <w:p>
+            <w:pPr>
+              <w:spacing w:after="0" w:before="0"/>
+            </w:pPr>
+            <w:r>
+              <w:t xml:space="preserve">Koruwo</w:t>
+            </w:r>
+          </w:p>
+        </w:tc>
+        <w:tc>
+          <w:tcPr>
+            <w:tcW w:type="dxa" w:w="2256"/>
+            <w:tcMar>
+              <w:top w:type="dxa" w:w="60"/>
+              <w:left w:type="dxa" w:w="110"/>
+              <w:bottom w:type="dxa" w:w="60"/>
+              <w:right w:type="dxa" w:w="110"/>
+            </w:tcMar>
+          </w:tcPr>
+          <w:p>
+            <w:pPr>
+              <w:spacing w:after="0" w:before="0"/>
+            </w:pPr>
+            <w:r>
+              <w:t xml:space="preserve">11 Tahama</w:t>
+            </w:r>
+          </w:p>
+        </w:tc>
+        <w:tc>
+          <w:tcPr>
+            <w:tcW w:type="dxa" w:w="2256"/>
+            <w:tcMar>
+              <w:top w:type="dxa" w:w="60"/>
+              <w:left w:type="dxa" w:w="110"/>
+              <w:bottom w:type="dxa" w:w="60"/>
+              <w:right w:type="dxa" w:w="110"/>
+            </w:tcMar>
+          </w:tcPr>
+          <w:p>
+            <w:pPr>
+              <w:spacing w:after="0" w:before="0"/>
+            </w:pPr>
+            <w:r>
+              <w:t xml:space="preserve">4</w:t>
+            </w:r>
+          </w:p>
+        </w:tc>
+        <w:tc>
+          <w:tcPr>
+            <w:tcW w:type="dxa" w:w="2258"/>
+            <w:tcMar>
+              <w:top w:type="dxa" w:w="60"/>
+              <w:left w:type="dxa" w:w="110"/>
+              <w:bottom w:type="dxa" w:w="60"/>
+              <w:right w:type="dxa" w:w="110"/>
+            </w:tcMar>
+          </w:tcPr>
+          <w:p>
+            <w:pPr>
+              <w:spacing w:after="0" w:before="0"/>
+            </w:pPr>
+            <w:r>
+              <w:t xml:space="preserve">Koruwo Elementary School, 2-in-1, 2 teacher houses (</w:t>
+            </w:r>
+            <w:r>
+              <w:rPr>
+                <w:i/>
+                <w:iCs/>
+              </w:rPr>
+              <w:t xml:space="preserve">In use</w:t>
+            </w:r>
+            <w:r>
+              <w:t xml:space="preserve">); Koruwo Primary School, 1 × 4-in-1, 2 × 2-in-1, 1 × 8-in-1, 5 teacher houses (</w:t>
+            </w:r>
+            <w:r>
+              <w:rPr>
+                <w:i/>
+                <w:iCs/>
+              </w:rPr>
+              <w:t xml:space="preserve">In use, 8-in-1 incomplete</w:t>
+            </w:r>
+            <w:r>
+              <w:t xml:space="preserve">); Koruwo High School + male and female dormitories (</w:t>
+            </w:r>
+            <w:r>
+              <w:rPr>
+                <w:i/>
+                <w:iCs/>
+              </w:rPr>
+              <w:t xml:space="preserve">Started 2026, dormitories for 3rd term</w:t>
+            </w:r>
+            <w:r>
+              <w:t xml:space="preserve">); Health Centre (</w:t>
+            </w:r>
+            <w:r>
+              <w:rPr>
+                <w:i/>
+                <w:iCs/>
+              </w:rPr>
+              <w:t xml:space="preserve">Incomplete, no CHW</w:t>
+            </w:r>
+            <w:r>
+              <w:t xml:space="preserve">)</w:t>
+            </w:r>
+          </w:p>
+        </w:tc>
+      </w:tr>
+      <w:tr>
+        <w:trPr>
+          <w:tblHeader w:val="false"/>
+        </w:trPr>
+        <w:tc>
+          <w:tcPr>
+            <w:tcW w:type="dxa" w:w="2256"/>
+            <w:tcMar>
+              <w:top w:type="dxa" w:w="60"/>
+              <w:left w:type="dxa" w:w="110"/>
+              <w:bottom w:type="dxa" w:w="60"/>
+              <w:right w:type="dxa" w:w="110"/>
+            </w:tcMar>
+          </w:tcPr>
+          <w:p>
+            <w:pPr>
+              <w:spacing w:after="0" w:before="0"/>
+            </w:pPr>
+            <w:r>
+              <w:t xml:space="preserve">Kokoro</w:t>
+            </w:r>
+          </w:p>
+        </w:tc>
+        <w:tc>
+          <w:tcPr>
+            <w:tcW w:type="dxa" w:w="2256"/>
+            <w:tcMar>
+              <w:top w:type="dxa" w:w="60"/>
+              <w:left w:type="dxa" w:w="110"/>
+              <w:bottom w:type="dxa" w:w="60"/>
+              <w:right w:type="dxa" w:w="110"/>
+            </w:tcMar>
+          </w:tcPr>
+          <w:p>
+            <w:pPr>
+              <w:spacing w:after="0" w:before="0"/>
+            </w:pPr>
+            <w:r>
+              <w:t xml:space="preserve">13 Kokoro</w:t>
+            </w:r>
+          </w:p>
+        </w:tc>
+        <w:tc>
+          <w:tcPr>
+            <w:tcW w:type="dxa" w:w="2256"/>
+            <w:tcMar>
+              <w:top w:type="dxa" w:w="60"/>
+              <w:left w:type="dxa" w:w="110"/>
+              <w:bottom w:type="dxa" w:w="60"/>
+              <w:right w:type="dxa" w:w="110"/>
+            </w:tcMar>
+          </w:tcPr>
+          <w:p>
+            <w:pPr>
+              <w:spacing w:after="0" w:before="0"/>
+            </w:pPr>
+            <w:r>
+              <w:t xml:space="preserve">1</w:t>
+            </w:r>
+          </w:p>
+        </w:tc>
+        <w:tc>
+          <w:tcPr>
+            <w:tcW w:type="dxa" w:w="2258"/>
+            <w:tcMar>
+              <w:top w:type="dxa" w:w="60"/>
+              <w:left w:type="dxa" w:w="110"/>
+              <w:bottom w:type="dxa" w:w="60"/>
+              <w:right w:type="dxa" w:w="110"/>
+            </w:tcMar>
+          </w:tcPr>
+          <w:p>
+            <w:pPr>
+              <w:spacing w:after="0" w:before="0"/>
+            </w:pPr>
+            <w:r>
+              <w:t xml:space="preserve">Aid Post, moved from Serefuna 2025 (</w:t>
+            </w:r>
+            <w:r>
+              <w:rPr>
+                <w:i/>
+                <w:iCs/>
+              </w:rPr>
+              <w:t xml:space="preserve">Incomplete, to complete 2026, 1 officer</w:t>
+            </w:r>
+            <w:r>
+              <w:t xml:space="preserve">)</w:t>
+            </w:r>
+          </w:p>
+        </w:tc>
+      </w:tr>
+      <w:tr>
+        <w:trPr>
+          <w:tblHeader w:val="false"/>
+        </w:trPr>
+        <w:tc>
+          <w:tcPr>
+            <w:tcW w:type="dxa" w:w="2256"/>
+            <w:tcMar>
+              <w:top w:type="dxa" w:w="60"/>
+              <w:left w:type="dxa" w:w="110"/>
+              <w:bottom w:type="dxa" w:w="60"/>
+              <w:right w:type="dxa" w:w="110"/>
+            </w:tcMar>
+          </w:tcPr>
+          <w:p>
+            <w:pPr>
+              <w:spacing w:after="0" w:before="0"/>
+            </w:pPr>
+            <w:r>
+              <w:t xml:space="preserve">Serefuna</w:t>
+            </w:r>
+          </w:p>
+        </w:tc>
+        <w:tc>
+          <w:tcPr>
+            <w:tcW w:type="dxa" w:w="2256"/>
+            <w:tcMar>
+              <w:top w:type="dxa" w:w="60"/>
+              <w:left w:type="dxa" w:w="110"/>
+              <w:bottom w:type="dxa" w:w="60"/>
+              <w:right w:type="dxa" w:w="110"/>
+            </w:tcMar>
+          </w:tcPr>
+          <w:p>
+            <w:pPr>
+              <w:spacing w:after="0" w:before="0"/>
+            </w:pPr>
+            <w:r>
+              <w:t xml:space="preserve">13 Kokoro</w:t>
+            </w:r>
+          </w:p>
+        </w:tc>
+        <w:tc>
+          <w:tcPr>
+            <w:tcW w:type="dxa" w:w="2256"/>
+            <w:tcMar>
+              <w:top w:type="dxa" w:w="60"/>
+              <w:left w:type="dxa" w:w="110"/>
+              <w:bottom w:type="dxa" w:w="60"/>
+              <w:right w:type="dxa" w:w="110"/>
+            </w:tcMar>
+          </w:tcPr>
+          <w:p>
+            <w:pPr>
+              <w:spacing w:after="0" w:before="0"/>
+            </w:pPr>
+            <w:r>
+              <w:t xml:space="preserve">1</w:t>
+            </w:r>
+          </w:p>
+        </w:tc>
+        <w:tc>
+          <w:tcPr>
+            <w:tcW w:type="dxa" w:w="2258"/>
+            <w:tcMar>
+              <w:top w:type="dxa" w:w="60"/>
+              <w:left w:type="dxa" w:w="110"/>
+              <w:bottom w:type="dxa" w:w="60"/>
+              <w:right w:type="dxa" w:w="110"/>
+            </w:tcMar>
+          </w:tcPr>
+          <w:p>
+            <w:pPr>
+              <w:spacing w:after="0" w:before="0"/>
+            </w:pPr>
+            <w:r>
+              <w:t xml:space="preserve">Serefuna Elementary School, 1 × 2-in-1 (</w:t>
+            </w:r>
+            <w:r>
+              <w:rPr>
+                <w:i/>
+                <w:iCs/>
+              </w:rPr>
+              <w:t xml:space="preserve">Upgrade needed, bush material</w:t>
+            </w:r>
+            <w:r>
+              <w:t xml:space="preserve">)</w:t>
+            </w:r>
+          </w:p>
+        </w:tc>
+      </w:tr>
+      <w:tr>
+        <w:trPr>
+          <w:tblHeader w:val="false"/>
+        </w:trPr>
+        <w:tc>
+          <w:tcPr>
+            <w:tcW w:type="dxa" w:w="2256"/>
+            <w:tcMar>
+              <w:top w:type="dxa" w:w="60"/>
+              <w:left w:type="dxa" w:w="110"/>
+              <w:bottom w:type="dxa" w:w="60"/>
+              <w:right w:type="dxa" w:w="110"/>
+            </w:tcMar>
+          </w:tcPr>
+          <w:p>
+            <w:pPr>
+              <w:spacing w:after="0" w:before="0"/>
+            </w:pPr>
+            <w:r>
+              <w:t xml:space="preserve">Itokama</w:t>
+            </w:r>
+          </w:p>
+        </w:tc>
+        <w:tc>
+          <w:tcPr>
+            <w:tcW w:type="dxa" w:w="2256"/>
+            <w:tcMar>
+              <w:top w:type="dxa" w:w="60"/>
+              <w:left w:type="dxa" w:w="110"/>
+              <w:bottom w:type="dxa" w:w="60"/>
+              <w:right w:type="dxa" w:w="110"/>
+            </w:tcMar>
+          </w:tcPr>
+          <w:p>
+            <w:pPr>
+              <w:spacing w:after="0" w:before="0"/>
+            </w:pPr>
+            <w:r>
+              <w:t xml:space="preserve">14 Ufia</w:t>
+            </w:r>
+          </w:p>
+        </w:tc>
+        <w:tc>
+          <w:tcPr>
+            <w:tcW w:type="dxa" w:w="2256"/>
+            <w:tcMar>
+              <w:top w:type="dxa" w:w="60"/>
+              <w:left w:type="dxa" w:w="110"/>
+              <w:bottom w:type="dxa" w:w="60"/>
+              <w:right w:type="dxa" w:w="110"/>
+            </w:tcMar>
+          </w:tcPr>
+          <w:p>
+            <w:pPr>
+              <w:spacing w:after="0" w:before="0"/>
+            </w:pPr>
+            <w:r>
+              <w:t xml:space="preserve">4</w:t>
+            </w:r>
+          </w:p>
+        </w:tc>
+        <w:tc>
+          <w:tcPr>
+            <w:tcW w:type="dxa" w:w="2258"/>
+            <w:tcMar>
+              <w:top w:type="dxa" w:w="60"/>
+              <w:left w:type="dxa" w:w="110"/>
+              <w:bottom w:type="dxa" w:w="60"/>
+              <w:right w:type="dxa" w:w="110"/>
+            </w:tcMar>
+          </w:tcPr>
+          <w:p>
+            <w:pPr>
+              <w:spacing w:after="0" w:before="0"/>
+            </w:pPr>
+            <w:r>
+              <w:t xml:space="preserve">Itokama Health Centre + 1 CHW house (</w:t>
+            </w:r>
+            <w:r>
+              <w:rPr>
+                <w:i/>
+                <w:iCs/>
+              </w:rPr>
+              <w:t xml:space="preserve">Incomplete but in use</w:t>
+            </w:r>
+            <w:r>
+              <w:t xml:space="preserve">); Itokama Elementary School (</w:t>
+            </w:r>
+            <w:r>
+              <w:rPr>
+                <w:i/>
+                <w:iCs/>
+              </w:rPr>
+              <w:t xml:space="preserve">Functioning</w:t>
+            </w:r>
+            <w:r>
+              <w:t xml:space="preserve">); Itokama Primary School, 3 × 2-in-1, 8 teacher houses, library (</w:t>
+            </w:r>
+            <w:r>
+              <w:rPr>
+                <w:i/>
+                <w:iCs/>
+              </w:rPr>
+              <w:t xml:space="preserve">In use</w:t>
+            </w:r>
+            <w:r>
+              <w:t xml:space="preserve">); Itokama Airstrip, natural surface (</w:t>
+            </w:r>
+            <w:r>
+              <w:rPr>
+                <w:i/>
+                <w:iCs/>
+              </w:rPr>
+              <w:t xml:space="preserve">Ceased 2023, charters only</w:t>
+            </w:r>
+            <w:r>
+              <w:t xml:space="preserve">)</w:t>
+            </w:r>
+          </w:p>
+        </w:tc>
+      </w:tr>
+      <w:tr>
+        <w:trPr>
+          <w:tblHeader w:val="false"/>
+        </w:trPr>
+        <w:tc>
+          <w:tcPr>
+            <w:tcW w:type="dxa" w:w="2256"/>
+            <w:tcMar>
+              <w:top w:type="dxa" w:w="60"/>
+              <w:left w:type="dxa" w:w="110"/>
+              <w:bottom w:type="dxa" w:w="60"/>
+              <w:right w:type="dxa" w:w="110"/>
+            </w:tcMar>
+          </w:tcPr>
+          <w:p>
+            <w:pPr>
+              <w:spacing w:after="0" w:before="0"/>
+            </w:pPr>
+            <w:r>
+              <w:t xml:space="preserve">Umuate</w:t>
+            </w:r>
+          </w:p>
+        </w:tc>
+        <w:tc>
+          <w:tcPr>
+            <w:tcW w:type="dxa" w:w="2256"/>
+            <w:tcMar>
+              <w:top w:type="dxa" w:w="60"/>
+              <w:left w:type="dxa" w:w="110"/>
+              <w:bottom w:type="dxa" w:w="60"/>
+              <w:right w:type="dxa" w:w="110"/>
+            </w:tcMar>
+          </w:tcPr>
+          <w:p>
+            <w:pPr>
+              <w:spacing w:after="0" w:before="0"/>
+            </w:pPr>
+            <w:r>
+              <w:t xml:space="preserve">14 Ufia</w:t>
+            </w:r>
+          </w:p>
+        </w:tc>
+        <w:tc>
+          <w:tcPr>
+            <w:tcW w:type="dxa" w:w="2256"/>
+            <w:tcMar>
+              <w:top w:type="dxa" w:w="60"/>
+              <w:left w:type="dxa" w:w="110"/>
+              <w:bottom w:type="dxa" w:w="60"/>
+              <w:right w:type="dxa" w:w="110"/>
+            </w:tcMar>
+          </w:tcPr>
+          <w:p>
+            <w:pPr>
+              <w:spacing w:after="0" w:before="0"/>
+            </w:pPr>
+            <w:r>
+              <w:t xml:space="preserve">1</w:t>
+            </w:r>
+          </w:p>
+        </w:tc>
+        <w:tc>
+          <w:tcPr>
+            <w:tcW w:type="dxa" w:w="2258"/>
+            <w:tcMar>
+              <w:top w:type="dxa" w:w="60"/>
+              <w:left w:type="dxa" w:w="110"/>
+              <w:bottom w:type="dxa" w:w="60"/>
+              <w:right w:type="dxa" w:w="110"/>
+            </w:tcMar>
+          </w:tcPr>
+          <w:p>
+            <w:pPr>
+              <w:spacing w:after="0" w:before="0"/>
+            </w:pPr>
+            <w:r>
+              <w:t xml:space="preserve">Umuate Elementary School (</w:t>
+            </w:r>
+            <w:r>
+              <w:rPr>
+                <w:i/>
+                <w:iCs/>
+              </w:rPr>
+              <w:t xml:space="preserve">Functioning</w:t>
+            </w:r>
+            <w:r>
+              <w:t xml:space="preserve">)</w:t>
+            </w:r>
+          </w:p>
+        </w:tc>
+      </w:tr>
+      <w:tr>
+        <w:trPr>
+          <w:tblHeader w:val="false"/>
+        </w:trPr>
+        <w:tc>
+          <w:tcPr>
+            <w:tcW w:type="dxa" w:w="2256"/>
+            <w:tcMar>
+              <w:top w:type="dxa" w:w="60"/>
+              <w:left w:type="dxa" w:w="110"/>
+              <w:bottom w:type="dxa" w:w="60"/>
+              <w:right w:type="dxa" w:w="110"/>
+            </w:tcMar>
+          </w:tcPr>
+          <w:p>
+            <w:pPr>
+              <w:spacing w:after="0" w:before="0"/>
+            </w:pPr>
+            <w:r>
+              <w:t xml:space="preserve">Gewoya</w:t>
+            </w:r>
+          </w:p>
+        </w:tc>
+        <w:tc>
+          <w:tcPr>
+            <w:tcW w:type="dxa" w:w="2256"/>
+            <w:tcMar>
+              <w:top w:type="dxa" w:w="60"/>
+              <w:left w:type="dxa" w:w="110"/>
+              <w:bottom w:type="dxa" w:w="60"/>
+              <w:right w:type="dxa" w:w="110"/>
+            </w:tcMar>
+          </w:tcPr>
+          <w:p>
+            <w:pPr>
+              <w:spacing w:after="0" w:before="0"/>
+            </w:pPr>
+            <w:r>
+              <w:t xml:space="preserve">15 Toma</w:t>
+            </w:r>
+          </w:p>
+        </w:tc>
+        <w:tc>
+          <w:tcPr>
+            <w:tcW w:type="dxa" w:w="2256"/>
+            <w:tcMar>
+              <w:top w:type="dxa" w:w="60"/>
+              <w:left w:type="dxa" w:w="110"/>
+              <w:bottom w:type="dxa" w:w="60"/>
+              <w:right w:type="dxa" w:w="110"/>
+            </w:tcMar>
+          </w:tcPr>
+          <w:p>
+            <w:pPr>
+              <w:spacing w:after="0" w:before="0"/>
+            </w:pPr>
+            <w:r>
+              <w:t xml:space="preserve">3</w:t>
+            </w:r>
+          </w:p>
+        </w:tc>
+        <w:tc>
+          <w:tcPr>
+            <w:tcW w:type="dxa" w:w="2258"/>
+            <w:tcMar>
+              <w:top w:type="dxa" w:w="60"/>
+              <w:left w:type="dxa" w:w="110"/>
+              <w:bottom w:type="dxa" w:w="60"/>
+              <w:right w:type="dxa" w:w="110"/>
+            </w:tcMar>
+          </w:tcPr>
+          <w:p>
+            <w:pPr>
+              <w:spacing w:after="0" w:before="0"/>
+            </w:pPr>
+            <w:r>
+              <w:t xml:space="preserve">Gewoya Elementary School (</w:t>
+            </w:r>
+            <w:r>
+              <w:rPr>
+                <w:i/>
+                <w:iCs/>
+              </w:rPr>
+              <w:t xml:space="preserve">Functioning, bush material</w:t>
+            </w:r>
+            <w:r>
+              <w:t xml:space="preserve">); Gewoya Primary School (</w:t>
+            </w:r>
+            <w:r>
+              <w:rPr>
+                <w:i/>
+                <w:iCs/>
+              </w:rPr>
+              <w:t xml:space="preserve">Functioning</w:t>
+            </w:r>
+            <w:r>
+              <w:t xml:space="preserve">); Gewoya Aid Post (</w:t>
+            </w:r>
+            <w:r>
+              <w:rPr>
+                <w:i/>
+                <w:iCs/>
+              </w:rPr>
+              <w:t xml:space="preserve">Closed 1996</w:t>
+            </w:r>
+            <w:r>
+              <w:t xml:space="preserve">)</w:t>
+            </w:r>
+          </w:p>
+        </w:tc>
+      </w:tr>
+      <w:tr>
+        <w:trPr>
+          <w:tblHeader w:val="false"/>
+        </w:trPr>
+        <w:tc>
+          <w:tcPr>
+            <w:tcW w:type="dxa" w:w="2256"/>
+            <w:tcMar>
+              <w:top w:type="dxa" w:w="60"/>
+              <w:left w:type="dxa" w:w="110"/>
+              <w:bottom w:type="dxa" w:w="60"/>
+              <w:right w:type="dxa" w:w="110"/>
+            </w:tcMar>
+          </w:tcPr>
+          <w:p>
+            <w:pPr>
+              <w:spacing w:after="0" w:before="0"/>
+            </w:pPr>
+            <w:r>
+              <w:t xml:space="preserve">Toma</w:t>
+            </w:r>
+          </w:p>
+        </w:tc>
+        <w:tc>
+          <w:tcPr>
+            <w:tcW w:type="dxa" w:w="2256"/>
+            <w:tcMar>
+              <w:top w:type="dxa" w:w="60"/>
+              <w:left w:type="dxa" w:w="110"/>
+              <w:bottom w:type="dxa" w:w="60"/>
+              <w:right w:type="dxa" w:w="110"/>
+            </w:tcMar>
+          </w:tcPr>
+          <w:p>
+            <w:pPr>
+              <w:spacing w:after="0" w:before="0"/>
+            </w:pPr>
+            <w:r>
+              <w:t xml:space="preserve">15 Toma</w:t>
+            </w:r>
+          </w:p>
+        </w:tc>
+        <w:tc>
+          <w:tcPr>
+            <w:tcW w:type="dxa" w:w="2256"/>
+            <w:tcMar>
+              <w:top w:type="dxa" w:w="60"/>
+              <w:left w:type="dxa" w:w="110"/>
+              <w:bottom w:type="dxa" w:w="60"/>
+              <w:right w:type="dxa" w:w="110"/>
+            </w:tcMar>
+          </w:tcPr>
+          <w:p>
+            <w:pPr>
+              <w:spacing w:after="0" w:before="0"/>
+            </w:pPr>
+            <w:r>
+              <w:t xml:space="preserve">1</w:t>
+            </w:r>
+          </w:p>
+        </w:tc>
+        <w:tc>
+          <w:tcPr>
+            <w:tcW w:type="dxa" w:w="2258"/>
+            <w:tcMar>
+              <w:top w:type="dxa" w:w="60"/>
+              <w:left w:type="dxa" w:w="110"/>
+              <w:bottom w:type="dxa" w:w="60"/>
+              <w:right w:type="dxa" w:w="110"/>
+            </w:tcMar>
+          </w:tcPr>
+          <w:p>
+            <w:pPr>
+              <w:spacing w:after="0" w:before="0"/>
+            </w:pPr>
+            <w:r>
+              <w:t xml:space="preserve">Toma Aid Post (</w:t>
+            </w:r>
+            <w:r>
+              <w:rPr>
+                <w:i/>
+                <w:iCs/>
+              </w:rPr>
+              <w:t xml:space="preserve">Closed 2002</w:t>
+            </w:r>
+            <w:r>
+              <w:t xml:space="preserve">)</w:t>
+            </w:r>
+          </w:p>
+        </w:tc>
+      </w:tr>
+      <w:tr>
+        <w:trPr>
+          <w:tblHeader w:val="false"/>
+        </w:trPr>
+        <w:tc>
+          <w:tcPr>
+            <w:tcW w:type="dxa" w:w="2256"/>
+            <w:tcMar>
+              <w:top w:type="dxa" w:w="60"/>
+              <w:left w:type="dxa" w:w="110"/>
+              <w:bottom w:type="dxa" w:w="60"/>
+              <w:right w:type="dxa" w:w="110"/>
+            </w:tcMar>
+          </w:tcPr>
+          <w:p>
+            <w:pPr>
+              <w:spacing w:after="0" w:before="0"/>
+            </w:pPr>
+            <w:r>
+              <w:t xml:space="preserve">Aiari</w:t>
+            </w:r>
+          </w:p>
+        </w:tc>
+        <w:tc>
+          <w:tcPr>
+            <w:tcW w:type="dxa" w:w="2256"/>
+            <w:tcMar>
+              <w:top w:type="dxa" w:w="60"/>
+              <w:left w:type="dxa" w:w="110"/>
+              <w:bottom w:type="dxa" w:w="60"/>
+              <w:right w:type="dxa" w:w="110"/>
+            </w:tcMar>
+          </w:tcPr>
+          <w:p>
+            <w:pPr>
+              <w:spacing w:after="0" w:before="0"/>
+            </w:pPr>
+            <w:r>
+              <w:t xml:space="preserve">16 Aiari</w:t>
+            </w:r>
+          </w:p>
+        </w:tc>
+        <w:tc>
+          <w:tcPr>
+            <w:tcW w:type="dxa" w:w="2256"/>
+            <w:tcMar>
+              <w:top w:type="dxa" w:w="60"/>
+              <w:left w:type="dxa" w:w="110"/>
+              <w:bottom w:type="dxa" w:w="60"/>
+              <w:right w:type="dxa" w:w="110"/>
+            </w:tcMar>
+          </w:tcPr>
+          <w:p>
+            <w:pPr>
+              <w:spacing w:after="0" w:before="0"/>
+            </w:pPr>
+            <w:r>
+              <w:t xml:space="preserve">3</w:t>
+            </w:r>
+          </w:p>
+        </w:tc>
+        <w:tc>
+          <w:tcPr>
+            <w:tcW w:type="dxa" w:w="2258"/>
+            <w:tcMar>
+              <w:top w:type="dxa" w:w="60"/>
+              <w:left w:type="dxa" w:w="110"/>
+              <w:bottom w:type="dxa" w:w="60"/>
+              <w:right w:type="dxa" w:w="110"/>
+            </w:tcMar>
+          </w:tcPr>
+          <w:p>
+            <w:pPr>
+              <w:spacing w:after="0" w:before="0"/>
+            </w:pPr>
+            <w:r>
+              <w:t xml:space="preserve">Aiari Elementary School, EP and E1/E2 + teacher house (</w:t>
+            </w:r>
+            <w:r>
+              <w:rPr>
+                <w:i/>
+                <w:iCs/>
+              </w:rPr>
+              <w:t xml:space="preserve">Running, bush material</w:t>
+            </w:r>
+            <w:r>
+              <w:t xml:space="preserve">); Aid Post (</w:t>
+            </w:r>
+            <w:r>
+              <w:rPr>
+                <w:i/>
+                <w:iCs/>
+              </w:rPr>
+              <w:t xml:space="preserve">Closed 1985</w:t>
+            </w:r>
+            <w:r>
+              <w:t xml:space="preserve">); Airstrip (</w:t>
+            </w:r>
+            <w:r>
+              <w:rPr>
+                <w:i/>
+                <w:iCs/>
+              </w:rPr>
+              <w:t xml:space="preserve">Closed 1988</w:t>
+            </w:r>
+            <w:r>
+              <w:t xml:space="preserve">)</w:t>
+            </w:r>
+          </w:p>
+        </w:tc>
+      </w:tr>
+      <w:tr>
+        <w:trPr>
+          <w:tblHeader w:val="false"/>
+        </w:trPr>
+        <w:tc>
+          <w:tcPr>
+            <w:tcW w:type="dxa" w:w="2256"/>
+            <w:tcMar>
+              <w:top w:type="dxa" w:w="60"/>
+              <w:left w:type="dxa" w:w="110"/>
+              <w:bottom w:type="dxa" w:w="60"/>
+              <w:right w:type="dxa" w:w="110"/>
+            </w:tcMar>
+          </w:tcPr>
+          <w:p>
+            <w:pPr>
+              <w:spacing w:after="0" w:before="0"/>
+            </w:pPr>
+            <w:r>
+              <w:t xml:space="preserve">Suari</w:t>
+            </w:r>
+          </w:p>
+        </w:tc>
+        <w:tc>
+          <w:tcPr>
+            <w:tcW w:type="dxa" w:w="2256"/>
+            <w:tcMar>
+              <w:top w:type="dxa" w:w="60"/>
+              <w:left w:type="dxa" w:w="110"/>
+              <w:bottom w:type="dxa" w:w="60"/>
+              <w:right w:type="dxa" w:w="110"/>
+            </w:tcMar>
+          </w:tcPr>
+          <w:p>
+            <w:pPr>
+              <w:spacing w:after="0" w:before="0"/>
+            </w:pPr>
+            <w:r>
+              <w:t xml:space="preserve">17 Jaure</w:t>
+            </w:r>
+          </w:p>
+        </w:tc>
+        <w:tc>
+          <w:tcPr>
+            <w:tcW w:type="dxa" w:w="2256"/>
+            <w:tcMar>
+              <w:top w:type="dxa" w:w="60"/>
+              <w:left w:type="dxa" w:w="110"/>
+              <w:bottom w:type="dxa" w:w="60"/>
+              <w:right w:type="dxa" w:w="110"/>
+            </w:tcMar>
+          </w:tcPr>
+          <w:p>
+            <w:pPr>
+              <w:spacing w:after="0" w:before="0"/>
+            </w:pPr>
+            <w:r>
+              <w:t xml:space="preserve">2</w:t>
+            </w:r>
+          </w:p>
+        </w:tc>
+        <w:tc>
+          <w:tcPr>
+            <w:tcW w:type="dxa" w:w="2258"/>
+            <w:tcMar>
+              <w:top w:type="dxa" w:w="60"/>
+              <w:left w:type="dxa" w:w="110"/>
+              <w:bottom w:type="dxa" w:w="60"/>
+              <w:right w:type="dxa" w:w="110"/>
+            </w:tcMar>
+          </w:tcPr>
+          <w:p>
+            <w:pPr>
+              <w:spacing w:after="0" w:before="0"/>
+            </w:pPr>
+            <w:r>
+              <w:t xml:space="preserve">Suari Elementary School, 2-in-1 + 1 teacher house (</w:t>
+            </w:r>
+            <w:r>
+              <w:rPr>
+                <w:i/>
+                <w:iCs/>
+              </w:rPr>
+              <w:t xml:space="preserve">In use</w:t>
+            </w:r>
+            <w:r>
+              <w:t xml:space="preserve">); Primary School (</w:t>
+            </w:r>
+            <w:r>
+              <w:rPr>
+                <w:i/>
+                <w:iCs/>
+              </w:rPr>
+              <w:t xml:space="preserve">In use, bush material</w:t>
+            </w:r>
+            <w:r>
+              <w:t xml:space="preserve">)</w:t>
+            </w:r>
+          </w:p>
+        </w:tc>
+      </w:tr>
+    </w:tbl>
+    <w:p>
+      <w:pPr>
+        <w:spacing w:after="160" w:before="0"/>
+      </w:pPr>
+    </w:p>
+    <w:p>
+      <w:pPr>
+        <w:pStyle w:val="Heading2"/>
+        <w:spacing w:after="120" w:before="260"/>
+      </w:pPr>
+      <w:r>
+        <w:t xml:space="preserve">3. Short links worth walking first</w:t>
+      </w:r>
+    </w:p>
+    <w:p>
+      <w:pPr>
+        <w:spacing w:after="140" w:before="0"/>
+      </w:pPr>
+      <w:r>
+        <w:rPr>
+          <w:b/>
+          <w:bCs/>
+        </w:rPr>
+        <w:t xml:space="preserve">6 legs under 3 km.</w:t>
+      </w:r>
+      <w:r>
+        <w:t xml:space="preserve"> Both ends are already recorded, but no recording follows the direct track between them, so the map has to send people the long way round. Short walks, each of which closes a hole in the network.</w:t>
+      </w:r>
+    </w:p>
+    <w:p>
+      <w:pPr>
+        <w:spacing w:after="40" w:before="20"/>
+        <w:ind w:left="360" w:hanging="360"/>
+      </w:pPr>
+      <w:r>
+        <w:rPr>
+          <w:rFonts w:ascii="Consolas" w:cs="Consolas" w:eastAsia="Consolas" w:hAnsi="Consolas"/>
+          <w:b/>
+          <w:bCs/>
+          <w:sz w:val="19"/>
+          <w:szCs w:val="19"/>
+        </w:rPr>
+        <w:t xml:space="preserve">[ ]  </w:t>
+      </w:r>
+      <w:r>
+        <w:rPr>
+          <w:b/>
+          <w:bCs/>
+        </w:rPr>
+        <w:t xml:space="preserve">Highway → Kawowoki</w:t>
+      </w:r>
+      <w:r>
+        <w:t xml:space="preserve"> — 0.5 km direct, against 24.2 km the long way round  </w:t>
+      </w:r>
+      <w:r>
+        <w:rPr>
+          <w:rFonts w:ascii="Consolas" w:cs="Consolas" w:eastAsia="Consolas" w:hAnsi="Consolas"/>
+          <w:sz w:val="19"/>
+          <w:szCs w:val="19"/>
+        </w:rPr>
+        <w:t xml:space="preserve">R12</w:t>
+      </w:r>
+    </w:p>
+    <w:p>
+      <w:pPr>
+        <w:spacing w:after="40" w:before="20"/>
+        <w:ind w:left="360" w:hanging="360"/>
+      </w:pPr>
+      <w:r>
+        <w:rPr>
+          <w:rFonts w:ascii="Consolas" w:cs="Consolas" w:eastAsia="Consolas" w:hAnsi="Consolas"/>
+          <w:b/>
+          <w:bCs/>
+          <w:sz w:val="19"/>
+          <w:szCs w:val="19"/>
+        </w:rPr>
+        <w:t xml:space="preserve">[ ]  </w:t>
+      </w:r>
+      <w:r>
+        <w:rPr>
+          <w:b/>
+          <w:bCs/>
+        </w:rPr>
+        <w:t xml:space="preserve">Afore → Korokoro</w:t>
+      </w:r>
+      <w:r>
+        <w:t xml:space="preserve"> — 0.5 km direct, against 2.2 km the long way round  </w:t>
+      </w:r>
+      <w:r>
+        <w:rPr>
+          <w:rFonts w:ascii="Consolas" w:cs="Consolas" w:eastAsia="Consolas" w:hAnsi="Consolas"/>
+          <w:sz w:val="19"/>
+          <w:szCs w:val="19"/>
+        </w:rPr>
+        <w:t xml:space="preserve">R14</w:t>
+      </w:r>
+    </w:p>
+    <w:p>
+      <w:pPr>
+        <w:spacing w:after="40" w:before="20"/>
+        <w:ind w:left="360" w:hanging="360"/>
+      </w:pPr>
+      <w:r>
+        <w:rPr>
+          <w:rFonts w:ascii="Consolas" w:cs="Consolas" w:eastAsia="Consolas" w:hAnsi="Consolas"/>
+          <w:b/>
+          <w:bCs/>
+          <w:sz w:val="19"/>
+          <w:szCs w:val="19"/>
+        </w:rPr>
+        <w:t xml:space="preserve">[ ]  </w:t>
+      </w:r>
+      <w:r>
+        <w:rPr>
+          <w:b/>
+          <w:bCs/>
+        </w:rPr>
+        <w:t xml:space="preserve">Highway → Bioi</w:t>
+      </w:r>
+      <w:r>
+        <w:t xml:space="preserve"> — 1.5 km direct, against 11.4 km the long way round  </w:t>
+      </w:r>
+      <w:r>
+        <w:rPr>
+          <w:rFonts w:ascii="Consolas" w:cs="Consolas" w:eastAsia="Consolas" w:hAnsi="Consolas"/>
+          <w:sz w:val="19"/>
+          <w:szCs w:val="19"/>
+        </w:rPr>
+        <w:t xml:space="preserve">F53</w:t>
+      </w:r>
+    </w:p>
+    <w:p>
+      <w:pPr>
+        <w:spacing w:after="40" w:before="20"/>
+        <w:ind w:left="360" w:hanging="360"/>
+      </w:pPr>
+      <w:r>
+        <w:rPr>
+          <w:rFonts w:ascii="Consolas" w:cs="Consolas" w:eastAsia="Consolas" w:hAnsi="Consolas"/>
+          <w:b/>
+          <w:bCs/>
+          <w:sz w:val="19"/>
+          <w:szCs w:val="19"/>
+        </w:rPr>
+        <w:t xml:space="preserve">[ ]  </w:t>
+      </w:r>
+      <w:r>
+        <w:rPr>
+          <w:b/>
+          <w:bCs/>
+        </w:rPr>
+        <w:t xml:space="preserve">Bioi → Dareki</w:t>
+      </w:r>
+      <w:r>
+        <w:t xml:space="preserve"> — 1.5 km direct, against 7.6 km the long way round  </w:t>
+      </w:r>
+      <w:r>
+        <w:rPr>
+          <w:rFonts w:ascii="Consolas" w:cs="Consolas" w:eastAsia="Consolas" w:hAnsi="Consolas"/>
+          <w:sz w:val="19"/>
+          <w:szCs w:val="19"/>
+        </w:rPr>
+        <w:t xml:space="preserve">F05</w:t>
+      </w:r>
+    </w:p>
+    <w:p>
+      <w:pPr>
+        <w:spacing w:after="40" w:before="20"/>
+        <w:ind w:left="360" w:hanging="360"/>
+      </w:pPr>
+      <w:r>
+        <w:rPr>
+          <w:rFonts w:ascii="Consolas" w:cs="Consolas" w:eastAsia="Consolas" w:hAnsi="Consolas"/>
+          <w:b/>
+          <w:bCs/>
+          <w:sz w:val="19"/>
+          <w:szCs w:val="19"/>
+        </w:rPr>
+        <w:t xml:space="preserve">[ ]  </w:t>
+      </w:r>
+      <w:r>
+        <w:rPr>
+          <w:b/>
+          <w:bCs/>
+        </w:rPr>
+        <w:t xml:space="preserve">Kaura → Avaru</w:t>
+      </w:r>
+      <w:r>
+        <w:t xml:space="preserve"> — 2.2 km direct, against 6.0 km the long way round  </w:t>
+      </w:r>
+      <w:r>
+        <w:rPr>
+          <w:rFonts w:ascii="Consolas" w:cs="Consolas" w:eastAsia="Consolas" w:hAnsi="Consolas"/>
+          <w:sz w:val="19"/>
+          <w:szCs w:val="19"/>
+        </w:rPr>
+        <w:t xml:space="preserve">R06</w:t>
+      </w:r>
+    </w:p>
+    <w:p>
+      <w:pPr>
+        <w:spacing w:after="40" w:before="20"/>
+        <w:ind w:left="360" w:hanging="360"/>
+      </w:pPr>
+      <w:r>
+        <w:rPr>
+          <w:rFonts w:ascii="Consolas" w:cs="Consolas" w:eastAsia="Consolas" w:hAnsi="Consolas"/>
+          <w:b/>
+          <w:bCs/>
+          <w:sz w:val="19"/>
+          <w:szCs w:val="19"/>
+        </w:rPr>
+        <w:t xml:space="preserve">[ ]  </w:t>
+      </w:r>
+      <w:r>
+        <w:rPr>
+          <w:b/>
+          <w:bCs/>
+        </w:rPr>
+        <w:t xml:space="preserve">Dea → Siribu</w:t>
+      </w:r>
+      <w:r>
+        <w:t xml:space="preserve"> — 2.8 km direct, against 11.3 km the long way round  </w:t>
+      </w:r>
+      <w:r>
+        <w:rPr>
+          <w:rFonts w:ascii="Consolas" w:cs="Consolas" w:eastAsia="Consolas" w:hAnsi="Consolas"/>
+          <w:sz w:val="19"/>
+          <w:szCs w:val="19"/>
+        </w:rPr>
+        <w:t xml:space="preserve">F22</w:t>
+      </w:r>
+    </w:p>
+    <w:p>
+      <w:pPr>
+        <w:spacing w:after="100" w:before="0"/>
+      </w:pPr>
+    </w:p>
+    <w:p>
+      <w:pPr>
+        <w:pStyle w:val="Heading2"/>
+        <w:spacing w:after="120" w:before="260"/>
+      </w:pPr>
+      <w:r>
+        <w:t xml:space="preserve">4. Longer links, same problem</w:t>
+      </w:r>
+    </w:p>
+    <w:p>
+      <w:pPr>
+        <w:spacing w:after="140" w:before="0"/>
+      </w:pPr>
+      <w:r>
+        <w:rPr>
+          <w:b/>
+          <w:bCs/>
+        </w:rPr>
+        <w:t xml:space="preserve">15 legs.</w:t>
+      </w:r>
+      <w:r>
+        <w:t xml:space="preserve"> Both ends recorded, the direct track not.</w:t>
+      </w:r>
+    </w:p>
+    <w:p>
+      <w:pPr>
+        <w:spacing w:after="40" w:before="20"/>
+        <w:ind w:left="360" w:hanging="360"/>
+      </w:pPr>
+      <w:r>
+        <w:rPr>
+          <w:rFonts w:ascii="Consolas" w:cs="Consolas" w:eastAsia="Consolas" w:hAnsi="Consolas"/>
+          <w:b/>
+          <w:bCs/>
+          <w:sz w:val="19"/>
+          <w:szCs w:val="19"/>
+        </w:rPr>
+        <w:t xml:space="preserve">[ ]  </w:t>
+      </w:r>
+      <w:r>
+        <w:rPr>
+          <w:b/>
+          <w:bCs/>
+        </w:rPr>
+        <w:t xml:space="preserve">Kiara → Koruwo</w:t>
+      </w:r>
+      <w:r>
+        <w:t xml:space="preserve"> — 3.0 km direct, against 9.7 km the long way round  </w:t>
+      </w:r>
+      <w:r>
+        <w:rPr>
+          <w:rFonts w:ascii="Consolas" w:cs="Consolas" w:eastAsia="Consolas" w:hAnsi="Consolas"/>
+          <w:sz w:val="19"/>
+          <w:szCs w:val="19"/>
+        </w:rPr>
+        <w:t xml:space="preserve">F23</w:t>
+      </w:r>
+    </w:p>
+    <w:p>
+      <w:pPr>
+        <w:spacing w:after="40" w:before="20"/>
+        <w:ind w:left="360" w:hanging="360"/>
+      </w:pPr>
+      <w:r>
+        <w:rPr>
+          <w:rFonts w:ascii="Consolas" w:cs="Consolas" w:eastAsia="Consolas" w:hAnsi="Consolas"/>
+          <w:b/>
+          <w:bCs/>
+          <w:sz w:val="19"/>
+          <w:szCs w:val="19"/>
+        </w:rPr>
+        <w:t xml:space="preserve">[ ]  </w:t>
+      </w:r>
+      <w:r>
+        <w:rPr>
+          <w:b/>
+          <w:bCs/>
+        </w:rPr>
+        <w:t xml:space="preserve">Kawowoki → Avaru</w:t>
+      </w:r>
+      <w:r>
+        <w:t xml:space="preserve"> — 3.1 km direct, against 32.9 km the long way round  </w:t>
+      </w:r>
+      <w:r>
+        <w:rPr>
+          <w:rFonts w:ascii="Consolas" w:cs="Consolas" w:eastAsia="Consolas" w:hAnsi="Consolas"/>
+          <w:sz w:val="19"/>
+          <w:szCs w:val="19"/>
+        </w:rPr>
+        <w:t xml:space="preserve">F41</w:t>
+      </w:r>
+    </w:p>
+    <w:p>
+      <w:pPr>
+        <w:spacing w:after="40" w:before="20"/>
+        <w:ind w:left="360" w:hanging="360"/>
+      </w:pPr>
+      <w:r>
+        <w:rPr>
+          <w:rFonts w:ascii="Consolas" w:cs="Consolas" w:eastAsia="Consolas" w:hAnsi="Consolas"/>
+          <w:b/>
+          <w:bCs/>
+          <w:sz w:val="19"/>
+          <w:szCs w:val="19"/>
+        </w:rPr>
+        <w:t xml:space="preserve">[ ]  </w:t>
+      </w:r>
+      <w:r>
+        <w:rPr>
+          <w:b/>
+          <w:bCs/>
+        </w:rPr>
+        <w:t xml:space="preserve">Ugunomo → Siribu</w:t>
+      </w:r>
+      <w:r>
+        <w:t xml:space="preserve"> — 3.1 km direct, against 9.0 km the long way round  </w:t>
+      </w:r>
+      <w:r>
+        <w:rPr>
+          <w:rFonts w:ascii="Consolas" w:cs="Consolas" w:eastAsia="Consolas" w:hAnsi="Consolas"/>
+          <w:sz w:val="19"/>
+          <w:szCs w:val="19"/>
+        </w:rPr>
+        <w:t xml:space="preserve">R07</w:t>
+      </w:r>
+    </w:p>
+    <w:p>
+      <w:pPr>
+        <w:spacing w:after="40" w:before="20"/>
+        <w:ind w:left="360" w:hanging="360"/>
+      </w:pPr>
+      <w:r>
+        <w:rPr>
+          <w:rFonts w:ascii="Consolas" w:cs="Consolas" w:eastAsia="Consolas" w:hAnsi="Consolas"/>
+          <w:b/>
+          <w:bCs/>
+          <w:sz w:val="19"/>
+          <w:szCs w:val="19"/>
+        </w:rPr>
+        <w:t xml:space="preserve">[ ]  </w:t>
+      </w:r>
+      <w:r>
+        <w:rPr>
+          <w:b/>
+          <w:bCs/>
+        </w:rPr>
+        <w:t xml:space="preserve">Umbuara → Kiara</w:t>
+      </w:r>
+      <w:r>
+        <w:t xml:space="preserve"> — 3.3 km direct, against 16.2 km the long way round  </w:t>
+      </w:r>
+      <w:r>
+        <w:rPr>
+          <w:rFonts w:ascii="Consolas" w:cs="Consolas" w:eastAsia="Consolas" w:hAnsi="Consolas"/>
+          <w:sz w:val="19"/>
+          <w:szCs w:val="19"/>
+        </w:rPr>
+        <w:t xml:space="preserve">F34</w:t>
+      </w:r>
+    </w:p>
+    <w:p>
+      <w:pPr>
+        <w:spacing w:after="40" w:before="20"/>
+        <w:ind w:left="360" w:hanging="360"/>
+      </w:pPr>
+      <w:r>
+        <w:rPr>
+          <w:rFonts w:ascii="Consolas" w:cs="Consolas" w:eastAsia="Consolas" w:hAnsi="Consolas"/>
+          <w:b/>
+          <w:bCs/>
+          <w:sz w:val="19"/>
+          <w:szCs w:val="19"/>
+        </w:rPr>
+        <w:t xml:space="preserve">[ ]  </w:t>
+      </w:r>
+      <w:r>
+        <w:rPr>
+          <w:b/>
+          <w:bCs/>
+        </w:rPr>
+        <w:t xml:space="preserve">Niniri → Kawowoki</w:t>
+      </w:r>
+      <w:r>
+        <w:t xml:space="preserve"> — 3.9 km direct, against 15.3 km the long way round  </w:t>
+      </w:r>
+      <w:r>
+        <w:rPr>
+          <w:rFonts w:ascii="Consolas" w:cs="Consolas" w:eastAsia="Consolas" w:hAnsi="Consolas"/>
+          <w:sz w:val="19"/>
+          <w:szCs w:val="19"/>
+        </w:rPr>
+        <w:t xml:space="preserve">F32</w:t>
+      </w:r>
+    </w:p>
+    <w:p>
+      <w:pPr>
+        <w:spacing w:after="40" w:before="20"/>
+        <w:ind w:left="360" w:hanging="360"/>
+      </w:pPr>
+      <w:r>
+        <w:rPr>
+          <w:rFonts w:ascii="Consolas" w:cs="Consolas" w:eastAsia="Consolas" w:hAnsi="Consolas"/>
+          <w:b/>
+          <w:bCs/>
+          <w:sz w:val="19"/>
+          <w:szCs w:val="19"/>
+        </w:rPr>
+        <w:t xml:space="preserve">[ ]  </w:t>
+      </w:r>
+      <w:r>
+        <w:rPr>
+          <w:b/>
+          <w:bCs/>
+        </w:rPr>
+        <w:t xml:space="preserve">Toma → Biriri</w:t>
+      </w:r>
+      <w:r>
+        <w:t xml:space="preserve"> — 4.3 km direct, against 31.5 km the long way round  </w:t>
+      </w:r>
+      <w:r>
+        <w:rPr>
+          <w:rFonts w:ascii="Consolas" w:cs="Consolas" w:eastAsia="Consolas" w:hAnsi="Consolas"/>
+          <w:sz w:val="19"/>
+          <w:szCs w:val="19"/>
+        </w:rPr>
+        <w:t xml:space="preserve">F25</w:t>
+      </w:r>
+    </w:p>
+    <w:p>
+      <w:pPr>
+        <w:spacing w:after="40" w:before="20"/>
+        <w:ind w:left="360" w:hanging="360"/>
+      </w:pPr>
+      <w:r>
+        <w:rPr>
+          <w:rFonts w:ascii="Consolas" w:cs="Consolas" w:eastAsia="Consolas" w:hAnsi="Consolas"/>
+          <w:b/>
+          <w:bCs/>
+          <w:sz w:val="19"/>
+          <w:szCs w:val="19"/>
+        </w:rPr>
+        <w:t xml:space="preserve">[ ]  </w:t>
+      </w:r>
+      <w:r>
+        <w:rPr>
+          <w:b/>
+          <w:bCs/>
+        </w:rPr>
+        <w:t xml:space="preserve">Avaru → Dareki</w:t>
+      </w:r>
+      <w:r>
+        <w:t xml:space="preserve"> — 5.1 km direct, against 27.1 km the long way round  </w:t>
+      </w:r>
+      <w:r>
+        <w:rPr>
+          <w:rFonts w:ascii="Consolas" w:cs="Consolas" w:eastAsia="Consolas" w:hAnsi="Consolas"/>
+          <w:sz w:val="19"/>
+          <w:szCs w:val="19"/>
+        </w:rPr>
+        <w:t xml:space="preserve">F07</w:t>
+      </w:r>
+    </w:p>
+    <w:p>
+      <w:pPr>
+        <w:spacing w:after="40" w:before="20"/>
+        <w:ind w:left="360" w:hanging="360"/>
+      </w:pPr>
+      <w:r>
+        <w:rPr>
+          <w:rFonts w:ascii="Consolas" w:cs="Consolas" w:eastAsia="Consolas" w:hAnsi="Consolas"/>
+          <w:b/>
+          <w:bCs/>
+          <w:sz w:val="19"/>
+          <w:szCs w:val="19"/>
+        </w:rPr>
+        <w:t xml:space="preserve">[ ]  </w:t>
+      </w:r>
+      <w:r>
+        <w:rPr>
+          <w:b/>
+          <w:bCs/>
+        </w:rPr>
+        <w:t xml:space="preserve">Avaru → Sigara</w:t>
+      </w:r>
+      <w:r>
+        <w:t xml:space="preserve"> — 5.8 km direct, against 14.8 km the long way round  </w:t>
+      </w:r>
+      <w:r>
+        <w:rPr>
+          <w:rFonts w:ascii="Consolas" w:cs="Consolas" w:eastAsia="Consolas" w:hAnsi="Consolas"/>
+          <w:sz w:val="19"/>
+          <w:szCs w:val="19"/>
+        </w:rPr>
+        <w:t xml:space="preserve">F03</w:t>
+      </w:r>
+    </w:p>
+    <w:p>
+      <w:pPr>
+        <w:spacing w:after="40" w:before="20"/>
+        <w:ind w:left="360" w:hanging="360"/>
+      </w:pPr>
+      <w:r>
+        <w:rPr>
+          <w:rFonts w:ascii="Consolas" w:cs="Consolas" w:eastAsia="Consolas" w:hAnsi="Consolas"/>
+          <w:b/>
+          <w:bCs/>
+          <w:sz w:val="19"/>
+          <w:szCs w:val="19"/>
+        </w:rPr>
+        <w:t xml:space="preserve">[ ]  </w:t>
+      </w:r>
+      <w:r>
+        <w:rPr>
+          <w:b/>
+          <w:bCs/>
+        </w:rPr>
+        <w:t xml:space="preserve">Dareki → Sigara</w:t>
+      </w:r>
+      <w:r>
+        <w:t xml:space="preserve"> — 6.6 km direct, against 33.6 km the long way round  </w:t>
+      </w:r>
+      <w:r>
+        <w:rPr>
+          <w:rFonts w:ascii="Consolas" w:cs="Consolas" w:eastAsia="Consolas" w:hAnsi="Consolas"/>
+          <w:sz w:val="19"/>
+          <w:szCs w:val="19"/>
+        </w:rPr>
+        <w:t xml:space="preserve">F05</w:t>
+      </w:r>
+    </w:p>
+    <w:p>
+      <w:pPr>
+        <w:spacing w:after="40" w:before="20"/>
+        <w:ind w:left="360" w:hanging="360"/>
+      </w:pPr>
+      <w:r>
+        <w:rPr>
+          <w:rFonts w:ascii="Consolas" w:cs="Consolas" w:eastAsia="Consolas" w:hAnsi="Consolas"/>
+          <w:b/>
+          <w:bCs/>
+          <w:sz w:val="19"/>
+          <w:szCs w:val="19"/>
+        </w:rPr>
+        <w:t xml:space="preserve">[ ]  </w:t>
+      </w:r>
+      <w:r>
+        <w:rPr>
+          <w:b/>
+          <w:bCs/>
+        </w:rPr>
+        <w:t xml:space="preserve">Tahama → Toma</w:t>
+      </w:r>
+      <w:r>
+        <w:t xml:space="preserve"> — 7.1 km direct, against 14.8 km the long way round  </w:t>
+      </w:r>
+      <w:r>
+        <w:rPr>
+          <w:rFonts w:ascii="Consolas" w:cs="Consolas" w:eastAsia="Consolas" w:hAnsi="Consolas"/>
+          <w:sz w:val="19"/>
+          <w:szCs w:val="19"/>
+        </w:rPr>
+        <w:t xml:space="preserve">F02</w:t>
+      </w:r>
+    </w:p>
+    <w:p>
+      <w:pPr>
+        <w:spacing w:after="40" w:before="20"/>
+        <w:ind w:left="360" w:hanging="360"/>
+      </w:pPr>
+      <w:r>
+        <w:rPr>
+          <w:rFonts w:ascii="Consolas" w:cs="Consolas" w:eastAsia="Consolas" w:hAnsi="Consolas"/>
+          <w:b/>
+          <w:bCs/>
+          <w:sz w:val="19"/>
+          <w:szCs w:val="19"/>
+        </w:rPr>
+        <w:t xml:space="preserve">[ ]  </w:t>
+      </w:r>
+      <w:r>
+        <w:rPr>
+          <w:b/>
+          <w:bCs/>
+        </w:rPr>
+        <w:t xml:space="preserve">Sigara → Banderi</w:t>
+      </w:r>
+      <w:r>
+        <w:t xml:space="preserve"> — 8.8 km direct, against 63.0 km the long way round  </w:t>
+      </w:r>
+      <w:r>
+        <w:rPr>
+          <w:rFonts w:ascii="Consolas" w:cs="Consolas" w:eastAsia="Consolas" w:hAnsi="Consolas"/>
+          <w:sz w:val="19"/>
+          <w:szCs w:val="19"/>
+        </w:rPr>
+        <w:t xml:space="preserve">F36</w:t>
+      </w:r>
+    </w:p>
+    <w:p>
+      <w:pPr>
+        <w:spacing w:after="40" w:before="20"/>
+        <w:ind w:left="360" w:hanging="360"/>
+      </w:pPr>
+      <w:r>
+        <w:rPr>
+          <w:rFonts w:ascii="Consolas" w:cs="Consolas" w:eastAsia="Consolas" w:hAnsi="Consolas"/>
+          <w:b/>
+          <w:bCs/>
+          <w:sz w:val="19"/>
+          <w:szCs w:val="19"/>
+        </w:rPr>
+        <w:t xml:space="preserve">[ ]  </w:t>
+      </w:r>
+      <w:r>
+        <w:rPr>
+          <w:b/>
+          <w:bCs/>
+        </w:rPr>
+        <w:t xml:space="preserve">Wayei → Umbara</w:t>
+      </w:r>
+      <w:r>
+        <w:t xml:space="preserve"> — 10.2 km direct, against 22.3 km the long way round  </w:t>
+      </w:r>
+      <w:r>
+        <w:rPr>
+          <w:rFonts w:ascii="Consolas" w:cs="Consolas" w:eastAsia="Consolas" w:hAnsi="Consolas"/>
+          <w:sz w:val="19"/>
+          <w:szCs w:val="19"/>
+        </w:rPr>
+        <w:t xml:space="preserve">F31</w:t>
+      </w:r>
+    </w:p>
+    <w:p>
+      <w:pPr>
+        <w:spacing w:after="40" w:before="20"/>
+        <w:ind w:left="360" w:hanging="360"/>
+      </w:pPr>
+      <w:r>
+        <w:rPr>
+          <w:rFonts w:ascii="Consolas" w:cs="Consolas" w:eastAsia="Consolas" w:hAnsi="Consolas"/>
+          <w:b/>
+          <w:bCs/>
+          <w:sz w:val="19"/>
+          <w:szCs w:val="19"/>
+        </w:rPr>
+        <w:t xml:space="preserve">[ ]  </w:t>
+      </w:r>
+      <w:r>
+        <w:rPr>
+          <w:b/>
+          <w:bCs/>
+        </w:rPr>
+        <w:t xml:space="preserve">Tahama → Serepuna</w:t>
+      </w:r>
+      <w:r>
+        <w:t xml:space="preserve"> — 11.0 km direct, against 23.6 km the long way round  </w:t>
+      </w:r>
+      <w:r>
+        <w:rPr>
+          <w:rFonts w:ascii="Consolas" w:cs="Consolas" w:eastAsia="Consolas" w:hAnsi="Consolas"/>
+          <w:sz w:val="19"/>
+          <w:szCs w:val="19"/>
+        </w:rPr>
+        <w:t xml:space="preserve">F24</w:t>
+      </w:r>
+    </w:p>
+    <w:p>
+      <w:pPr>
+        <w:spacing w:after="40" w:before="20"/>
+        <w:ind w:left="360" w:hanging="360"/>
+      </w:pPr>
+      <w:r>
+        <w:rPr>
+          <w:rFonts w:ascii="Consolas" w:cs="Consolas" w:eastAsia="Consolas" w:hAnsi="Consolas"/>
+          <w:b/>
+          <w:bCs/>
+          <w:sz w:val="19"/>
+          <w:szCs w:val="19"/>
+        </w:rPr>
+        <w:t xml:space="preserve">[ ]  </w:t>
+      </w:r>
+      <w:r>
+        <w:rPr>
+          <w:b/>
+          <w:bCs/>
+        </w:rPr>
+        <w:t xml:space="preserve">Toma → Itokama</w:t>
+      </w:r>
+      <w:r>
+        <w:t xml:space="preserve"> — 14.8 km direct, against 38.0 km the long way round  </w:t>
+      </w:r>
+      <w:r>
+        <w:rPr>
+          <w:rFonts w:ascii="Consolas" w:cs="Consolas" w:eastAsia="Consolas" w:hAnsi="Consolas"/>
+          <w:sz w:val="19"/>
+          <w:szCs w:val="19"/>
+        </w:rPr>
+        <w:t xml:space="preserve">F13</w:t>
+      </w:r>
+    </w:p>
+    <w:p>
+      <w:pPr>
+        <w:spacing w:after="40" w:before="20"/>
+        <w:ind w:left="360" w:hanging="360"/>
+      </w:pPr>
+      <w:r>
+        <w:rPr>
+          <w:rFonts w:ascii="Consolas" w:cs="Consolas" w:eastAsia="Consolas" w:hAnsi="Consolas"/>
+          <w:b/>
+          <w:bCs/>
+          <w:sz w:val="19"/>
+          <w:szCs w:val="19"/>
+        </w:rPr>
+        <w:t xml:space="preserve">[ ]  </w:t>
+      </w:r>
+      <w:r>
+        <w:rPr>
+          <w:b/>
+          <w:bCs/>
+        </w:rPr>
+        <w:t xml:space="preserve">Gora → Popondetta</w:t>
+      </w:r>
+      <w:r>
+        <w:t xml:space="preserve"> — 25.9 km direct, against 128.5 km the long way round  </w:t>
+      </w:r>
+      <w:r>
+        <w:rPr>
+          <w:rFonts w:ascii="Consolas" w:cs="Consolas" w:eastAsia="Consolas" w:hAnsi="Consolas"/>
+          <w:sz w:val="19"/>
+          <w:szCs w:val="19"/>
+        </w:rPr>
+        <w:t xml:space="preserve">F09</w:t>
+      </w:r>
+    </w:p>
+    <w:p>
+      <w:pPr>
+        <w:spacing w:after="100" w:before="0"/>
+      </w:pPr>
+    </w:p>
+    <w:p>
+      <w:pPr>
+        <w:pStyle w:val="Heading2"/>
+        <w:spacing w:after="120" w:before="260"/>
+      </w:pPr>
+      <w:r>
+        <w:t xml:space="preserve">5. Places no recording has ever reached</w:t>
+      </w:r>
+    </w:p>
+    <w:p>
+      <w:pPr>
+        <w:spacing w:after="140" w:before="0"/>
+      </w:pPr>
+      <w:r>
+        <w:rPr>
+          <w:b/>
+          <w:bCs/>
+        </w:rPr>
+        <w:t xml:space="preserve">15 places</w:t>
+      </w:r>
+      <w:r>
+        <w:t xml:space="preserve">, furthest first. The number is how far the place sits from the nearest recorded line - that is the walk needed to tie it in, not the length of any particular track.</w:t>
+      </w:r>
+    </w:p>
+    <w:tbl>
+      <w:tblPr>
+        <w:tblW w:type="dxa" w:w="9026"/>
+        <w:tblBorders>
+          <w:top w:val="single" w:color="auto" w:sz="4"/>
+          <w:left w:val="single" w:color="auto" w:sz="4"/>
+          <w:bottom w:val="single" w:color="auto" w:sz="4"/>
+          <w:right w:val="single" w:color="auto" w:sz="4"/>
+          <w:insideH w:val="single" w:color="auto" w:sz="4"/>
+          <w:insideV w:val="single" w:color="auto" w:sz="4"/>
+        </w:tblBorders>
+      </w:tblPr>
+      <w:tblGrid>
+        <w:gridCol w:w="2256"/>
+        <w:gridCol w:w="2256"/>
+        <w:gridCol w:w="2256"/>
+        <w:gridCol w:w="2258"/>
+      </w:tblGrid>
+      <w:tr>
+        <w:trPr>
+          <w:tblHeader/>
+        </w:trPr>
+        <w:tc>
+          <w:tcPr>
+            <w:tcW w:type="dxa" w:w="2256"/>
+            <w:shd w:fill="EDF1F6" w:color="auto" w:val="clear"/>
+            <w:tcMar>
+              <w:top w:type="dxa" w:w="60"/>
+              <w:left w:type="dxa" w:w="110"/>
+              <w:bottom w:type="dxa" w:w="60"/>
+              <w:right w:type="dxa" w:w="110"/>
+            </w:tcMar>
+          </w:tcPr>
+          <w:p>
+            <w:pPr>
+              <w:spacing w:after="0" w:before="0"/>
+            </w:pPr>
+            <w:r>
+              <w:rPr>
+                <w:b/>
+                <w:bCs/>
+              </w:rPr>
               <w:t xml:space="preserve">place</w:t>
             </w:r>
           </w:p>
@@ -2571,7 +6206,7 @@
         <w:spacing w:after="120" w:before="260"/>
       </w:pPr>
       <w:r>
-        <w:t xml:space="preserve">5. Legs with neither end recorded</w:t>
+        <w:t xml:space="preserve">6. Legs with neither end recorded</w:t>
       </w:r>
     </w:p>
     <w:p>
@@ -2981,7 +6616,7 @@
         <w:spacing w:after="120" w:before="260"/>
       </w:pPr>
       <w:r>
-        <w:t xml:space="preserve">6. Questions we need answered, not walked</w:t>
+        <w:t xml:space="preserve">7. Questions we need answered, not walked</w:t>
       </w:r>
     </w:p>
     <w:p>

--- a/outputs/access/MCA_todo.docx
+++ b/outputs/access/MCA_todo.docx
@@ -541,957 +541,7 @@
         <w:spacing w:after="120" w:before="260"/>
       </w:pPr>
       <w:r>
-        <w:t xml:space="preserve">First: 11 villages we cannot send anyone to (21 points)</w:t>
-      </w:r>
-    </w:p>
-    <w:p>
-      <w:pPr>
-        <w:spacing w:after="140" w:before="0"/>
-      </w:pPr>
-      <w:r>
-        <w:t xml:space="preserve">Either the ward table does not name the village, or the name is one we have no position for. Settle these and the points below become collectable on the same trip as everything else in the ward.</w:t>
-      </w:r>
-    </w:p>
-    <w:p>
-      <w:pPr>
-        <w:spacing w:after="40" w:before="20"/>
-        <w:ind w:left="360" w:hanging="360"/>
-      </w:pPr>
-      <w:r>
-        <w:rPr>
-          <w:rFonts w:ascii="Consolas" w:cs="Consolas" w:eastAsia="Consolas" w:hAnsi="Consolas"/>
-          <w:b/>
-          <w:bCs/>
-          <w:sz w:val="19"/>
-          <w:szCs w:val="19"/>
-        </w:rPr>
-        <w:t xml:space="preserve">[ ]  </w:t>
-      </w:r>
-      <w:r>
-        <w:rPr>
-          <w:b/>
-          <w:bCs/>
-        </w:rPr>
-        <w:t xml:space="preserve">Afore Govt Station</w:t>
-      </w:r>
-      <w:r>
-        <w:t xml:space="preserve"> (ward 02 Niniuri) — 5 points</w:t>
-      </w:r>
-    </w:p>
-    <w:p>
-      <w:pPr>
-        <w:pStyle w:val="ListParagraph"/>
-        <w:numPr>
-          <w:ilvl w:val="1"/>
-          <w:numId w:val="2"/>
-        </w:numPr>
-        <w:spacing w:after="40" w:before="20"/>
-      </w:pPr>
-      <w:r>
-        <w:t xml:space="preserve">is this at </w:t>
-      </w:r>
-      <w:r>
-        <w:rPr>
-          <w:b/>
-          <w:bCs/>
-        </w:rPr>
-        <w:t xml:space="preserve">Afore</w:t>
-      </w:r>
-      <w:r>
-        <w:t xml:space="preserve">? we hold a position for it (gazetteer), and the first part of the name matches — please confirm rather than let us assume</w:t>
-      </w:r>
-    </w:p>
-    <w:p>
-      <w:pPr>
-        <w:pStyle w:val="ListParagraph"/>
-        <w:numPr>
-          <w:ilvl w:val="1"/>
-          <w:numId w:val="2"/>
-        </w:numPr>
-        <w:spacing w:after="40" w:before="20"/>
-      </w:pPr>
-      <w:r>
-        <w:t xml:space="preserve">Afore Health Centre, clinic + 3 CHW houses — </w:t>
-      </w:r>
-      <w:r>
-        <w:rPr>
-          <w:i/>
-          <w:iCs/>
-        </w:rPr>
-        <w:t xml:space="preserve">Functioning</w:t>
-      </w:r>
-    </w:p>
-    <w:p>
-      <w:pPr>
-        <w:pStyle w:val="ListParagraph"/>
-        <w:numPr>
-          <w:ilvl w:val="1"/>
-          <w:numId w:val="2"/>
-        </w:numPr>
-        <w:spacing w:after="40" w:before="20"/>
-      </w:pPr>
-      <w:r>
-        <w:t xml:space="preserve">Afore Elementary School, 2-in-1 classroom — </w:t>
-      </w:r>
-      <w:r>
-        <w:rPr>
-          <w:i/>
-          <w:iCs/>
-        </w:rPr>
-        <w:t xml:space="preserve">Functioning</w:t>
-      </w:r>
-    </w:p>
-    <w:p>
-      <w:pPr>
-        <w:pStyle w:val="ListParagraph"/>
-        <w:numPr>
-          <w:ilvl w:val="1"/>
-          <w:numId w:val="2"/>
-        </w:numPr>
-        <w:spacing w:after="40" w:before="20"/>
-      </w:pPr>
-      <w:r>
-        <w:t xml:space="preserve">Afore Primary School, 2 × 2-in-1 + 6 staff houses — </w:t>
-      </w:r>
-      <w:r>
-        <w:rPr>
-          <w:i/>
-          <w:iCs/>
-        </w:rPr>
-        <w:t xml:space="preserve">Functioning, needs upgrading</w:t>
-      </w:r>
-    </w:p>
-    <w:p>
-      <w:pPr>
-        <w:pStyle w:val="ListParagraph"/>
-        <w:numPr>
-          <w:ilvl w:val="1"/>
-          <w:numId w:val="2"/>
-        </w:numPr>
-        <w:spacing w:after="40" w:before="20"/>
-      </w:pPr>
-      <w:r>
-        <w:t xml:space="preserve">DDA Sub-District Office — </w:t>
-      </w:r>
-      <w:r>
-        <w:rPr>
-          <w:i/>
-          <w:iCs/>
-        </w:rPr>
-        <w:t xml:space="preserve">Not functioning, yet to open</w:t>
-      </w:r>
-    </w:p>
-    <w:p>
-      <w:pPr>
-        <w:pStyle w:val="ListParagraph"/>
-        <w:numPr>
-          <w:ilvl w:val="1"/>
-          <w:numId w:val="2"/>
-        </w:numPr>
-        <w:spacing w:after="40" w:before="20"/>
-      </w:pPr>
-      <w:r>
-        <w:t xml:space="preserve">Afore Airstrip — </w:t>
-      </w:r>
-      <w:r>
-        <w:rPr>
-          <w:i/>
-          <w:iCs/>
-        </w:rPr>
-        <w:t xml:space="preserve">Closed</w:t>
-      </w:r>
-    </w:p>
-    <w:p>
-      <w:pPr>
-        <w:spacing w:after="40" w:before="20"/>
-        <w:ind w:left="360" w:hanging="360"/>
-      </w:pPr>
-      <w:r>
-        <w:rPr>
-          <w:rFonts w:ascii="Consolas" w:cs="Consolas" w:eastAsia="Consolas" w:hAnsi="Consolas"/>
-          <w:b/>
-          <w:bCs/>
-          <w:sz w:val="19"/>
-          <w:szCs w:val="19"/>
-        </w:rPr>
-        <w:t xml:space="preserve">[ ]  </w:t>
-      </w:r>
-      <w:r>
-        <w:t xml:space="preserve">ward </w:t>
-      </w:r>
-      <w:r>
-        <w:rPr>
-          <w:b/>
-          <w:bCs/>
-        </w:rPr>
-        <w:t xml:space="preserve">05 Siurani</w:t>
-      </w:r>
-      <w:r>
-        <w:t xml:space="preserve"> - village not named in the table — 1 point</w:t>
-      </w:r>
-    </w:p>
-    <w:p>
-      <w:pPr>
-        <w:pStyle w:val="ListParagraph"/>
-        <w:numPr>
-          <w:ilvl w:val="1"/>
-          <w:numId w:val="2"/>
-        </w:numPr>
-        <w:spacing w:after="40" w:before="20"/>
-      </w:pPr>
-      <w:r>
-        <w:t xml:space="preserve">Elementary School, 2-in-1 — </w:t>
-      </w:r>
-      <w:r>
-        <w:rPr>
-          <w:i/>
-          <w:iCs/>
-        </w:rPr>
-        <w:t xml:space="preserve">Not functioning, closed</w:t>
-      </w:r>
-    </w:p>
-    <w:p>
-      <w:pPr>
-        <w:spacing w:after="40" w:before="20"/>
-        <w:ind w:left="360" w:hanging="360"/>
-      </w:pPr>
-      <w:r>
-        <w:rPr>
-          <w:rFonts w:ascii="Consolas" w:cs="Consolas" w:eastAsia="Consolas" w:hAnsi="Consolas"/>
-          <w:b/>
-          <w:bCs/>
-          <w:sz w:val="19"/>
-          <w:szCs w:val="19"/>
-        </w:rPr>
-        <w:t xml:space="preserve">[ ]  </w:t>
-      </w:r>
-      <w:r>
-        <w:t xml:space="preserve">ward </w:t>
-      </w:r>
-      <w:r>
-        <w:rPr>
-          <w:b/>
-          <w:bCs/>
-        </w:rPr>
-        <w:t xml:space="preserve">07 Dea</w:t>
-      </w:r>
-      <w:r>
-        <w:t xml:space="preserve"> - village not named in the table — 1 point</w:t>
-      </w:r>
-    </w:p>
-    <w:p>
-      <w:pPr>
-        <w:pStyle w:val="ListParagraph"/>
-        <w:numPr>
-          <w:ilvl w:val="1"/>
-          <w:numId w:val="2"/>
-        </w:numPr>
-        <w:spacing w:after="40" w:before="20"/>
-      </w:pPr>
-      <w:r>
-        <w:t xml:space="preserve">is this at </w:t>
-      </w:r>
-      <w:r>
-        <w:rPr>
-          <w:b/>
-          <w:bCs/>
-        </w:rPr>
-        <w:t xml:space="preserve">Dea</w:t>
-      </w:r>
-      <w:r>
-        <w:t xml:space="preserve">? we hold a position for it (gazetteer), and the ward is named after it — please confirm rather than let us assume</w:t>
-      </w:r>
-    </w:p>
-    <w:p>
-      <w:pPr>
-        <w:pStyle w:val="ListParagraph"/>
-        <w:numPr>
-          <w:ilvl w:val="1"/>
-          <w:numId w:val="2"/>
-        </w:numPr>
-        <w:spacing w:after="40" w:before="20"/>
-      </w:pPr>
-      <w:r>
-        <w:t xml:space="preserve">Airstrip — </w:t>
-      </w:r>
-      <w:r>
-        <w:rPr>
-          <w:i/>
-          <w:iCs/>
-        </w:rPr>
-        <w:t xml:space="preserve">Closed 1988</w:t>
-      </w:r>
-    </w:p>
-    <w:p>
-      <w:pPr>
-        <w:spacing w:after="40" w:before="20"/>
-        <w:ind w:left="360" w:hanging="360"/>
-      </w:pPr>
-      <w:r>
-        <w:rPr>
-          <w:rFonts w:ascii="Consolas" w:cs="Consolas" w:eastAsia="Consolas" w:hAnsi="Consolas"/>
-          <w:b/>
-          <w:bCs/>
-          <w:sz w:val="19"/>
-          <w:szCs w:val="19"/>
-        </w:rPr>
-        <w:t xml:space="preserve">[ ]  </w:t>
-      </w:r>
-      <w:r>
-        <w:t xml:space="preserve">ward </w:t>
-      </w:r>
-      <w:r>
-        <w:rPr>
-          <w:b/>
-          <w:bCs/>
-        </w:rPr>
-        <w:t xml:space="preserve">10 Gora</w:t>
-      </w:r>
-      <w:r>
-        <w:t xml:space="preserve"> - village not named in the table — 4 points</w:t>
-      </w:r>
-    </w:p>
-    <w:p>
-      <w:pPr>
-        <w:pStyle w:val="ListParagraph"/>
-        <w:numPr>
-          <w:ilvl w:val="1"/>
-          <w:numId w:val="2"/>
-        </w:numPr>
-        <w:spacing w:after="40" w:before="20"/>
-      </w:pPr>
-      <w:r>
-        <w:t xml:space="preserve">is this at </w:t>
-      </w:r>
-      <w:r>
-        <w:rPr>
-          <w:b/>
-          <w:bCs/>
-        </w:rPr>
-        <w:t xml:space="preserve">Gora</w:t>
-      </w:r>
-      <w:r>
-        <w:t xml:space="preserve">? we hold a position for it (GPS-inferred), and the ward is named after it — please confirm rather than let us assume</w:t>
-      </w:r>
-    </w:p>
-    <w:p>
-      <w:pPr>
-        <w:pStyle w:val="ListParagraph"/>
-        <w:numPr>
-          <w:ilvl w:val="1"/>
-          <w:numId w:val="2"/>
-        </w:numPr>
-        <w:spacing w:after="40" w:before="20"/>
-      </w:pPr>
-      <w:r>
-        <w:t xml:space="preserve">Elementary School, 4-in-1 + 2 single classrooms, 4 teacher houses — </w:t>
-      </w:r>
-      <w:r>
-        <w:rPr>
-          <w:i/>
-          <w:iCs/>
-        </w:rPr>
-        <w:t xml:space="preserve">In use</w:t>
-      </w:r>
-    </w:p>
-    <w:p>
-      <w:pPr>
-        <w:pStyle w:val="ListParagraph"/>
-        <w:numPr>
-          <w:ilvl w:val="1"/>
-          <w:numId w:val="2"/>
-        </w:numPr>
-        <w:spacing w:after="40" w:before="20"/>
-      </w:pPr>
-      <w:r>
-        <w:t xml:space="preserve">Primary School — </w:t>
-      </w:r>
-      <w:r>
-        <w:rPr>
-          <w:i/>
-          <w:iCs/>
-        </w:rPr>
-        <w:t xml:space="preserve">In use</w:t>
-      </w:r>
-    </w:p>
-    <w:p>
-      <w:pPr>
-        <w:pStyle w:val="ListParagraph"/>
-        <w:numPr>
-          <w:ilvl w:val="1"/>
-          <w:numId w:val="2"/>
-        </w:numPr>
-        <w:spacing w:after="40" w:before="20"/>
-      </w:pPr>
-      <w:r>
-        <w:t xml:space="preserve">Aid Post + CHW house — </w:t>
-      </w:r>
-      <w:r>
-        <w:rPr>
-          <w:i/>
-          <w:iCs/>
-        </w:rPr>
-        <w:t xml:space="preserve">CHW house 2024</w:t>
-      </w:r>
-    </w:p>
-    <w:p>
-      <w:pPr>
-        <w:pStyle w:val="ListParagraph"/>
-        <w:numPr>
-          <w:ilvl w:val="1"/>
-          <w:numId w:val="2"/>
-        </w:numPr>
-        <w:spacing w:after="40" w:before="20"/>
-      </w:pPr>
-      <w:r>
-        <w:t xml:space="preserve">Airstrip — </w:t>
-      </w:r>
-      <w:r>
-        <w:rPr>
-          <w:i/>
-          <w:iCs/>
-        </w:rPr>
-        <w:t xml:space="preserve">Closed 1988, to re-open</w:t>
-      </w:r>
-    </w:p>
-    <w:p>
-      <w:pPr>
-        <w:spacing w:after="40" w:before="20"/>
-        <w:ind w:left="360" w:hanging="360"/>
-      </w:pPr>
-      <w:r>
-        <w:rPr>
-          <w:rFonts w:ascii="Consolas" w:cs="Consolas" w:eastAsia="Consolas" w:hAnsi="Consolas"/>
-          <w:b/>
-          <w:bCs/>
-          <w:sz w:val="19"/>
-          <w:szCs w:val="19"/>
-        </w:rPr>
-        <w:t xml:space="preserve">[ ]  </w:t>
-      </w:r>
-      <w:r>
-        <w:rPr>
-          <w:b/>
-          <w:bCs/>
-        </w:rPr>
-        <w:t xml:space="preserve">Anatua 2</w:t>
-      </w:r>
-      <w:r>
-        <w:t xml:space="preserve"> (ward 12 Umbuwara) — 1 point</w:t>
-      </w:r>
-    </w:p>
-    <w:p>
-      <w:pPr>
-        <w:pStyle w:val="ListParagraph"/>
-        <w:numPr>
-          <w:ilvl w:val="1"/>
-          <w:numId w:val="2"/>
-        </w:numPr>
-        <w:spacing w:after="40" w:before="20"/>
-      </w:pPr>
-      <w:r>
-        <w:t xml:space="preserve">is this at </w:t>
-      </w:r>
-      <w:r>
-        <w:rPr>
-          <w:b/>
-          <w:bCs/>
-        </w:rPr>
-        <w:t xml:space="preserve">Anatua</w:t>
-      </w:r>
-      <w:r>
-        <w:t xml:space="preserve">? we hold a position for it (GPS-inferred), and the first part of the name matches — please confirm rather than let us assume</w:t>
-      </w:r>
-    </w:p>
-    <w:p>
-      <w:pPr>
-        <w:pStyle w:val="ListParagraph"/>
-        <w:numPr>
-          <w:ilvl w:val="1"/>
-          <w:numId w:val="2"/>
-        </w:numPr>
-        <w:spacing w:after="40" w:before="20"/>
-      </w:pPr>
-      <w:r>
-        <w:t xml:space="preserve">Anatua Elementary School — </w:t>
-      </w:r>
-      <w:r>
-        <w:rPr>
-          <w:i/>
-          <w:iCs/>
-        </w:rPr>
-        <w:t xml:space="preserve">In use</w:t>
-      </w:r>
-    </w:p>
-    <w:p>
-      <w:pPr>
-        <w:spacing w:after="40" w:before="20"/>
-        <w:ind w:left="360" w:hanging="360"/>
-      </w:pPr>
-      <w:r>
-        <w:rPr>
-          <w:rFonts w:ascii="Consolas" w:cs="Consolas" w:eastAsia="Consolas" w:hAnsi="Consolas"/>
-          <w:b/>
-          <w:bCs/>
-          <w:sz w:val="19"/>
-          <w:szCs w:val="19"/>
-        </w:rPr>
-        <w:t xml:space="preserve">[ ]  </w:t>
-      </w:r>
-      <w:r>
-        <w:rPr>
-          <w:b/>
-          <w:bCs/>
-        </w:rPr>
-        <w:t xml:space="preserve">Boidomo</w:t>
-      </w:r>
-      <w:r>
-        <w:t xml:space="preserve"> (ward 12 Umbuwara) — 1 point</w:t>
-      </w:r>
-    </w:p>
-    <w:p>
-      <w:pPr>
-        <w:pStyle w:val="ListParagraph"/>
-        <w:numPr>
-          <w:ilvl w:val="1"/>
-          <w:numId w:val="2"/>
-        </w:numPr>
-        <w:spacing w:after="40" w:before="20"/>
-      </w:pPr>
-      <w:r>
-        <w:t xml:space="preserve">is this at </w:t>
-      </w:r>
-      <w:r>
-        <w:rPr>
-          <w:b/>
-          <w:bCs/>
-        </w:rPr>
-        <w:t xml:space="preserve">Bodoimo</w:t>
-      </w:r>
-      <w:r>
-        <w:t xml:space="preserve">? we hold a position for it (placed by the team), and it is a near-spelling of a name we hold — please confirm rather than let us assume</w:t>
-      </w:r>
-    </w:p>
-    <w:p>
-      <w:pPr>
-        <w:pStyle w:val="ListParagraph"/>
-        <w:numPr>
-          <w:ilvl w:val="1"/>
-          <w:numId w:val="2"/>
-        </w:numPr>
-        <w:spacing w:after="40" w:before="20"/>
-      </w:pPr>
-      <w:r>
-        <w:t xml:space="preserve">Boidomo Elementary School — </w:t>
-      </w:r>
-      <w:r>
-        <w:rPr>
-          <w:i/>
-          <w:iCs/>
-        </w:rPr>
-        <w:t xml:space="preserve">In use</w:t>
-      </w:r>
-    </w:p>
-    <w:p>
-      <w:pPr>
-        <w:spacing w:after="40" w:before="20"/>
-        <w:ind w:left="360" w:hanging="360"/>
-      </w:pPr>
-      <w:r>
-        <w:rPr>
-          <w:rFonts w:ascii="Consolas" w:cs="Consolas" w:eastAsia="Consolas" w:hAnsi="Consolas"/>
-          <w:b/>
-          <w:bCs/>
-          <w:sz w:val="19"/>
-          <w:szCs w:val="19"/>
-        </w:rPr>
-        <w:t xml:space="preserve">[ ]  </w:t>
-      </w:r>
-      <w:r>
-        <w:rPr>
-          <w:b/>
-          <w:bCs/>
-        </w:rPr>
-        <w:t xml:space="preserve">Umbuwara</w:t>
-      </w:r>
-      <w:r>
-        <w:t xml:space="preserve"> (ward 12 Umbuwara) — 2 points</w:t>
-      </w:r>
-    </w:p>
-    <w:p>
-      <w:pPr>
-        <w:pStyle w:val="ListParagraph"/>
-        <w:numPr>
-          <w:ilvl w:val="1"/>
-          <w:numId w:val="2"/>
-        </w:numPr>
-        <w:spacing w:after="40" w:before="20"/>
-      </w:pPr>
-      <w:r>
-        <w:t xml:space="preserve">is this at </w:t>
-      </w:r>
-      <w:r>
-        <w:rPr>
-          <w:b/>
-          <w:bCs/>
-        </w:rPr>
-        <w:t xml:space="preserve">Umbuara</w:t>
-      </w:r>
-      <w:r>
-        <w:t xml:space="preserve">? we hold a position for it (gazetteer), and it is a near-spelling of a name we hold — please confirm rather than let us assume</w:t>
-      </w:r>
-    </w:p>
-    <w:p>
-      <w:pPr>
-        <w:pStyle w:val="ListParagraph"/>
-        <w:numPr>
-          <w:ilvl w:val="1"/>
-          <w:numId w:val="2"/>
-        </w:numPr>
-        <w:spacing w:after="40" w:before="20"/>
-      </w:pPr>
-      <w:r>
-        <w:t xml:space="preserve">Umbuwara Elementary School — </w:t>
-      </w:r>
-      <w:r>
-        <w:rPr>
-          <w:i/>
-          <w:iCs/>
-        </w:rPr>
-        <w:t xml:space="preserve">In use</w:t>
-      </w:r>
-    </w:p>
-    <w:p>
-      <w:pPr>
-        <w:pStyle w:val="ListParagraph"/>
-        <w:numPr>
-          <w:ilvl w:val="1"/>
-          <w:numId w:val="2"/>
-        </w:numPr>
-        <w:spacing w:after="40" w:before="20"/>
-      </w:pPr>
-      <w:r>
-        <w:t xml:space="preserve">Umbuwara Primary School — </w:t>
-      </w:r>
-      <w:r>
-        <w:rPr>
-          <w:i/>
-          <w:iCs/>
-        </w:rPr>
-        <w:t xml:space="preserve">Detail not recorded</w:t>
-      </w:r>
-    </w:p>
-    <w:p>
-      <w:pPr>
-        <w:spacing w:after="40" w:before="20"/>
-        <w:ind w:left="360" w:hanging="360"/>
-      </w:pPr>
-      <w:r>
-        <w:rPr>
-          <w:rFonts w:ascii="Consolas" w:cs="Consolas" w:eastAsia="Consolas" w:hAnsi="Consolas"/>
-          <w:b/>
-          <w:bCs/>
-          <w:sz w:val="19"/>
-          <w:szCs w:val="19"/>
-        </w:rPr>
-        <w:t xml:space="preserve">[ ]  </w:t>
-      </w:r>
-      <w:r>
-        <w:t xml:space="preserve">ward </w:t>
-      </w:r>
-      <w:r>
-        <w:rPr>
-          <w:b/>
-          <w:bCs/>
-        </w:rPr>
-        <w:t xml:space="preserve">12 Umbuwara</w:t>
-      </w:r>
-      <w:r>
-        <w:t xml:space="preserve"> - village not named in the table — 1 point</w:t>
-      </w:r>
-    </w:p>
-    <w:p>
-      <w:pPr>
-        <w:pStyle w:val="ListParagraph"/>
-        <w:numPr>
-          <w:ilvl w:val="1"/>
-          <w:numId w:val="2"/>
-        </w:numPr>
-        <w:spacing w:after="40" w:before="20"/>
-      </w:pPr>
-      <w:r>
-        <w:t xml:space="preserve">Aid Post building — </w:t>
-      </w:r>
-      <w:r>
-        <w:rPr>
-          <w:i/>
-          <w:iCs/>
-        </w:rPr>
-        <w:t xml:space="preserve">Incomplete since 2012</w:t>
-      </w:r>
-    </w:p>
-    <w:p>
-      <w:pPr>
-        <w:spacing w:after="40" w:before="20"/>
-        <w:ind w:left="360" w:hanging="360"/>
-      </w:pPr>
-      <w:r>
-        <w:rPr>
-          <w:rFonts w:ascii="Consolas" w:cs="Consolas" w:eastAsia="Consolas" w:hAnsi="Consolas"/>
-          <w:b/>
-          <w:bCs/>
-          <w:sz w:val="19"/>
-          <w:szCs w:val="19"/>
-        </w:rPr>
-        <w:t xml:space="preserve">[ ]  </w:t>
-      </w:r>
-      <w:r>
-        <w:rPr>
-          <w:b/>
-          <w:bCs/>
-        </w:rPr>
-        <w:t xml:space="preserve">Naukanane</w:t>
-      </w:r>
-      <w:r>
-        <w:t xml:space="preserve"> (ward 14 Ufia) — 1 point</w:t>
-      </w:r>
-    </w:p>
-    <w:p>
-      <w:pPr>
-        <w:pStyle w:val="ListParagraph"/>
-        <w:numPr>
-          <w:ilvl w:val="1"/>
-          <w:numId w:val="2"/>
-        </w:numPr>
-        <w:spacing w:after="40" w:before="20"/>
-      </w:pPr>
-      <w:r>
-        <w:t xml:space="preserve">is this at </w:t>
-      </w:r>
-      <w:r>
-        <w:rPr>
-          <w:b/>
-          <w:bCs/>
-        </w:rPr>
-        <w:t xml:space="preserve">Naokanane</w:t>
-      </w:r>
-      <w:r>
-        <w:t xml:space="preserve">? we hold a position for it (gazetteer), and it is a near-spelling of a name we hold — please confirm rather than let us assume</w:t>
-      </w:r>
-    </w:p>
-    <w:p>
-      <w:pPr>
-        <w:pStyle w:val="ListParagraph"/>
-        <w:numPr>
-          <w:ilvl w:val="1"/>
-          <w:numId w:val="2"/>
-        </w:numPr>
-        <w:spacing w:after="40" w:before="20"/>
-      </w:pPr>
-      <w:r>
-        <w:t xml:space="preserve">Naukanane Elementary School — </w:t>
-      </w:r>
-      <w:r>
-        <w:rPr>
-          <w:i/>
-          <w:iCs/>
-        </w:rPr>
-        <w:t xml:space="preserve">Functioning</w:t>
-      </w:r>
-    </w:p>
-    <w:p>
-      <w:pPr>
-        <w:spacing w:after="40" w:before="20"/>
-        <w:ind w:left="360" w:hanging="360"/>
-      </w:pPr>
-      <w:r>
-        <w:rPr>
-          <w:rFonts w:ascii="Consolas" w:cs="Consolas" w:eastAsia="Consolas" w:hAnsi="Consolas"/>
-          <w:b/>
-          <w:bCs/>
-          <w:sz w:val="19"/>
-          <w:szCs w:val="19"/>
-        </w:rPr>
-        <w:t xml:space="preserve">[ ]  </w:t>
-      </w:r>
-      <w:r>
-        <w:rPr>
-          <w:b/>
-          <w:bCs/>
-        </w:rPr>
-        <w:t xml:space="preserve">Yaure</w:t>
-      </w:r>
-      <w:r>
-        <w:t xml:space="preserve"> (ward 17 Jaure) — 2 points</w:t>
-      </w:r>
-    </w:p>
-    <w:p>
-      <w:pPr>
-        <w:pStyle w:val="ListParagraph"/>
-        <w:numPr>
-          <w:ilvl w:val="1"/>
-          <w:numId w:val="2"/>
-        </w:numPr>
-        <w:spacing w:after="40" w:before="20"/>
-      </w:pPr>
-      <w:r>
-        <w:t xml:space="preserve">is this at </w:t>
-      </w:r>
-      <w:r>
-        <w:rPr>
-          <w:b/>
-          <w:bCs/>
-        </w:rPr>
-        <w:t xml:space="preserve">Jaure</w:t>
-      </w:r>
-      <w:r>
-        <w:t xml:space="preserve">? we hold a position for it (gazetteer), and the ward is named after it — please confirm rather than let us assume</w:t>
-      </w:r>
-    </w:p>
-    <w:p>
-      <w:pPr>
-        <w:pStyle w:val="ListParagraph"/>
-        <w:numPr>
-          <w:ilvl w:val="1"/>
-          <w:numId w:val="2"/>
-        </w:numPr>
-        <w:spacing w:after="40" w:before="20"/>
-      </w:pPr>
-      <w:r>
-        <w:t xml:space="preserve">Yaure Aid Post — </w:t>
-      </w:r>
-      <w:r>
-        <w:rPr>
-          <w:i/>
-          <w:iCs/>
-        </w:rPr>
-        <w:t xml:space="preserve">Incomplete since 1984, no structure</w:t>
-      </w:r>
-    </w:p>
-    <w:p>
-      <w:pPr>
-        <w:pStyle w:val="ListParagraph"/>
-        <w:numPr>
-          <w:ilvl w:val="1"/>
-          <w:numId w:val="2"/>
-        </w:numPr>
-        <w:spacing w:after="40" w:before="20"/>
-      </w:pPr>
-      <w:r>
-        <w:t xml:space="preserve">Yaure Airstrip — </w:t>
-      </w:r>
-      <w:r>
-        <w:rPr>
-          <w:i/>
-          <w:iCs/>
-        </w:rPr>
-        <w:t xml:space="preserve">Closed 2002</w:t>
-      </w:r>
-    </w:p>
-    <w:p>
-      <w:pPr>
-        <w:spacing w:after="40" w:before="20"/>
-        <w:ind w:left="360" w:hanging="360"/>
-      </w:pPr>
-      <w:r>
-        <w:rPr>
-          <w:rFonts w:ascii="Consolas" w:cs="Consolas" w:eastAsia="Consolas" w:hAnsi="Consolas"/>
-          <w:b/>
-          <w:bCs/>
-          <w:sz w:val="19"/>
-          <w:szCs w:val="19"/>
-        </w:rPr>
-        <w:t xml:space="preserve">[ ]  </w:t>
-      </w:r>
-      <w:r>
-        <w:t xml:space="preserve">ward </w:t>
-      </w:r>
-      <w:r>
-        <w:rPr>
-          <w:b/>
-          <w:bCs/>
-        </w:rPr>
-        <w:t xml:space="preserve">18 Gorobuna</w:t>
-      </w:r>
-      <w:r>
-        <w:t xml:space="preserve"> - village not named in the table — 2 points</w:t>
-      </w:r>
-    </w:p>
-    <w:p>
-      <w:pPr>
-        <w:pStyle w:val="ListParagraph"/>
-        <w:numPr>
-          <w:ilvl w:val="1"/>
-          <w:numId w:val="2"/>
-        </w:numPr>
-        <w:spacing w:after="40" w:before="20"/>
-      </w:pPr>
-      <w:r>
-        <w:t xml:space="preserve">is this at </w:t>
-      </w:r>
-      <w:r>
-        <w:rPr>
-          <w:b/>
-          <w:bCs/>
-        </w:rPr>
-        <w:t xml:space="preserve">Gorobuna</w:t>
-      </w:r>
-      <w:r>
-        <w:t xml:space="preserve">? we hold a position for it (placed by the team), and the ward is named after it — please confirm rather than let us assume</w:t>
-      </w:r>
-    </w:p>
-    <w:p>
-      <w:pPr>
-        <w:pStyle w:val="ListParagraph"/>
-        <w:numPr>
-          <w:ilvl w:val="1"/>
-          <w:numId w:val="2"/>
-        </w:numPr>
-        <w:spacing w:after="40" w:before="20"/>
-      </w:pPr>
-      <w:r>
-        <w:t xml:space="preserve">Elementary School — </w:t>
-      </w:r>
-      <w:r>
-        <w:rPr>
-          <w:i/>
-          <w:iCs/>
-        </w:rPr>
-        <w:t xml:space="preserve">Rundown and closed, no teacher, closed 2025, bush material</w:t>
-      </w:r>
-    </w:p>
-    <w:p>
-      <w:pPr>
-        <w:pStyle w:val="ListParagraph"/>
-        <w:numPr>
-          <w:ilvl w:val="1"/>
-          <w:numId w:val="2"/>
-        </w:numPr>
-        <w:spacing w:after="40" w:before="20"/>
-      </w:pPr>
-      <w:r>
-        <w:t xml:space="preserve">Airstrip — </w:t>
-      </w:r>
-      <w:r>
-        <w:rPr>
-          <w:i/>
-          <w:iCs/>
-        </w:rPr>
-        <w:t xml:space="preserve">Unused since built, 2021</w:t>
-      </w:r>
-    </w:p>
-    <w:p>
-      <w:pPr>
-        <w:spacing w:after="100" w:before="0"/>
-      </w:pPr>
-    </w:p>
-    <w:p>
-      <w:pPr>
-        <w:pStyle w:val="Heading3"/>
-        <w:spacing w:after="120" w:before="260"/>
-      </w:pPr>
-      <w:r>
-        <w:t xml:space="preserve">Then: 42 points at 25 villages we can find</w:t>
+        <w:t xml:space="preserve">Then: 63 points at 36 villages we can find</w:t>
       </w:r>
     </w:p>
     <w:tbl>
@@ -1925,45 +975,45 @@
               <w:spacing w:after="0" w:before="0"/>
             </w:pPr>
             <w:r>
-              <w:t xml:space="preserve">Dareki</w:t>
-            </w:r>
-          </w:p>
-        </w:tc>
-        <w:tc>
-          <w:tcPr>
-            <w:tcW w:type="dxa" w:w="2256"/>
-            <w:tcMar>
-              <w:top w:type="dxa" w:w="60"/>
-              <w:left w:type="dxa" w:w="110"/>
-              <w:bottom w:type="dxa" w:w="60"/>
-              <w:right w:type="dxa" w:w="110"/>
-            </w:tcMar>
-          </w:tcPr>
-          <w:p>
-            <w:pPr>
-              <w:spacing w:after="0" w:before="0"/>
-            </w:pPr>
-            <w:r>
-              <w:t xml:space="preserve">03 Kawowoki</w:t>
-            </w:r>
-          </w:p>
-        </w:tc>
-        <w:tc>
-          <w:tcPr>
-            <w:tcW w:type="dxa" w:w="2256"/>
-            <w:tcMar>
-              <w:top w:type="dxa" w:w="60"/>
-              <w:left w:type="dxa" w:w="110"/>
-              <w:bottom w:type="dxa" w:w="60"/>
-              <w:right w:type="dxa" w:w="110"/>
-            </w:tcMar>
-          </w:tcPr>
-          <w:p>
-            <w:pPr>
-              <w:spacing w:after="0" w:before="0"/>
-            </w:pPr>
-            <w:r>
-              <w:t xml:space="preserve">2</w:t>
+              <w:t xml:space="preserve">Afore Govt Station → Afore (the station is slightly different to Afore village - find it from the village and give each building its own point)</w:t>
+            </w:r>
+          </w:p>
+        </w:tc>
+        <w:tc>
+          <w:tcPr>
+            <w:tcW w:type="dxa" w:w="2256"/>
+            <w:tcMar>
+              <w:top w:type="dxa" w:w="60"/>
+              <w:left w:type="dxa" w:w="110"/>
+              <w:bottom w:type="dxa" w:w="60"/>
+              <w:right w:type="dxa" w:w="110"/>
+            </w:tcMar>
+          </w:tcPr>
+          <w:p>
+            <w:pPr>
+              <w:spacing w:after="0" w:before="0"/>
+            </w:pPr>
+            <w:r>
+              <w:t xml:space="preserve">02 Niniuri</w:t>
+            </w:r>
+          </w:p>
+        </w:tc>
+        <w:tc>
+          <w:tcPr>
+            <w:tcW w:type="dxa" w:w="2256"/>
+            <w:tcMar>
+              <w:top w:type="dxa" w:w="60"/>
+              <w:left w:type="dxa" w:w="110"/>
+              <w:bottom w:type="dxa" w:w="60"/>
+              <w:right w:type="dxa" w:w="110"/>
+            </w:tcMar>
+          </w:tcPr>
+          <w:p>
+            <w:pPr>
+              <w:spacing w:after="0" w:before="0"/>
+            </w:pPr>
+            <w:r>
+              <w:t xml:space="preserve">5</w:t>
             </w:r>
           </w:p>
         </w:tc>
@@ -1982,7 +1032,7 @@
               <w:spacing w:after="0" w:before="0"/>
             </w:pPr>
             <w:r>
-              <w:t xml:space="preserve">Dareki Elementary School, 2-in-1 (</w:t>
+              <w:t xml:space="preserve">Afore Health Centre, clinic + 3 CHW houses (</w:t>
             </w:r>
             <w:r>
               <w:rPr>
@@ -1992,6 +1042,137 @@
               <w:t xml:space="preserve">Functioning</w:t>
             </w:r>
             <w:r>
+              <w:t xml:space="preserve">); Afore Elementary School, 2-in-1 classroom (</w:t>
+            </w:r>
+            <w:r>
+              <w:rPr>
+                <w:i/>
+                <w:iCs/>
+              </w:rPr>
+              <w:t xml:space="preserve">Functioning</w:t>
+            </w:r>
+            <w:r>
+              <w:t xml:space="preserve">); Afore Primary School, 2 × 2-in-1 + 6 staff houses (</w:t>
+            </w:r>
+            <w:r>
+              <w:rPr>
+                <w:i/>
+                <w:iCs/>
+              </w:rPr>
+              <w:t xml:space="preserve">Functioning, needs upgrading</w:t>
+            </w:r>
+            <w:r>
+              <w:t xml:space="preserve">); DDA Sub-District Office (</w:t>
+            </w:r>
+            <w:r>
+              <w:rPr>
+                <w:i/>
+                <w:iCs/>
+              </w:rPr>
+              <w:t xml:space="preserve">Not functioning, yet to open</w:t>
+            </w:r>
+            <w:r>
+              <w:t xml:space="preserve">); Afore Airstrip (</w:t>
+            </w:r>
+            <w:r>
+              <w:rPr>
+                <w:i/>
+                <w:iCs/>
+              </w:rPr>
+              <w:t xml:space="preserve">Closed</w:t>
+            </w:r>
+            <w:r>
+              <w:t xml:space="preserve">)</w:t>
+            </w:r>
+          </w:p>
+        </w:tc>
+      </w:tr>
+      <w:tr>
+        <w:trPr>
+          <w:tblHeader w:val="false"/>
+        </w:trPr>
+        <w:tc>
+          <w:tcPr>
+            <w:tcW w:type="dxa" w:w="2256"/>
+            <w:tcMar>
+              <w:top w:type="dxa" w:w="60"/>
+              <w:left w:type="dxa" w:w="110"/>
+              <w:bottom w:type="dxa" w:w="60"/>
+              <w:right w:type="dxa" w:w="110"/>
+            </w:tcMar>
+          </w:tcPr>
+          <w:p>
+            <w:pPr>
+              <w:spacing w:after="0" w:before="0"/>
+            </w:pPr>
+            <w:r>
+              <w:t xml:space="preserve">Dareki</w:t>
+            </w:r>
+          </w:p>
+        </w:tc>
+        <w:tc>
+          <w:tcPr>
+            <w:tcW w:type="dxa" w:w="2256"/>
+            <w:tcMar>
+              <w:top w:type="dxa" w:w="60"/>
+              <w:left w:type="dxa" w:w="110"/>
+              <w:bottom w:type="dxa" w:w="60"/>
+              <w:right w:type="dxa" w:w="110"/>
+            </w:tcMar>
+          </w:tcPr>
+          <w:p>
+            <w:pPr>
+              <w:spacing w:after="0" w:before="0"/>
+            </w:pPr>
+            <w:r>
+              <w:t xml:space="preserve">03 Kawowoki</w:t>
+            </w:r>
+          </w:p>
+        </w:tc>
+        <w:tc>
+          <w:tcPr>
+            <w:tcW w:type="dxa" w:w="2256"/>
+            <w:tcMar>
+              <w:top w:type="dxa" w:w="60"/>
+              <w:left w:type="dxa" w:w="110"/>
+              <w:bottom w:type="dxa" w:w="60"/>
+              <w:right w:type="dxa" w:w="110"/>
+            </w:tcMar>
+          </w:tcPr>
+          <w:p>
+            <w:pPr>
+              <w:spacing w:after="0" w:before="0"/>
+            </w:pPr>
+            <w:r>
+              <w:t xml:space="preserve">2</w:t>
+            </w:r>
+          </w:p>
+        </w:tc>
+        <w:tc>
+          <w:tcPr>
+            <w:tcW w:type="dxa" w:w="2258"/>
+            <w:tcMar>
+              <w:top w:type="dxa" w:w="60"/>
+              <w:left w:type="dxa" w:w="110"/>
+              <w:bottom w:type="dxa" w:w="60"/>
+              <w:right w:type="dxa" w:w="110"/>
+            </w:tcMar>
+          </w:tcPr>
+          <w:p>
+            <w:pPr>
+              <w:spacing w:after="0" w:before="0"/>
+            </w:pPr>
+            <w:r>
+              <w:t xml:space="preserve">Dareki Elementary School, 2-in-1 (</w:t>
+            </w:r>
+            <w:r>
+              <w:rPr>
+                <w:i/>
+                <w:iCs/>
+              </w:rPr>
+              <w:t xml:space="preserve">Functioning</w:t>
+            </w:r>
+            <w:r>
               <w:t xml:space="preserve">); Dareki Aid Post (</w:t>
             </w:r>
             <w:r>
@@ -2218,6 +1399,97 @@
               <w:spacing w:after="0" w:before="0"/>
             </w:pPr>
             <w:r>
+              <w:t xml:space="preserve">not named → Numba (Siurani is the old name for Numba - the school is at Numba)</w:t>
+            </w:r>
+          </w:p>
+        </w:tc>
+        <w:tc>
+          <w:tcPr>
+            <w:tcW w:type="dxa" w:w="2256"/>
+            <w:tcMar>
+              <w:top w:type="dxa" w:w="60"/>
+              <w:left w:type="dxa" w:w="110"/>
+              <w:bottom w:type="dxa" w:w="60"/>
+              <w:right w:type="dxa" w:w="110"/>
+            </w:tcMar>
+          </w:tcPr>
+          <w:p>
+            <w:pPr>
+              <w:spacing w:after="0" w:before="0"/>
+            </w:pPr>
+            <w:r>
+              <w:t xml:space="preserve">05 Siurani</w:t>
+            </w:r>
+          </w:p>
+        </w:tc>
+        <w:tc>
+          <w:tcPr>
+            <w:tcW w:type="dxa" w:w="2256"/>
+            <w:tcMar>
+              <w:top w:type="dxa" w:w="60"/>
+              <w:left w:type="dxa" w:w="110"/>
+              <w:bottom w:type="dxa" w:w="60"/>
+              <w:right w:type="dxa" w:w="110"/>
+            </w:tcMar>
+          </w:tcPr>
+          <w:p>
+            <w:pPr>
+              <w:spacing w:after="0" w:before="0"/>
+            </w:pPr>
+            <w:r>
+              <w:t xml:space="preserve">1</w:t>
+            </w:r>
+          </w:p>
+        </w:tc>
+        <w:tc>
+          <w:tcPr>
+            <w:tcW w:type="dxa" w:w="2258"/>
+            <w:tcMar>
+              <w:top w:type="dxa" w:w="60"/>
+              <w:left w:type="dxa" w:w="110"/>
+              <w:bottom w:type="dxa" w:w="60"/>
+              <w:right w:type="dxa" w:w="110"/>
+            </w:tcMar>
+          </w:tcPr>
+          <w:p>
+            <w:pPr>
+              <w:spacing w:after="0" w:before="0"/>
+            </w:pPr>
+            <w:r>
+              <w:t xml:space="preserve">Elementary School, 2-in-1 (</w:t>
+            </w:r>
+            <w:r>
+              <w:rPr>
+                <w:i/>
+                <w:iCs/>
+              </w:rPr>
+              <w:t xml:space="preserve">Not functioning, closed</w:t>
+            </w:r>
+            <w:r>
+              <w:t xml:space="preserve">)</w:t>
+            </w:r>
+          </w:p>
+        </w:tc>
+      </w:tr>
+      <w:tr>
+        <w:trPr>
+          <w:tblHeader w:val="false"/>
+        </w:trPr>
+        <w:tc>
+          <w:tcPr>
+            <w:tcW w:type="dxa" w:w="2256"/>
+            <w:tcMar>
+              <w:top w:type="dxa" w:w="60"/>
+              <w:left w:type="dxa" w:w="110"/>
+              <w:bottom w:type="dxa" w:w="60"/>
+              <w:right w:type="dxa" w:w="110"/>
+            </w:tcMar>
+          </w:tcPr>
+          <w:p>
+            <w:pPr>
+              <w:spacing w:after="0" w:before="0"/>
+            </w:pPr>
+            <w:r>
               <w:t xml:space="preserve">Koeno</w:t>
             </w:r>
           </w:p>
@@ -2683,6 +1955,97 @@
               <w:spacing w:after="0" w:before="0"/>
             </w:pPr>
             <w:r>
+              <w:t xml:space="preserve">not named → Dea (nobody knows where this airstrip is - ask in the ward)</w:t>
+            </w:r>
+          </w:p>
+        </w:tc>
+        <w:tc>
+          <w:tcPr>
+            <w:tcW w:type="dxa" w:w="2256"/>
+            <w:tcMar>
+              <w:top w:type="dxa" w:w="60"/>
+              <w:left w:type="dxa" w:w="110"/>
+              <w:bottom w:type="dxa" w:w="60"/>
+              <w:right w:type="dxa" w:w="110"/>
+            </w:tcMar>
+          </w:tcPr>
+          <w:p>
+            <w:pPr>
+              <w:spacing w:after="0" w:before="0"/>
+            </w:pPr>
+            <w:r>
+              <w:t xml:space="preserve">07 Dea</w:t>
+            </w:r>
+          </w:p>
+        </w:tc>
+        <w:tc>
+          <w:tcPr>
+            <w:tcW w:type="dxa" w:w="2256"/>
+            <w:tcMar>
+              <w:top w:type="dxa" w:w="60"/>
+              <w:left w:type="dxa" w:w="110"/>
+              <w:bottom w:type="dxa" w:w="60"/>
+              <w:right w:type="dxa" w:w="110"/>
+            </w:tcMar>
+          </w:tcPr>
+          <w:p>
+            <w:pPr>
+              <w:spacing w:after="0" w:before="0"/>
+            </w:pPr>
+            <w:r>
+              <w:t xml:space="preserve">1</w:t>
+            </w:r>
+          </w:p>
+        </w:tc>
+        <w:tc>
+          <w:tcPr>
+            <w:tcW w:type="dxa" w:w="2258"/>
+            <w:tcMar>
+              <w:top w:type="dxa" w:w="60"/>
+              <w:left w:type="dxa" w:w="110"/>
+              <w:bottom w:type="dxa" w:w="60"/>
+              <w:right w:type="dxa" w:w="110"/>
+            </w:tcMar>
+          </w:tcPr>
+          <w:p>
+            <w:pPr>
+              <w:spacing w:after="0" w:before="0"/>
+            </w:pPr>
+            <w:r>
+              <w:t xml:space="preserve">Airstrip (</w:t>
+            </w:r>
+            <w:r>
+              <w:rPr>
+                <w:i/>
+                <w:iCs/>
+              </w:rPr>
+              <w:t xml:space="preserve">Closed 1988</w:t>
+            </w:r>
+            <w:r>
+              <w:t xml:space="preserve">)</w:t>
+            </w:r>
+          </w:p>
+        </w:tc>
+      </w:tr>
+      <w:tr>
+        <w:trPr>
+          <w:tblHeader w:val="false"/>
+        </w:trPr>
+        <w:tc>
+          <w:tcPr>
+            <w:tcW w:type="dxa" w:w="2256"/>
+            <w:tcMar>
+              <w:top w:type="dxa" w:w="60"/>
+              <w:left w:type="dxa" w:w="110"/>
+              <w:bottom w:type="dxa" w:w="60"/>
+              <w:right w:type="dxa" w:w="110"/>
+            </w:tcMar>
+          </w:tcPr>
+          <w:p>
+            <w:pPr>
+              <w:spacing w:after="0" w:before="0"/>
+            </w:pPr>
+            <w:r>
               <w:t xml:space="preserve">Siribu</w:t>
             </w:r>
           </w:p>
@@ -3057,6 +2420,127 @@
               <w:spacing w:after="0" w:before="0"/>
             </w:pPr>
             <w:r>
+              <w:t xml:space="preserve">not named → Gora (Gora is one village with three hamlets, sometimes called villages, all close together - write down which hamlet each one is in)</w:t>
+            </w:r>
+          </w:p>
+        </w:tc>
+        <w:tc>
+          <w:tcPr>
+            <w:tcW w:type="dxa" w:w="2256"/>
+            <w:tcMar>
+              <w:top w:type="dxa" w:w="60"/>
+              <w:left w:type="dxa" w:w="110"/>
+              <w:bottom w:type="dxa" w:w="60"/>
+              <w:right w:type="dxa" w:w="110"/>
+            </w:tcMar>
+          </w:tcPr>
+          <w:p>
+            <w:pPr>
+              <w:spacing w:after="0" w:before="0"/>
+            </w:pPr>
+            <w:r>
+              <w:t xml:space="preserve">10 Gora</w:t>
+            </w:r>
+          </w:p>
+        </w:tc>
+        <w:tc>
+          <w:tcPr>
+            <w:tcW w:type="dxa" w:w="2256"/>
+            <w:tcMar>
+              <w:top w:type="dxa" w:w="60"/>
+              <w:left w:type="dxa" w:w="110"/>
+              <w:bottom w:type="dxa" w:w="60"/>
+              <w:right w:type="dxa" w:w="110"/>
+            </w:tcMar>
+          </w:tcPr>
+          <w:p>
+            <w:pPr>
+              <w:spacing w:after="0" w:before="0"/>
+            </w:pPr>
+            <w:r>
+              <w:t xml:space="preserve">4</w:t>
+            </w:r>
+          </w:p>
+        </w:tc>
+        <w:tc>
+          <w:tcPr>
+            <w:tcW w:type="dxa" w:w="2258"/>
+            <w:tcMar>
+              <w:top w:type="dxa" w:w="60"/>
+              <w:left w:type="dxa" w:w="110"/>
+              <w:bottom w:type="dxa" w:w="60"/>
+              <w:right w:type="dxa" w:w="110"/>
+            </w:tcMar>
+          </w:tcPr>
+          <w:p>
+            <w:pPr>
+              <w:spacing w:after="0" w:before="0"/>
+            </w:pPr>
+            <w:r>
+              <w:t xml:space="preserve">Elementary School, 4-in-1 + 2 single classrooms, 4 teacher houses (</w:t>
+            </w:r>
+            <w:r>
+              <w:rPr>
+                <w:i/>
+                <w:iCs/>
+              </w:rPr>
+              <w:t xml:space="preserve">In use</w:t>
+            </w:r>
+            <w:r>
+              <w:t xml:space="preserve">); Primary School (</w:t>
+            </w:r>
+            <w:r>
+              <w:rPr>
+                <w:i/>
+                <w:iCs/>
+              </w:rPr>
+              <w:t xml:space="preserve">In use</w:t>
+            </w:r>
+            <w:r>
+              <w:t xml:space="preserve">); Aid Post + CHW house (</w:t>
+            </w:r>
+            <w:r>
+              <w:rPr>
+                <w:i/>
+                <w:iCs/>
+              </w:rPr>
+              <w:t xml:space="preserve">CHW house 2024</w:t>
+            </w:r>
+            <w:r>
+              <w:t xml:space="preserve">); Airstrip (</w:t>
+            </w:r>
+            <w:r>
+              <w:rPr>
+                <w:i/>
+                <w:iCs/>
+              </w:rPr>
+              <w:t xml:space="preserve">Closed 1988, to re-open</w:t>
+            </w:r>
+            <w:r>
+              <w:t xml:space="preserve">)</w:t>
+            </w:r>
+          </w:p>
+        </w:tc>
+      </w:tr>
+      <w:tr>
+        <w:trPr>
+          <w:tblHeader w:val="false"/>
+        </w:trPr>
+        <w:tc>
+          <w:tcPr>
+            <w:tcW w:type="dxa" w:w="2256"/>
+            <w:tcMar>
+              <w:top w:type="dxa" w:w="60"/>
+              <w:left w:type="dxa" w:w="110"/>
+              <w:bottom w:type="dxa" w:w="60"/>
+              <w:right w:type="dxa" w:w="110"/>
+            </w:tcMar>
+          </w:tcPr>
+          <w:p>
+            <w:pPr>
+              <w:spacing w:after="0" w:before="0"/>
+            </w:pPr>
+            <w:r>
               <w:t xml:space="preserve">Tahama → Semahara Tahama</w:t>
             </w:r>
           </w:p>
@@ -3269,6 +2753,380 @@
               <w:spacing w:after="0" w:before="0"/>
             </w:pPr>
             <w:r>
+              <w:t xml:space="preserve">Anatua 2 → Anatua (Anatua is a long village and they have defined Anatua 1 and Anatua 2 - map both ends, not one point)</w:t>
+            </w:r>
+          </w:p>
+        </w:tc>
+        <w:tc>
+          <w:tcPr>
+            <w:tcW w:type="dxa" w:w="2256"/>
+            <w:tcMar>
+              <w:top w:type="dxa" w:w="60"/>
+              <w:left w:type="dxa" w:w="110"/>
+              <w:bottom w:type="dxa" w:w="60"/>
+              <w:right w:type="dxa" w:w="110"/>
+            </w:tcMar>
+          </w:tcPr>
+          <w:p>
+            <w:pPr>
+              <w:spacing w:after="0" w:before="0"/>
+            </w:pPr>
+            <w:r>
+              <w:t xml:space="preserve">12 Umbuwara</w:t>
+            </w:r>
+          </w:p>
+        </w:tc>
+        <w:tc>
+          <w:tcPr>
+            <w:tcW w:type="dxa" w:w="2256"/>
+            <w:tcMar>
+              <w:top w:type="dxa" w:w="60"/>
+              <w:left w:type="dxa" w:w="110"/>
+              <w:bottom w:type="dxa" w:w="60"/>
+              <w:right w:type="dxa" w:w="110"/>
+            </w:tcMar>
+          </w:tcPr>
+          <w:p>
+            <w:pPr>
+              <w:spacing w:after="0" w:before="0"/>
+            </w:pPr>
+            <w:r>
+              <w:t xml:space="preserve">1</w:t>
+            </w:r>
+          </w:p>
+        </w:tc>
+        <w:tc>
+          <w:tcPr>
+            <w:tcW w:type="dxa" w:w="2258"/>
+            <w:tcMar>
+              <w:top w:type="dxa" w:w="60"/>
+              <w:left w:type="dxa" w:w="110"/>
+              <w:bottom w:type="dxa" w:w="60"/>
+              <w:right w:type="dxa" w:w="110"/>
+            </w:tcMar>
+          </w:tcPr>
+          <w:p>
+            <w:pPr>
+              <w:spacing w:after="0" w:before="0"/>
+            </w:pPr>
+            <w:r>
+              <w:t xml:space="preserve">Anatua Elementary School (</w:t>
+            </w:r>
+            <w:r>
+              <w:rPr>
+                <w:i/>
+                <w:iCs/>
+              </w:rPr>
+              <w:t xml:space="preserve">In use</w:t>
+            </w:r>
+            <w:r>
+              <w:t xml:space="preserve">)</w:t>
+            </w:r>
+          </w:p>
+        </w:tc>
+      </w:tr>
+      <w:tr>
+        <w:trPr>
+          <w:tblHeader w:val="false"/>
+        </w:trPr>
+        <w:tc>
+          <w:tcPr>
+            <w:tcW w:type="dxa" w:w="2256"/>
+            <w:tcMar>
+              <w:top w:type="dxa" w:w="60"/>
+              <w:left w:type="dxa" w:w="110"/>
+              <w:bottom w:type="dxa" w:w="60"/>
+              <w:right w:type="dxa" w:w="110"/>
+            </w:tcMar>
+          </w:tcPr>
+          <w:p>
+            <w:pPr>
+              <w:spacing w:after="0" w:before="0"/>
+            </w:pPr>
+            <w:r>
+              <w:t xml:space="preserve">Boidomo → Bodoimo</w:t>
+            </w:r>
+          </w:p>
+        </w:tc>
+        <w:tc>
+          <w:tcPr>
+            <w:tcW w:type="dxa" w:w="2256"/>
+            <w:tcMar>
+              <w:top w:type="dxa" w:w="60"/>
+              <w:left w:type="dxa" w:w="110"/>
+              <w:bottom w:type="dxa" w:w="60"/>
+              <w:right w:type="dxa" w:w="110"/>
+            </w:tcMar>
+          </w:tcPr>
+          <w:p>
+            <w:pPr>
+              <w:spacing w:after="0" w:before="0"/>
+            </w:pPr>
+            <w:r>
+              <w:t xml:space="preserve">12 Umbuwara</w:t>
+            </w:r>
+          </w:p>
+        </w:tc>
+        <w:tc>
+          <w:tcPr>
+            <w:tcW w:type="dxa" w:w="2256"/>
+            <w:tcMar>
+              <w:top w:type="dxa" w:w="60"/>
+              <w:left w:type="dxa" w:w="110"/>
+              <w:bottom w:type="dxa" w:w="60"/>
+              <w:right w:type="dxa" w:w="110"/>
+            </w:tcMar>
+          </w:tcPr>
+          <w:p>
+            <w:pPr>
+              <w:spacing w:after="0" w:before="0"/>
+            </w:pPr>
+            <w:r>
+              <w:t xml:space="preserve">1</w:t>
+            </w:r>
+          </w:p>
+        </w:tc>
+        <w:tc>
+          <w:tcPr>
+            <w:tcW w:type="dxa" w:w="2258"/>
+            <w:tcMar>
+              <w:top w:type="dxa" w:w="60"/>
+              <w:left w:type="dxa" w:w="110"/>
+              <w:bottom w:type="dxa" w:w="60"/>
+              <w:right w:type="dxa" w:w="110"/>
+            </w:tcMar>
+          </w:tcPr>
+          <w:p>
+            <w:pPr>
+              <w:spacing w:after="0" w:before="0"/>
+            </w:pPr>
+            <w:r>
+              <w:t xml:space="preserve">Boidomo Elementary School (</w:t>
+            </w:r>
+            <w:r>
+              <w:rPr>
+                <w:i/>
+                <w:iCs/>
+              </w:rPr>
+              <w:t xml:space="preserve">In use</w:t>
+            </w:r>
+            <w:r>
+              <w:t xml:space="preserve">)</w:t>
+            </w:r>
+          </w:p>
+        </w:tc>
+      </w:tr>
+      <w:tr>
+        <w:trPr>
+          <w:tblHeader w:val="false"/>
+        </w:trPr>
+        <w:tc>
+          <w:tcPr>
+            <w:tcW w:type="dxa" w:w="2256"/>
+            <w:tcMar>
+              <w:top w:type="dxa" w:w="60"/>
+              <w:left w:type="dxa" w:w="110"/>
+              <w:bottom w:type="dxa" w:w="60"/>
+              <w:right w:type="dxa" w:w="110"/>
+            </w:tcMar>
+          </w:tcPr>
+          <w:p>
+            <w:pPr>
+              <w:spacing w:after="0" w:before="0"/>
+            </w:pPr>
+            <w:r>
+              <w:t xml:space="preserve">Umbuwara → Umbuara</w:t>
+            </w:r>
+          </w:p>
+        </w:tc>
+        <w:tc>
+          <w:tcPr>
+            <w:tcW w:type="dxa" w:w="2256"/>
+            <w:tcMar>
+              <w:top w:type="dxa" w:w="60"/>
+              <w:left w:type="dxa" w:w="110"/>
+              <w:bottom w:type="dxa" w:w="60"/>
+              <w:right w:type="dxa" w:w="110"/>
+            </w:tcMar>
+          </w:tcPr>
+          <w:p>
+            <w:pPr>
+              <w:spacing w:after="0" w:before="0"/>
+            </w:pPr>
+            <w:r>
+              <w:t xml:space="preserve">12 Umbuwara</w:t>
+            </w:r>
+          </w:p>
+        </w:tc>
+        <w:tc>
+          <w:tcPr>
+            <w:tcW w:type="dxa" w:w="2256"/>
+            <w:tcMar>
+              <w:top w:type="dxa" w:w="60"/>
+              <w:left w:type="dxa" w:w="110"/>
+              <w:bottom w:type="dxa" w:w="60"/>
+              <w:right w:type="dxa" w:w="110"/>
+            </w:tcMar>
+          </w:tcPr>
+          <w:p>
+            <w:pPr>
+              <w:spacing w:after="0" w:before="0"/>
+            </w:pPr>
+            <w:r>
+              <w:t xml:space="preserve">2</w:t>
+            </w:r>
+          </w:p>
+        </w:tc>
+        <w:tc>
+          <w:tcPr>
+            <w:tcW w:type="dxa" w:w="2258"/>
+            <w:tcMar>
+              <w:top w:type="dxa" w:w="60"/>
+              <w:left w:type="dxa" w:w="110"/>
+              <w:bottom w:type="dxa" w:w="60"/>
+              <w:right w:type="dxa" w:w="110"/>
+            </w:tcMar>
+          </w:tcPr>
+          <w:p>
+            <w:pPr>
+              <w:spacing w:after="0" w:before="0"/>
+            </w:pPr>
+            <w:r>
+              <w:t xml:space="preserve">Umbuwara Elementary School (</w:t>
+            </w:r>
+            <w:r>
+              <w:rPr>
+                <w:i/>
+                <w:iCs/>
+              </w:rPr>
+              <w:t xml:space="preserve">In use</w:t>
+            </w:r>
+            <w:r>
+              <w:t xml:space="preserve">); Umbuwara Primary School (</w:t>
+            </w:r>
+            <w:r>
+              <w:rPr>
+                <w:i/>
+                <w:iCs/>
+              </w:rPr>
+              <w:t xml:space="preserve">Detail not recorded</w:t>
+            </w:r>
+            <w:r>
+              <w:t xml:space="preserve">)</w:t>
+            </w:r>
+          </w:p>
+        </w:tc>
+      </w:tr>
+      <w:tr>
+        <w:trPr>
+          <w:tblHeader w:val="false"/>
+        </w:trPr>
+        <w:tc>
+          <w:tcPr>
+            <w:tcW w:type="dxa" w:w="2256"/>
+            <w:tcMar>
+              <w:top w:type="dxa" w:w="60"/>
+              <w:left w:type="dxa" w:w="110"/>
+              <w:bottom w:type="dxa" w:w="60"/>
+              <w:right w:type="dxa" w:w="110"/>
+            </w:tcMar>
+          </w:tcPr>
+          <w:p>
+            <w:pPr>
+              <w:spacing w:after="0" w:before="0"/>
+            </w:pPr>
+            <w:r>
+              <w:t xml:space="preserve">not named → Umbuara (the ward table does not say where this aid post is - ask locally)</w:t>
+            </w:r>
+          </w:p>
+        </w:tc>
+        <w:tc>
+          <w:tcPr>
+            <w:tcW w:type="dxa" w:w="2256"/>
+            <w:tcMar>
+              <w:top w:type="dxa" w:w="60"/>
+              <w:left w:type="dxa" w:w="110"/>
+              <w:bottom w:type="dxa" w:w="60"/>
+              <w:right w:type="dxa" w:w="110"/>
+            </w:tcMar>
+          </w:tcPr>
+          <w:p>
+            <w:pPr>
+              <w:spacing w:after="0" w:before="0"/>
+            </w:pPr>
+            <w:r>
+              <w:t xml:space="preserve">12 Umbuwara</w:t>
+            </w:r>
+          </w:p>
+        </w:tc>
+        <w:tc>
+          <w:tcPr>
+            <w:tcW w:type="dxa" w:w="2256"/>
+            <w:tcMar>
+              <w:top w:type="dxa" w:w="60"/>
+              <w:left w:type="dxa" w:w="110"/>
+              <w:bottom w:type="dxa" w:w="60"/>
+              <w:right w:type="dxa" w:w="110"/>
+            </w:tcMar>
+          </w:tcPr>
+          <w:p>
+            <w:pPr>
+              <w:spacing w:after="0" w:before="0"/>
+            </w:pPr>
+            <w:r>
+              <w:t xml:space="preserve">1</w:t>
+            </w:r>
+          </w:p>
+        </w:tc>
+        <w:tc>
+          <w:tcPr>
+            <w:tcW w:type="dxa" w:w="2258"/>
+            <w:tcMar>
+              <w:top w:type="dxa" w:w="60"/>
+              <w:left w:type="dxa" w:w="110"/>
+              <w:bottom w:type="dxa" w:w="60"/>
+              <w:right w:type="dxa" w:w="110"/>
+            </w:tcMar>
+          </w:tcPr>
+          <w:p>
+            <w:pPr>
+              <w:spacing w:after="0" w:before="0"/>
+            </w:pPr>
+            <w:r>
+              <w:t xml:space="preserve">Aid Post building (</w:t>
+            </w:r>
+            <w:r>
+              <w:rPr>
+                <w:i/>
+                <w:iCs/>
+              </w:rPr>
+              <w:t xml:space="preserve">Incomplete since 2012</w:t>
+            </w:r>
+            <w:r>
+              <w:t xml:space="preserve">)</w:t>
+            </w:r>
+          </w:p>
+        </w:tc>
+      </w:tr>
+      <w:tr>
+        <w:trPr>
+          <w:tblHeader w:val="false"/>
+        </w:trPr>
+        <w:tc>
+          <w:tcPr>
+            <w:tcW w:type="dxa" w:w="2256"/>
+            <w:tcMar>
+              <w:top w:type="dxa" w:w="60"/>
+              <w:left w:type="dxa" w:w="110"/>
+              <w:bottom w:type="dxa" w:w="60"/>
+              <w:right w:type="dxa" w:w="110"/>
+            </w:tcMar>
+          </w:tcPr>
+          <w:p>
+            <w:pPr>
+              <w:spacing w:after="0" w:before="0"/>
+            </w:pPr>
+            <w:r>
               <w:t xml:space="preserve">Kokoro</w:t>
             </w:r>
           </w:p>
@@ -3572,7 +3430,7 @@
               <w:spacing w:after="0" w:before="0"/>
             </w:pPr>
             <w:r>
-              <w:t xml:space="preserve">Umuate</w:t>
+              <w:t xml:space="preserve">Naukanane → Naokanane</w:t>
             </w:r>
           </w:p>
         </w:tc>
@@ -3629,7 +3487,7 @@
               <w:spacing w:after="0" w:before="0"/>
             </w:pPr>
             <w:r>
-              <w:t xml:space="preserve">Umuate Elementary School (</w:t>
+              <w:t xml:space="preserve">Naukanane Elementary School (</w:t>
             </w:r>
             <w:r>
               <w:rPr>
@@ -3663,6 +3521,97 @@
               <w:spacing w:after="0" w:before="0"/>
             </w:pPr>
             <w:r>
+              <w:t xml:space="preserve">Umuate</w:t>
+            </w:r>
+          </w:p>
+        </w:tc>
+        <w:tc>
+          <w:tcPr>
+            <w:tcW w:type="dxa" w:w="2256"/>
+            <w:tcMar>
+              <w:top w:type="dxa" w:w="60"/>
+              <w:left w:type="dxa" w:w="110"/>
+              <w:bottom w:type="dxa" w:w="60"/>
+              <w:right w:type="dxa" w:w="110"/>
+            </w:tcMar>
+          </w:tcPr>
+          <w:p>
+            <w:pPr>
+              <w:spacing w:after="0" w:before="0"/>
+            </w:pPr>
+            <w:r>
+              <w:t xml:space="preserve">14 Ufia</w:t>
+            </w:r>
+          </w:p>
+        </w:tc>
+        <w:tc>
+          <w:tcPr>
+            <w:tcW w:type="dxa" w:w="2256"/>
+            <w:tcMar>
+              <w:top w:type="dxa" w:w="60"/>
+              <w:left w:type="dxa" w:w="110"/>
+              <w:bottom w:type="dxa" w:w="60"/>
+              <w:right w:type="dxa" w:w="110"/>
+            </w:tcMar>
+          </w:tcPr>
+          <w:p>
+            <w:pPr>
+              <w:spacing w:after="0" w:before="0"/>
+            </w:pPr>
+            <w:r>
+              <w:t xml:space="preserve">1</w:t>
+            </w:r>
+          </w:p>
+        </w:tc>
+        <w:tc>
+          <w:tcPr>
+            <w:tcW w:type="dxa" w:w="2258"/>
+            <w:tcMar>
+              <w:top w:type="dxa" w:w="60"/>
+              <w:left w:type="dxa" w:w="110"/>
+              <w:bottom w:type="dxa" w:w="60"/>
+              <w:right w:type="dxa" w:w="110"/>
+            </w:tcMar>
+          </w:tcPr>
+          <w:p>
+            <w:pPr>
+              <w:spacing w:after="0" w:before="0"/>
+            </w:pPr>
+            <w:r>
+              <w:t xml:space="preserve">Umuate Elementary School (</w:t>
+            </w:r>
+            <w:r>
+              <w:rPr>
+                <w:i/>
+                <w:iCs/>
+              </w:rPr>
+              <w:t xml:space="preserve">Functioning</w:t>
+            </w:r>
+            <w:r>
+              <w:t xml:space="preserve">)</w:t>
+            </w:r>
+          </w:p>
+        </w:tc>
+      </w:tr>
+      <w:tr>
+        <w:trPr>
+          <w:tblHeader w:val="false"/>
+        </w:trPr>
+        <w:tc>
+          <w:tcPr>
+            <w:tcW w:type="dxa" w:w="2256"/>
+            <w:tcMar>
+              <w:top w:type="dxa" w:w="60"/>
+              <w:left w:type="dxa" w:w="110"/>
+              <w:bottom w:type="dxa" w:w="60"/>
+              <w:right w:type="dxa" w:w="110"/>
+            </w:tcMar>
+          </w:tcPr>
+          <w:p>
+            <w:pPr>
+              <w:spacing w:after="0" w:before="0"/>
+            </w:pPr>
+            <w:r>
               <w:t xml:space="preserve">Gewoya</w:t>
             </w:r>
           </w:p>
@@ -4051,6 +4000,208 @@
                 <w:iCs/>
               </w:rPr>
               <w:t xml:space="preserve">In use, bush material</w:t>
+            </w:r>
+            <w:r>
+              <w:t xml:space="preserve">)</w:t>
+            </w:r>
+          </w:p>
+        </w:tc>
+      </w:tr>
+      <w:tr>
+        <w:trPr>
+          <w:tblHeader w:val="false"/>
+        </w:trPr>
+        <w:tc>
+          <w:tcPr>
+            <w:tcW w:type="dxa" w:w="2256"/>
+            <w:tcMar>
+              <w:top w:type="dxa" w:w="60"/>
+              <w:left w:type="dxa" w:w="110"/>
+              <w:bottom w:type="dxa" w:w="60"/>
+              <w:right w:type="dxa" w:w="110"/>
+            </w:tcMar>
+          </w:tcPr>
+          <w:p>
+            <w:pPr>
+              <w:spacing w:after="0" w:before="0"/>
+            </w:pPr>
+            <w:r>
+              <w:t xml:space="preserve">Yaure → Jaure</w:t>
+            </w:r>
+          </w:p>
+        </w:tc>
+        <w:tc>
+          <w:tcPr>
+            <w:tcW w:type="dxa" w:w="2256"/>
+            <w:tcMar>
+              <w:top w:type="dxa" w:w="60"/>
+              <w:left w:type="dxa" w:w="110"/>
+              <w:bottom w:type="dxa" w:w="60"/>
+              <w:right w:type="dxa" w:w="110"/>
+            </w:tcMar>
+          </w:tcPr>
+          <w:p>
+            <w:pPr>
+              <w:spacing w:after="0" w:before="0"/>
+            </w:pPr>
+            <w:r>
+              <w:t xml:space="preserve">17 Jaure</w:t>
+            </w:r>
+          </w:p>
+        </w:tc>
+        <w:tc>
+          <w:tcPr>
+            <w:tcW w:type="dxa" w:w="2256"/>
+            <w:tcMar>
+              <w:top w:type="dxa" w:w="60"/>
+              <w:left w:type="dxa" w:w="110"/>
+              <w:bottom w:type="dxa" w:w="60"/>
+              <w:right w:type="dxa" w:w="110"/>
+            </w:tcMar>
+          </w:tcPr>
+          <w:p>
+            <w:pPr>
+              <w:spacing w:after="0" w:before="0"/>
+            </w:pPr>
+            <w:r>
+              <w:t xml:space="preserve">2</w:t>
+            </w:r>
+          </w:p>
+        </w:tc>
+        <w:tc>
+          <w:tcPr>
+            <w:tcW w:type="dxa" w:w="2258"/>
+            <w:tcMar>
+              <w:top w:type="dxa" w:w="60"/>
+              <w:left w:type="dxa" w:w="110"/>
+              <w:bottom w:type="dxa" w:w="60"/>
+              <w:right w:type="dxa" w:w="110"/>
+            </w:tcMar>
+          </w:tcPr>
+          <w:p>
+            <w:pPr>
+              <w:spacing w:after="0" w:before="0"/>
+            </w:pPr>
+            <w:r>
+              <w:t xml:space="preserve">Yaure Aid Post (</w:t>
+            </w:r>
+            <w:r>
+              <w:rPr>
+                <w:i/>
+                <w:iCs/>
+              </w:rPr>
+              <w:t xml:space="preserve">Incomplete since 1984, no structure</w:t>
+            </w:r>
+            <w:r>
+              <w:t xml:space="preserve">); Yaure Airstrip (</w:t>
+            </w:r>
+            <w:r>
+              <w:rPr>
+                <w:i/>
+                <w:iCs/>
+              </w:rPr>
+              <w:t xml:space="preserve">Closed 2002</w:t>
+            </w:r>
+            <w:r>
+              <w:t xml:space="preserve">)</w:t>
+            </w:r>
+          </w:p>
+        </w:tc>
+      </w:tr>
+      <w:tr>
+        <w:trPr>
+          <w:tblHeader w:val="false"/>
+        </w:trPr>
+        <w:tc>
+          <w:tcPr>
+            <w:tcW w:type="dxa" w:w="2256"/>
+            <w:tcMar>
+              <w:top w:type="dxa" w:w="60"/>
+              <w:left w:type="dxa" w:w="110"/>
+              <w:bottom w:type="dxa" w:w="60"/>
+              <w:right w:type="dxa" w:w="110"/>
+            </w:tcMar>
+          </w:tcPr>
+          <w:p>
+            <w:pPr>
+              <w:spacing w:after="0" w:before="0"/>
+            </w:pPr>
+            <w:r>
+              <w:t xml:space="preserve">not named → Gorobuna (outside the conservation area, but Will kept it in scope - do it)</w:t>
+            </w:r>
+          </w:p>
+        </w:tc>
+        <w:tc>
+          <w:tcPr>
+            <w:tcW w:type="dxa" w:w="2256"/>
+            <w:tcMar>
+              <w:top w:type="dxa" w:w="60"/>
+              <w:left w:type="dxa" w:w="110"/>
+              <w:bottom w:type="dxa" w:w="60"/>
+              <w:right w:type="dxa" w:w="110"/>
+            </w:tcMar>
+          </w:tcPr>
+          <w:p>
+            <w:pPr>
+              <w:spacing w:after="0" w:before="0"/>
+            </w:pPr>
+            <w:r>
+              <w:t xml:space="preserve">18 Gorobuna</w:t>
+            </w:r>
+          </w:p>
+        </w:tc>
+        <w:tc>
+          <w:tcPr>
+            <w:tcW w:type="dxa" w:w="2256"/>
+            <w:tcMar>
+              <w:top w:type="dxa" w:w="60"/>
+              <w:left w:type="dxa" w:w="110"/>
+              <w:bottom w:type="dxa" w:w="60"/>
+              <w:right w:type="dxa" w:w="110"/>
+            </w:tcMar>
+          </w:tcPr>
+          <w:p>
+            <w:pPr>
+              <w:spacing w:after="0" w:before="0"/>
+            </w:pPr>
+            <w:r>
+              <w:t xml:space="preserve">2</w:t>
+            </w:r>
+          </w:p>
+        </w:tc>
+        <w:tc>
+          <w:tcPr>
+            <w:tcW w:type="dxa" w:w="2258"/>
+            <w:tcMar>
+              <w:top w:type="dxa" w:w="60"/>
+              <w:left w:type="dxa" w:w="110"/>
+              <w:bottom w:type="dxa" w:w="60"/>
+              <w:right w:type="dxa" w:w="110"/>
+            </w:tcMar>
+          </w:tcPr>
+          <w:p>
+            <w:pPr>
+              <w:spacing w:after="0" w:before="0"/>
+            </w:pPr>
+            <w:r>
+              <w:t xml:space="preserve">Elementary School (</w:t>
+            </w:r>
+            <w:r>
+              <w:rPr>
+                <w:i/>
+                <w:iCs/>
+              </w:rPr>
+              <w:t xml:space="preserve">Rundown and closed, no teacher, closed 2025, bush material</w:t>
+            </w:r>
+            <w:r>
+              <w:t xml:space="preserve">); Airstrip (</w:t>
+            </w:r>
+            <w:r>
+              <w:rPr>
+                <w:i/>
+                <w:iCs/>
+              </w:rPr>
+              <w:t xml:space="preserve">Unused since built, 2021</w:t>
             </w:r>
             <w:r>
               <w:t xml:space="preserve">)</w:t>

--- a/outputs/access/MCA_todo.docx
+++ b/outputs/access/MCA_todo.docx
@@ -2228,7 +2228,7 @@
               <w:spacing w:after="0" w:before="0"/>
             </w:pPr>
             <w:r>
-              <w:t xml:space="preserve">Kiara → Kiera</w:t>
+              <w:t xml:space="preserve">Kiara</w:t>
             </w:r>
           </w:p>
         </w:tc>

--- a/outputs/access/MCA_todo.docx
+++ b/outputs/access/MCA_todo.docx
@@ -26,7 +26,7 @@
           <w:sz w:val="20"/>
           <w:szCs w:val="20"/>
         </w:rPr>
-        <w:t xml:space="preserve">Managalas Conservation Area · tracks to walk and points to collect · generated 16 October 2026</w:t>
+        <w:t xml:space="preserve">Managalas Conservation Area · tracks to walk and points to collect · generated 18 October 2026</w:t>
       </w:r>
     </w:p>
     <w:p>
@@ -138,7 +138,7 @@
           <w:b/>
           <w:bCs/>
         </w:rPr>
-        <w:t xml:space="preserve">57 recorded</w:t>
+        <w:t xml:space="preserve">58 recorded</w:t>
       </w:r>
       <w:r>
         <w:t xml:space="preserve">, </w:t>
@@ -168,7 +168,7 @@
           <w:b/>
           <w:bCs/>
         </w:rPr>
-        <w:t xml:space="preserve">8 cannot be checked</w:t>
+        <w:t xml:space="preserve">7 cannot be checked</w:t>
       </w:r>
       <w:r>
         <w:t xml:space="preserve"> until a place is located. The points: </w:t>
@@ -202,7 +202,7 @@
           <w:b/>
           <w:bCs/>
         </w:rPr>
-        <w:t xml:space="preserve">5 places.</w:t>
+        <w:t xml:space="preserve">4 places.</w:t>
       </w:r>
       <w:r>
         <w:t xml:space="preserve"> Nothing else on this list is cheaper to fix. Until each one has a position we cannot say whether its route has been walked or not - it is not missing, it is unknown.</w:t>
@@ -438,56 +438,6 @@
       </w:pPr>
       <w:r>
         <w:t xml:space="preserve">on the list between: Jaura, Kwikila</w:t>
-      </w:r>
-    </w:p>
-    <w:p>
-      <w:pPr>
-        <w:spacing w:after="40" w:before="20"/>
-        <w:ind w:left="360" w:hanging="360"/>
-      </w:pPr>
-      <w:r>
-        <w:rPr>
-          <w:rFonts w:ascii="Consolas" w:cs="Consolas" w:eastAsia="Consolas" w:hAnsi="Consolas"/>
-          <w:b/>
-          <w:bCs/>
-          <w:sz w:val="19"/>
-          <w:szCs w:val="19"/>
-        </w:rPr>
-        <w:t xml:space="preserve">[ ]  </w:t>
-      </w:r>
-      <w:r>
-        <w:rPr>
-          <w:b/>
-          <w:bCs/>
-        </w:rPr>
-        <w:t xml:space="preserve">Damara</w:t>
-      </w:r>
-      <w:r>
-        <w:t xml:space="preserve"> — blocks </w:t>
-      </w:r>
-      <w:r>
-        <w:rPr>
-          <w:rFonts w:ascii="Consolas" w:cs="Consolas" w:eastAsia="Consolas" w:hAnsi="Consolas"/>
-          <w:sz w:val="19"/>
-          <w:szCs w:val="19"/>
-        </w:rPr>
-        <w:t xml:space="preserve">F47</w:t>
-      </w:r>
-      <w:r>
-        <w:t xml:space="preserve"> (Damara-Bua)</w:t>
-      </w:r>
-    </w:p>
-    <w:p>
-      <w:pPr>
-        <w:pStyle w:val="ListParagraph"/>
-        <w:numPr>
-          <w:ilvl w:val="1"/>
-          <w:numId w:val="2"/>
-        </w:numPr>
-        <w:spacing w:after="40" w:before="20"/>
-      </w:pPr>
-      <w:r>
-        <w:t xml:space="preserve">on the list between: Bua</w:t>
       </w:r>
     </w:p>
     <w:p>

--- a/outputs/access/MCA_todo.docx
+++ b/outputs/access/MCA_todo.docx
@@ -1349,7 +1349,7 @@
               <w:spacing w:after="0" w:before="0"/>
             </w:pPr>
             <w:r>
-              <w:t xml:space="preserve">not named → Numba (Siurani is the old name for Numba - the school is at Numba)</w:t>
+              <w:t xml:space="preserve">not named → Numba (Siurani is the old name of the village that came before Numba. Try the NORTHERN end of Numba first - that end is nearest the old site and is still called Sivurana by some)</w:t>
             </w:r>
           </w:p>
         </w:tc>

--- a/outputs/access/MCA_todo.docx
+++ b/outputs/access/MCA_todo.docx
@@ -26,7 +26,7 @@
           <w:sz w:val="20"/>
           <w:szCs w:val="20"/>
         </w:rPr>
-        <w:t xml:space="preserve">Managalas Conservation Area · tracks to walk and points to collect · generated 18 October 2026</w:t>
+        <w:t xml:space="preserve">Managalas Conservation Area · tracks to walk and points to collect · generated 20 October 2026</w:t>
       </w:r>
     </w:p>
     <w:p>
@@ -138,7 +138,7 @@
           <w:b/>
           <w:bCs/>
         </w:rPr>
-        <w:t xml:space="preserve">58 recorded</w:t>
+        <w:t xml:space="preserve">56 recorded</w:t>
       </w:r>
       <w:r>
         <w:t xml:space="preserve">, </w:t>
@@ -148,7 +148,7 @@
           <w:b/>
           <w:bCs/>
         </w:rPr>
-        <w:t xml:space="preserve">36 partly</w:t>
+        <w:t xml:space="preserve">38 partly</w:t>
       </w:r>
       <w:r>
         <w:t xml:space="preserve">, </w:t>
@@ -4183,7 +4183,7 @@
           <w:b/>
           <w:bCs/>
         </w:rPr>
-        <w:t xml:space="preserve">6 legs under 3 km.</w:t>
+        <w:t xml:space="preserve">7 legs under 3 km.</w:t>
       </w:r>
       <w:r>
         <w:t xml:space="preserve"> Both ends are already recorded, but no recording follows the direct track between them, so the map has to send people the long way round. Short walks, each of which closes a hole in the network.</w:t>
@@ -4212,7 +4212,7 @@
         <w:t xml:space="preserve">Highway → Kawowoki</w:t>
       </w:r>
       <w:r>
-        <w:t xml:space="preserve"> — 0.5 km direct, against 24.2 km the long way round  </w:t>
+        <w:t xml:space="preserve"> — 0.5 km direct, against 17.5 km the long way round  </w:t>
       </w:r>
       <w:r>
         <w:rPr>
@@ -4246,7 +4246,7 @@
         <w:t xml:space="preserve">Afore → Korokoro</w:t>
       </w:r>
       <w:r>
-        <w:t xml:space="preserve"> — 0.5 km direct, against 2.2 km the long way round  </w:t>
+        <w:t xml:space="preserve"> — 0.5 km direct, against 7.8 km the long way round  </w:t>
       </w:r>
       <w:r>
         <w:rPr>
@@ -4277,18 +4277,18 @@
           <w:b/>
           <w:bCs/>
         </w:rPr>
-        <w:t xml:space="preserve">Highway → Bioi</w:t>
-      </w:r>
-      <w:r>
-        <w:t xml:space="preserve"> — 1.5 km direct, against 11.4 km the long way round  </w:t>
-      </w:r>
-      <w:r>
-        <w:rPr>
-          <w:rFonts w:ascii="Consolas" w:cs="Consolas" w:eastAsia="Consolas" w:hAnsi="Consolas"/>
-          <w:sz w:val="19"/>
-          <w:szCs w:val="19"/>
-        </w:rPr>
-        <w:t xml:space="preserve">F53</w:t>
+        <w:t xml:space="preserve">Itokama → Kuai</w:t>
+      </w:r>
+      <w:r>
+        <w:t xml:space="preserve"> — 0.8 km direct, against 13.2 km the long way round  </w:t>
+      </w:r>
+      <w:r>
+        <w:rPr>
+          <w:rFonts w:ascii="Consolas" w:cs="Consolas" w:eastAsia="Consolas" w:hAnsi="Consolas"/>
+          <w:sz w:val="19"/>
+          <w:szCs w:val="19"/>
+        </w:rPr>
+        <w:t xml:space="preserve">R10</w:t>
       </w:r>
     </w:p>
     <w:p>
@@ -4311,18 +4311,18 @@
           <w:b/>
           <w:bCs/>
         </w:rPr>
-        <w:t xml:space="preserve">Bioi → Dareki</w:t>
-      </w:r>
-      <w:r>
-        <w:t xml:space="preserve"> — 1.5 km direct, against 7.6 km the long way round  </w:t>
-      </w:r>
-      <w:r>
-        <w:rPr>
-          <w:rFonts w:ascii="Consolas" w:cs="Consolas" w:eastAsia="Consolas" w:hAnsi="Consolas"/>
-          <w:sz w:val="19"/>
-          <w:szCs w:val="19"/>
-        </w:rPr>
-        <w:t xml:space="preserve">F05</w:t>
+        <w:t xml:space="preserve">Highway → Bioi</w:t>
+      </w:r>
+      <w:r>
+        <w:t xml:space="preserve"> — 1.5 km direct, against 10.3 km the long way round  </w:t>
+      </w:r>
+      <w:r>
+        <w:rPr>
+          <w:rFonts w:ascii="Consolas" w:cs="Consolas" w:eastAsia="Consolas" w:hAnsi="Consolas"/>
+          <w:sz w:val="19"/>
+          <w:szCs w:val="19"/>
+        </w:rPr>
+        <w:t xml:space="preserve">F53</w:t>
       </w:r>
     </w:p>
     <w:p>
@@ -4345,18 +4345,18 @@
           <w:b/>
           <w:bCs/>
         </w:rPr>
-        <w:t xml:space="preserve">Kaura → Avaru</w:t>
-      </w:r>
-      <w:r>
-        <w:t xml:space="preserve"> — 2.2 km direct, against 6.0 km the long way round  </w:t>
-      </w:r>
-      <w:r>
-        <w:rPr>
-          <w:rFonts w:ascii="Consolas" w:cs="Consolas" w:eastAsia="Consolas" w:hAnsi="Consolas"/>
-          <w:sz w:val="19"/>
-          <w:szCs w:val="19"/>
-        </w:rPr>
-        <w:t xml:space="preserve">R06</w:t>
+        <w:t xml:space="preserve">Bioi → Dareki</w:t>
+      </w:r>
+      <w:r>
+        <w:t xml:space="preserve"> — 1.5 km direct, against 7.6 km the long way round  </w:t>
+      </w:r>
+      <w:r>
+        <w:rPr>
+          <w:rFonts w:ascii="Consolas" w:cs="Consolas" w:eastAsia="Consolas" w:hAnsi="Consolas"/>
+          <w:sz w:val="19"/>
+          <w:szCs w:val="19"/>
+        </w:rPr>
+        <w:t xml:space="preserve">F05</w:t>
       </w:r>
     </w:p>
     <w:p>
@@ -4379,6 +4379,40 @@
           <w:b/>
           <w:bCs/>
         </w:rPr>
+        <w:t xml:space="preserve">Kaura → Avaru</w:t>
+      </w:r>
+      <w:r>
+        <w:t xml:space="preserve"> — 2.2 km direct, against 6.0 km the long way round  </w:t>
+      </w:r>
+      <w:r>
+        <w:rPr>
+          <w:rFonts w:ascii="Consolas" w:cs="Consolas" w:eastAsia="Consolas" w:hAnsi="Consolas"/>
+          <w:sz w:val="19"/>
+          <w:szCs w:val="19"/>
+        </w:rPr>
+        <w:t xml:space="preserve">R06</w:t>
+      </w:r>
+    </w:p>
+    <w:p>
+      <w:pPr>
+        <w:spacing w:after="40" w:before="20"/>
+        <w:ind w:left="360" w:hanging="360"/>
+      </w:pPr>
+      <w:r>
+        <w:rPr>
+          <w:rFonts w:ascii="Consolas" w:cs="Consolas" w:eastAsia="Consolas" w:hAnsi="Consolas"/>
+          <w:b/>
+          <w:bCs/>
+          <w:sz w:val="19"/>
+          <w:szCs w:val="19"/>
+        </w:rPr>
+        <w:t xml:space="preserve">[ ]  </w:t>
+      </w:r>
+      <w:r>
+        <w:rPr>
+          <w:b/>
+          <w:bCs/>
+        </w:rPr>
         <w:t xml:space="preserve">Dea → Siribu</w:t>
       </w:r>
       <w:r>
@@ -4416,7 +4450,7 @@
           <w:b/>
           <w:bCs/>
         </w:rPr>
-        <w:t xml:space="preserve">15 legs.</w:t>
+        <w:t xml:space="preserve">18 legs.</w:t>
       </w:r>
       <w:r>
         <w:t xml:space="preserve"> Both ends recorded, the direct track not.</w:t>
@@ -4479,7 +4513,7 @@
         <w:t xml:space="preserve">Kawowoki → Avaru</w:t>
       </w:r>
       <w:r>
-        <w:t xml:space="preserve"> — 3.1 km direct, against 32.9 km the long way round  </w:t>
+        <w:t xml:space="preserve"> — 3.1 km direct, against 26.2 km the long way round  </w:t>
       </w:r>
       <w:r>
         <w:rPr>
@@ -4581,7 +4615,7 @@
         <w:t xml:space="preserve">Niniri → Kawowoki</w:t>
       </w:r>
       <w:r>
-        <w:t xml:space="preserve"> — 3.9 km direct, against 15.3 km the long way round  </w:t>
+        <w:t xml:space="preserve"> — 3.9 km direct, against 8.6 km the long way round  </w:t>
       </w:r>
       <w:r>
         <w:rPr>
@@ -4612,18 +4646,18 @@
           <w:b/>
           <w:bCs/>
         </w:rPr>
-        <w:t xml:space="preserve">Toma → Biriri</w:t>
-      </w:r>
-      <w:r>
-        <w:t xml:space="preserve"> — 4.3 km direct, against 31.5 km the long way round  </w:t>
-      </w:r>
-      <w:r>
-        <w:rPr>
-          <w:rFonts w:ascii="Consolas" w:cs="Consolas" w:eastAsia="Consolas" w:hAnsi="Consolas"/>
-          <w:sz w:val="19"/>
-          <w:szCs w:val="19"/>
-        </w:rPr>
-        <w:t xml:space="preserve">F25</w:t>
+        <w:t xml:space="preserve">Bareji → Toma</w:t>
+      </w:r>
+      <w:r>
+        <w:t xml:space="preserve"> — 3.9 km direct  </w:t>
+      </w:r>
+      <w:r>
+        <w:rPr>
+          <w:rFonts w:ascii="Consolas" w:cs="Consolas" w:eastAsia="Consolas" w:hAnsi="Consolas"/>
+          <w:sz w:val="19"/>
+          <w:szCs w:val="19"/>
+        </w:rPr>
+        <w:t xml:space="preserve">F50</w:t>
       </w:r>
     </w:p>
     <w:p>
@@ -4646,18 +4680,18 @@
           <w:b/>
           <w:bCs/>
         </w:rPr>
-        <w:t xml:space="preserve">Avaru → Dareki</w:t>
-      </w:r>
-      <w:r>
-        <w:t xml:space="preserve"> — 5.1 km direct, against 27.1 km the long way round  </w:t>
-      </w:r>
-      <w:r>
-        <w:rPr>
-          <w:rFonts w:ascii="Consolas" w:cs="Consolas" w:eastAsia="Consolas" w:hAnsi="Consolas"/>
-          <w:sz w:val="19"/>
-          <w:szCs w:val="19"/>
-        </w:rPr>
-        <w:t xml:space="preserve">F07</w:t>
+        <w:t xml:space="preserve">Dareki → Kawowoki</w:t>
+      </w:r>
+      <w:r>
+        <w:t xml:space="preserve"> — 4.3 km direct, against 17.6 km the long way round  </w:t>
+      </w:r>
+      <w:r>
+        <w:rPr>
+          <w:rFonts w:ascii="Consolas" w:cs="Consolas" w:eastAsia="Consolas" w:hAnsi="Consolas"/>
+          <w:sz w:val="19"/>
+          <w:szCs w:val="19"/>
+        </w:rPr>
+        <w:t xml:space="preserve">F06</w:t>
       </w:r>
     </w:p>
     <w:p>
@@ -4680,18 +4714,18 @@
           <w:b/>
           <w:bCs/>
         </w:rPr>
-        <w:t xml:space="preserve">Avaru → Sigara</w:t>
-      </w:r>
-      <w:r>
-        <w:t xml:space="preserve"> — 5.8 km direct, against 14.8 km the long way round  </w:t>
-      </w:r>
-      <w:r>
-        <w:rPr>
-          <w:rFonts w:ascii="Consolas" w:cs="Consolas" w:eastAsia="Consolas" w:hAnsi="Consolas"/>
-          <w:sz w:val="19"/>
-          <w:szCs w:val="19"/>
-        </w:rPr>
-        <w:t xml:space="preserve">F03</w:t>
+        <w:t xml:space="preserve">Avaru → Dareki</w:t>
+      </w:r>
+      <w:r>
+        <w:t xml:space="preserve"> — 5.1 km direct, against 27.1 km the long way round  </w:t>
+      </w:r>
+      <w:r>
+        <w:rPr>
+          <w:rFonts w:ascii="Consolas" w:cs="Consolas" w:eastAsia="Consolas" w:hAnsi="Consolas"/>
+          <w:sz w:val="19"/>
+          <w:szCs w:val="19"/>
+        </w:rPr>
+        <w:t xml:space="preserve">F07</w:t>
       </w:r>
     </w:p>
     <w:p>
@@ -4714,18 +4748,18 @@
           <w:b/>
           <w:bCs/>
         </w:rPr>
-        <w:t xml:space="preserve">Dareki → Sigara</w:t>
-      </w:r>
-      <w:r>
-        <w:t xml:space="preserve"> — 6.6 km direct, against 33.6 km the long way round  </w:t>
-      </w:r>
-      <w:r>
-        <w:rPr>
-          <w:rFonts w:ascii="Consolas" w:cs="Consolas" w:eastAsia="Consolas" w:hAnsi="Consolas"/>
-          <w:sz w:val="19"/>
-          <w:szCs w:val="19"/>
-        </w:rPr>
-        <w:t xml:space="preserve">F05</w:t>
+        <w:t xml:space="preserve">Avaru → Sigara</w:t>
+      </w:r>
+      <w:r>
+        <w:t xml:space="preserve"> — 5.8 km direct, against 15.0 km the long way round  </w:t>
+      </w:r>
+      <w:r>
+        <w:rPr>
+          <w:rFonts w:ascii="Consolas" w:cs="Consolas" w:eastAsia="Consolas" w:hAnsi="Consolas"/>
+          <w:sz w:val="19"/>
+          <w:szCs w:val="19"/>
+        </w:rPr>
+        <w:t xml:space="preserve">F03</w:t>
       </w:r>
     </w:p>
     <w:p>
@@ -4748,18 +4782,18 @@
           <w:b/>
           <w:bCs/>
         </w:rPr>
-        <w:t xml:space="preserve">Tahama → Toma</w:t>
-      </w:r>
-      <w:r>
-        <w:t xml:space="preserve"> — 7.1 km direct, against 14.8 km the long way round  </w:t>
-      </w:r>
-      <w:r>
-        <w:rPr>
-          <w:rFonts w:ascii="Consolas" w:cs="Consolas" w:eastAsia="Consolas" w:hAnsi="Consolas"/>
-          <w:sz w:val="19"/>
-          <w:szCs w:val="19"/>
-        </w:rPr>
-        <w:t xml:space="preserve">F02</w:t>
+        <w:t xml:space="preserve">Dareki → Sigara</w:t>
+      </w:r>
+      <w:r>
+        <w:t xml:space="preserve"> — 6.6 km direct, against 33.7 km the long way round  </w:t>
+      </w:r>
+      <w:r>
+        <w:rPr>
+          <w:rFonts w:ascii="Consolas" w:cs="Consolas" w:eastAsia="Consolas" w:hAnsi="Consolas"/>
+          <w:sz w:val="19"/>
+          <w:szCs w:val="19"/>
+        </w:rPr>
+        <w:t xml:space="preserve">F05</w:t>
       </w:r>
     </w:p>
     <w:p>
@@ -4782,18 +4816,18 @@
           <w:b/>
           <w:bCs/>
         </w:rPr>
-        <w:t xml:space="preserve">Sigara → Banderi</w:t>
-      </w:r>
-      <w:r>
-        <w:t xml:space="preserve"> — 8.8 km direct, against 63.0 km the long way round  </w:t>
-      </w:r>
-      <w:r>
-        <w:rPr>
-          <w:rFonts w:ascii="Consolas" w:cs="Consolas" w:eastAsia="Consolas" w:hAnsi="Consolas"/>
-          <w:sz w:val="19"/>
-          <w:szCs w:val="19"/>
-        </w:rPr>
-        <w:t xml:space="preserve">F36</w:t>
+        <w:t xml:space="preserve">Tahama → Toma</w:t>
+      </w:r>
+      <w:r>
+        <w:t xml:space="preserve"> — 7.1 km direct, against 30.2 km the long way round  </w:t>
+      </w:r>
+      <w:r>
+        <w:rPr>
+          <w:rFonts w:ascii="Consolas" w:cs="Consolas" w:eastAsia="Consolas" w:hAnsi="Consolas"/>
+          <w:sz w:val="19"/>
+          <w:szCs w:val="19"/>
+        </w:rPr>
+        <w:t xml:space="preserve">F02</w:t>
       </w:r>
     </w:p>
     <w:p>
@@ -4816,18 +4850,18 @@
           <w:b/>
           <w:bCs/>
         </w:rPr>
-        <w:t xml:space="preserve">Wayei → Umbara</w:t>
-      </w:r>
-      <w:r>
-        <w:t xml:space="preserve"> — 10.2 km direct, against 22.3 km the long way round  </w:t>
-      </w:r>
-      <w:r>
-        <w:rPr>
-          <w:rFonts w:ascii="Consolas" w:cs="Consolas" w:eastAsia="Consolas" w:hAnsi="Consolas"/>
-          <w:sz w:val="19"/>
-          <w:szCs w:val="19"/>
-        </w:rPr>
-        <w:t xml:space="preserve">F31</w:t>
+        <w:t xml:space="preserve">Afore → Toma</w:t>
+      </w:r>
+      <w:r>
+        <w:t xml:space="preserve"> — 7.6 km direct, against 26.0 km the long way round  </w:t>
+      </w:r>
+      <w:r>
+        <w:rPr>
+          <w:rFonts w:ascii="Consolas" w:cs="Consolas" w:eastAsia="Consolas" w:hAnsi="Consolas"/>
+          <w:sz w:val="19"/>
+          <w:szCs w:val="19"/>
+        </w:rPr>
+        <w:t xml:space="preserve">F25</w:t>
       </w:r>
     </w:p>
     <w:p>
@@ -4850,18 +4884,18 @@
           <w:b/>
           <w:bCs/>
         </w:rPr>
-        <w:t xml:space="preserve">Tahama → Serepuna</w:t>
-      </w:r>
-      <w:r>
-        <w:t xml:space="preserve"> — 11.0 km direct, against 23.6 km the long way round  </w:t>
-      </w:r>
-      <w:r>
-        <w:rPr>
-          <w:rFonts w:ascii="Consolas" w:cs="Consolas" w:eastAsia="Consolas" w:hAnsi="Consolas"/>
-          <w:sz w:val="19"/>
-          <w:szCs w:val="19"/>
-        </w:rPr>
-        <w:t xml:space="preserve">F24</w:t>
+        <w:t xml:space="preserve">Sigara → Banderi</w:t>
+      </w:r>
+      <w:r>
+        <w:t xml:space="preserve"> — 8.8 km direct, against 63.2 km the long way round  </w:t>
+      </w:r>
+      <w:r>
+        <w:rPr>
+          <w:rFonts w:ascii="Consolas" w:cs="Consolas" w:eastAsia="Consolas" w:hAnsi="Consolas"/>
+          <w:sz w:val="19"/>
+          <w:szCs w:val="19"/>
+        </w:rPr>
+        <w:t xml:space="preserve">F36</w:t>
       </w:r>
     </w:p>
     <w:p>
@@ -4884,18 +4918,18 @@
           <w:b/>
           <w:bCs/>
         </w:rPr>
-        <w:t xml:space="preserve">Toma → Itokama</w:t>
-      </w:r>
-      <w:r>
-        <w:t xml:space="preserve"> — 14.8 km direct, against 38.0 km the long way round  </w:t>
-      </w:r>
-      <w:r>
-        <w:rPr>
-          <w:rFonts w:ascii="Consolas" w:cs="Consolas" w:eastAsia="Consolas" w:hAnsi="Consolas"/>
-          <w:sz w:val="19"/>
-          <w:szCs w:val="19"/>
-        </w:rPr>
-        <w:t xml:space="preserve">F13</w:t>
+        <w:t xml:space="preserve">Wayei → Umbara</w:t>
+      </w:r>
+      <w:r>
+        <w:t xml:space="preserve"> — 10.2 km direct, against 22.3 km the long way round  </w:t>
+      </w:r>
+      <w:r>
+        <w:rPr>
+          <w:rFonts w:ascii="Consolas" w:cs="Consolas" w:eastAsia="Consolas" w:hAnsi="Consolas"/>
+          <w:sz w:val="19"/>
+          <w:szCs w:val="19"/>
+        </w:rPr>
+        <w:t xml:space="preserve">F31</w:t>
       </w:r>
     </w:p>
     <w:p>
@@ -4918,6 +4952,108 @@
           <w:b/>
           <w:bCs/>
         </w:rPr>
+        <w:t xml:space="preserve">Tahama → Serepuna</w:t>
+      </w:r>
+      <w:r>
+        <w:t xml:space="preserve"> — 11.0 km direct, against 21.2 km the long way round  </w:t>
+      </w:r>
+      <w:r>
+        <w:rPr>
+          <w:rFonts w:ascii="Consolas" w:cs="Consolas" w:eastAsia="Consolas" w:hAnsi="Consolas"/>
+          <w:sz w:val="19"/>
+          <w:szCs w:val="19"/>
+        </w:rPr>
+        <w:t xml:space="preserve">F24</w:t>
+      </w:r>
+    </w:p>
+    <w:p>
+      <w:pPr>
+        <w:spacing w:after="40" w:before="20"/>
+        <w:ind w:left="360" w:hanging="360"/>
+      </w:pPr>
+      <w:r>
+        <w:rPr>
+          <w:rFonts w:ascii="Consolas" w:cs="Consolas" w:eastAsia="Consolas" w:hAnsi="Consolas"/>
+          <w:b/>
+          <w:bCs/>
+          <w:sz w:val="19"/>
+          <w:szCs w:val="19"/>
+        </w:rPr>
+        <w:t xml:space="preserve">[ ]  </w:t>
+      </w:r>
+      <w:r>
+        <w:rPr>
+          <w:b/>
+          <w:bCs/>
+        </w:rPr>
+        <w:t xml:space="preserve">Singata → Gora</w:t>
+      </w:r>
+      <w:r>
+        <w:t xml:space="preserve"> — 14.0 km direct, against 26.1 km the long way round  </w:t>
+      </w:r>
+      <w:r>
+        <w:rPr>
+          <w:rFonts w:ascii="Consolas" w:cs="Consolas" w:eastAsia="Consolas" w:hAnsi="Consolas"/>
+          <w:sz w:val="19"/>
+          <w:szCs w:val="19"/>
+        </w:rPr>
+        <w:t xml:space="preserve">F62</w:t>
+      </w:r>
+    </w:p>
+    <w:p>
+      <w:pPr>
+        <w:spacing w:after="40" w:before="20"/>
+        <w:ind w:left="360" w:hanging="360"/>
+      </w:pPr>
+      <w:r>
+        <w:rPr>
+          <w:rFonts w:ascii="Consolas" w:cs="Consolas" w:eastAsia="Consolas" w:hAnsi="Consolas"/>
+          <w:b/>
+          <w:bCs/>
+          <w:sz w:val="19"/>
+          <w:szCs w:val="19"/>
+        </w:rPr>
+        <w:t xml:space="preserve">[ ]  </w:t>
+      </w:r>
+      <w:r>
+        <w:rPr>
+          <w:b/>
+          <w:bCs/>
+        </w:rPr>
+        <w:t xml:space="preserve">Toma → Itokama</w:t>
+      </w:r>
+      <w:r>
+        <w:t xml:space="preserve"> — 14.8 km direct, against 51.8 km the long way round  </w:t>
+      </w:r>
+      <w:r>
+        <w:rPr>
+          <w:rFonts w:ascii="Consolas" w:cs="Consolas" w:eastAsia="Consolas" w:hAnsi="Consolas"/>
+          <w:sz w:val="19"/>
+          <w:szCs w:val="19"/>
+        </w:rPr>
+        <w:t xml:space="preserve">F13</w:t>
+      </w:r>
+    </w:p>
+    <w:p>
+      <w:pPr>
+        <w:spacing w:after="40" w:before="20"/>
+        <w:ind w:left="360" w:hanging="360"/>
+      </w:pPr>
+      <w:r>
+        <w:rPr>
+          <w:rFonts w:ascii="Consolas" w:cs="Consolas" w:eastAsia="Consolas" w:hAnsi="Consolas"/>
+          <w:b/>
+          <w:bCs/>
+          <w:sz w:val="19"/>
+          <w:szCs w:val="19"/>
+        </w:rPr>
+        <w:t xml:space="preserve">[ ]  </w:t>
+      </w:r>
+      <w:r>
+        <w:rPr>
+          <w:b/>
+          <w:bCs/>
+        </w:rPr>
         <w:t xml:space="preserve">Gora → Popondetta</w:t>
       </w:r>
       <w:r>
@@ -4955,7 +5091,7 @@
           <w:b/>
           <w:bCs/>
         </w:rPr>
-        <w:t xml:space="preserve">15 places</w:t>
+        <w:t xml:space="preserve">14 places</w:t>
       </w:r>
       <w:r>
         <w:t xml:space="preserve">, furthest first. The number is how far the place sits from the nearest recorded line - that is the walk needed to tie it in, not the length of any particular track.</w:t>
@@ -5280,7 +5416,7 @@
               <w:spacing w:after="0" w:before="0"/>
             </w:pPr>
             <w:r>
-              <w:t xml:space="preserve">21.0</w:t>
+              <w:t xml:space="preserve">20.4</w:t>
             </w:r>
           </w:p>
         </w:tc>
@@ -5967,87 +6103,6 @@
             </w:pPr>
             <w:r>
               <w:t xml:space="preserve">OSM village beside Embi. AMBIGUOUS: GeoNames has another Warisota 13 km north and OSM a New Warisota 45 km west - this is the one the route fits</w:t>
-            </w:r>
-          </w:p>
-        </w:tc>
-      </w:tr>
-      <w:tr>
-        <w:trPr>
-          <w:tblHeader w:val="false"/>
-        </w:trPr>
-        <w:tc>
-          <w:tcPr>
-            <w:tcW w:type="dxa" w:w="2256"/>
-            <w:tcMar>
-              <w:top w:type="dxa" w:w="60"/>
-              <w:left w:type="dxa" w:w="110"/>
-              <w:bottom w:type="dxa" w:w="60"/>
-              <w:right w:type="dxa" w:w="110"/>
-            </w:tcMar>
-          </w:tcPr>
-          <w:p>
-            <w:pPr>
-              <w:spacing w:after="0" w:before="0"/>
-            </w:pPr>
-            <w:r>
-              <w:t xml:space="preserve">Singata</w:t>
-            </w:r>
-          </w:p>
-        </w:tc>
-        <w:tc>
-          <w:tcPr>
-            <w:tcW w:type="dxa" w:w="2256"/>
-            <w:tcMar>
-              <w:top w:type="dxa" w:w="60"/>
-              <w:left w:type="dxa" w:w="110"/>
-              <w:bottom w:type="dxa" w:w="60"/>
-              <w:right w:type="dxa" w:w="110"/>
-            </w:tcMar>
-          </w:tcPr>
-          <w:p>
-            <w:pPr>
-              <w:spacing w:after="0" w:before="0"/>
-            </w:pPr>
-            <w:r>
-              <w:t xml:space="preserve">1.1</w:t>
-            </w:r>
-          </w:p>
-        </w:tc>
-        <w:tc>
-          <w:tcPr>
-            <w:tcW w:type="dxa" w:w="2256"/>
-            <w:tcMar>
-              <w:top w:type="dxa" w:w="60"/>
-              <w:left w:type="dxa" w:w="110"/>
-              <w:bottom w:type="dxa" w:w="60"/>
-              <w:right w:type="dxa" w:w="110"/>
-            </w:tcMar>
-          </w:tcPr>
-          <w:p>
-            <w:pPr>
-              <w:spacing w:after="0" w:before="0"/>
-            </w:pPr>
-            <w:r>
-              <w:t xml:space="preserve">F58, F59, F62</w:t>
-            </w:r>
-          </w:p>
-        </w:tc>
-        <w:tc>
-          <w:tcPr>
-            <w:tcW w:type="dxa" w:w="2258"/>
-            <w:tcMar>
-              <w:top w:type="dxa" w:w="60"/>
-              <w:left w:type="dxa" w:w="110"/>
-              <w:bottom w:type="dxa" w:w="60"/>
-              <w:right w:type="dxa" w:w="110"/>
-            </w:tcMar>
-          </w:tcPr>
-          <w:p>
-            <w:pPr>
-              <w:spacing w:after="0" w:before="0"/>
-            </w:pPr>
-            <w:r>
-              <w:t xml:space="preserve"/>
             </w:r>
           </w:p>
         </w:tc>
@@ -6607,7 +6662,7 @@
           <w:b/>
           <w:bCs/>
         </w:rPr>
-        <w:t xml:space="preserve">Singata-Gorobuna-Asafa</w:t>
+        <w:t xml:space="preserve">Bareji-Toma</w:t>
       </w:r>
       <w:r>
         <w:t xml:space="preserve">  </w:t>
@@ -6618,7 +6673,7 @@
           <w:sz w:val="19"/>
           <w:szCs w:val="19"/>
         </w:rPr>
-        <w:t xml:space="preserve">F59</w:t>
+        <w:t xml:space="preserve">F50</w:t>
       </w:r>
     </w:p>
     <w:p>
@@ -6637,7 +6692,35 @@
         <w:t xml:space="preserve">[ ]  </w:t>
       </w:r>
       <w:r>
-        <w:t xml:space="preserve">Singata → Gorobuna — 10.2 km straight</w:t>
+        <w:t xml:space="preserve">Bareji → Toma — 3.9 km straight</w:t>
+      </w:r>
+    </w:p>
+    <w:p>
+      <w:pPr>
+        <w:pStyle w:val="ListParagraph"/>
+        <w:numPr>
+          <w:ilvl w:val="0"/>
+          <w:numId w:val="2"/>
+        </w:numPr>
+        <w:spacing w:after="40" w:before="20"/>
+      </w:pPr>
+      <w:r>
+        <w:rPr>
+          <w:b/>
+          <w:bCs/>
+        </w:rPr>
+        <w:t xml:space="preserve">Singata-Gorobuna-Asafa</w:t>
+      </w:r>
+      <w:r>
+        <w:t xml:space="preserve">  </w:t>
+      </w:r>
+      <w:r>
+        <w:rPr>
+          <w:rFonts w:ascii="Consolas" w:cs="Consolas" w:eastAsia="Consolas" w:hAnsi="Consolas"/>
+          <w:sz w:val="19"/>
+          <w:szCs w:val="19"/>
+        </w:rPr>
+        <w:t xml:space="preserve">F59</w:t>
       </w:r>
     </w:p>
     <w:p>

--- a/outputs/access/MCA_todo.docx
+++ b/outputs/access/MCA_todo.docx
@@ -26,7 +26,7 @@
           <w:sz w:val="20"/>
           <w:szCs w:val="20"/>
         </w:rPr>
-        <w:t xml:space="preserve">Managalas Conservation Area · tracks to walk and points to collect · generated 20 October 2026</w:t>
+        <w:t xml:space="preserve">Managalas Conservation Area — outstanding points</w:t>
       </w:r>
     </w:p>
     <w:p>
